--- a/docs/FOCUS-Lab-elaborat.docx
+++ b/docs/FOCUS-Lab-elaborat.docx
@@ -757,7 +757,7 @@
           <w:sz w:val="22"/>
           <w:szCs w:val="22"/>
         </w:rPr>
-        <w:t xml:space="preserve">[DOCKER-HUB-USERNAME]/focus-lab-backend:latest</w:t>
+        <w:t xml:space="preserve">georgina1/focus-lab-backend:latest</w:t>
       </w:r>
     </w:p>
     <w:p>
@@ -854,7 +854,7 @@
           <w:sz w:val="22"/>
           <w:szCs w:val="22"/>
         </w:rPr>
-        <w:t xml:space="preserve">[DOCKER-HUB-USERNAME]/focus-lab-frontend:latest</w:t>
+        <w:t xml:space="preserve">georgina1/focus-lab-frontend:latest</w:t>
       </w:r>
     </w:p>
     <w:p>
@@ -976,7 +976,7 @@
           <w:sz w:val="22"/>
           <w:szCs w:val="22"/>
         </w:rPr>
-        <w:t xml:space="preserve">https://hub.docker.com/u/[DOCKER-HUB-USERNAME]</w:t>
+        <w:t xml:space="preserve">https://hub.docker.com/u/georgina1</w:t>
       </w:r>
     </w:p>
     <w:p>
@@ -1005,7 +1005,7 @@
           <w:sz w:val="22"/>
           <w:szCs w:val="22"/>
         </w:rPr>
-        <w:t xml:space="preserve">docker pull [DOCKER-HUB-USERNAME]/focus-lab-backend:latest</w:t>
+        <w:t xml:space="preserve">docker pull georgina1/focus-lab-backend:latest</w:t>
       </w:r>
     </w:p>
     <w:p>
@@ -1034,7 +1034,7 @@
           <w:sz w:val="22"/>
           <w:szCs w:val="22"/>
         </w:rPr>
-        <w:t xml:space="preserve">docker pull [DOCKER-HUB-USERNAME]/focus-lab-frontend:latest</w:t>
+        <w:t xml:space="preserve">docker pull georgina1/focus-lab-frontend:latest</w:t>
       </w:r>
     </w:p>
     <w:p>
@@ -4337,7 +4337,7 @@
           <w:sz w:val="22"/>
           <w:szCs w:val="22"/>
         </w:rPr>
-        <w:t xml:space="preserve">https://hub.docker.com/u/[DOCKER-HUB-USERNAME]</w:t>
+        <w:t xml:space="preserve">https://hub.docker.com/u/georgina1</w:t>
       </w:r>
     </w:p>
     <w:p>
@@ -4365,7 +4365,7 @@
           <w:sz w:val="22"/>
           <w:szCs w:val="22"/>
         </w:rPr>
-        <w:t xml:space="preserve">https://hub.docker.com/r/[DOCKER-HUB-USERNAME]/focus-lab-backend</w:t>
+        <w:t xml:space="preserve">https://hub.docker.com/r/georgina1/focus-lab-backend</w:t>
       </w:r>
     </w:p>
     <w:p>
@@ -4393,7 +4393,7 @@
           <w:sz w:val="22"/>
           <w:szCs w:val="22"/>
         </w:rPr>
-        <w:t xml:space="preserve">https://hub.docker.com/r/[DOCKER-HUB-USERNAME]/focus-lab-frontend</w:t>
+        <w:t xml:space="preserve">https://hub.docker.com/r/georgina1/focus-lab-frontend</w:t>
       </w:r>
     </w:p>
     <w:p>

--- a/docs/FOCUS-Lab-elaborat.docx
+++ b/docs/FOCUS-Lab-elaborat.docx
@@ -44,7 +44,7 @@
           <w:sz w:val="28"/>
           <w:szCs w:val="28"/>
         </w:rPr>
-        <w:t xml:space="preserve">FOCUS Lab — контејнеризација со Docker, оркестрација со Docker Compose и CI pipeline со GitHub Actions</w:t>
+        <w:t xml:space="preserve">FOCUS Lab — веб-апликација со Docker, Docker Compose и Kubernetes оркестрација</w:t>
       </w:r>
     </w:p>
     <w:p>
@@ -90,7 +90,7 @@
           <w:sz w:val="22"/>
           <w:szCs w:val="22"/>
         </w:rPr>
-        <w:t xml:space="preserve">[внеси број на индекс]</w:t>
+        <w:t xml:space="preserve">215050</w:t>
       </w:r>
     </w:p>
     <w:p>
@@ -113,7 +113,7 @@
           <w:sz w:val="22"/>
           <w:szCs w:val="22"/>
         </w:rPr>
-        <w:t xml:space="preserve">19.09.2026</w:t>
+        <w:t xml:space="preserve">20.09.2026</w:t>
       </w:r>
     </w:p>
     <w:p>
@@ -163,7 +163,7 @@
           <w:sz w:val="22"/>
           <w:szCs w:val="22"/>
         </w:rPr>
-        <w:t xml:space="preserve">Овој елаборат го покрива делот до и вклучително CI pipeline-от. Kubernetes делот — манифести за Deployment, Service, Ingress и StatefulSet во посебен namespace — е во изработка и се доставува дополнително.</w:t>
+        <w:t xml:space="preserve">Kubernetes делот го покрива истото решение на ниво на кластер: Deployment со ConfigMap и Secret, Service, Ingress и StatefulSet за базата, сите во посебен namespace.</w:t>
       </w:r>
     </w:p>
     <w:p>
@@ -346,7 +346,7 @@
           <w:sz w:val="22"/>
           <w:szCs w:val="22"/>
         </w:rPr>
-        <w:t xml:space="preserve">Docker, Docker Compose, Docker Hub, Kubernetes (во изработка)</w:t>
+        <w:t xml:space="preserve">Docker, Docker Compose, Docker Hub, Kubernetes, ingress-nginx</w:t>
       </w:r>
     </w:p>
     <w:p>
@@ -375,6 +375,34 @@
           <w:szCs w:val="22"/>
         </w:rPr>
         <w:t xml:space="preserve">GitHub Actions</w:t>
+      </w:r>
+    </w:p>
+    <w:p>
+      <w:pPr>
+        <w:pStyle w:val="ListParagraph"/>
+        <w:numPr>
+          <w:ilvl w:val="0"/>
+          <w:numId w:val="2"/>
+        </w:numPr>
+        <w:spacing w:after="60" w:line="300"/>
+      </w:pPr>
+      <w:r>
+        <w:rPr>
+          <w:b/>
+          <w:bCs/>
+          <w:sz w:val="22"/>
+          <w:szCs w:val="22"/>
+        </w:rPr>
+        <w:t xml:space="preserve">K8s компоненти: </w:t>
+      </w:r>
+      <w:r>
+        <w:rPr>
+          <w:b w:val="false"/>
+          <w:bCs w:val="false"/>
+          <w:sz w:val="22"/>
+          <w:szCs w:val="22"/>
+        </w:rPr>
+        <w:t xml:space="preserve">Namespace, ConfigMap, Secret, StatefulSet, Deployment, Service, Ingress, PersistentVolumeClaim</w:t>
       </w:r>
     </w:p>
     <w:p>
@@ -1056,1911 +1084,13 @@
     </w:p>
     <w:p>
       <w:pPr>
-        <w:pStyle w:val="Heading1"/>
-        <w:spacing w:after="160" w:before="360"/>
-      </w:pPr>
-      <w:r>
-        <w:t xml:space="preserve">Docker Compose оркестрација</w:t>
-      </w:r>
-    </w:p>
-    <w:p>
-      <w:pPr>
-        <w:spacing w:after="140" w:line="300"/>
-      </w:pPr>
-      <w:r>
-        <w:rPr>
-          <w:sz w:val="22"/>
-          <w:szCs w:val="22"/>
-        </w:rPr>
-        <w:t xml:space="preserve">Фајлот docker-compose.yml ги опишува трите сервиси:</w:t>
-      </w:r>
-    </w:p>
-    <w:p>
-      <w:pPr>
-        <w:spacing w:after="160"/>
-      </w:pPr>
-    </w:p>
-    <w:tbl>
-      <w:tblPr>
-        <w:tblW w:type="dxa" w:w="9360"/>
-        <w:tblBorders>
-          <w:top w:val="single" w:color="auto" w:sz="4"/>
-          <w:left w:val="single" w:color="auto" w:sz="4"/>
-          <w:bottom w:val="single" w:color="auto" w:sz="4"/>
-          <w:right w:val="single" w:color="auto" w:sz="4"/>
-          <w:insideH w:val="single" w:color="auto" w:sz="4"/>
-          <w:insideV w:val="single" w:color="auto" w:sz="4"/>
-        </w:tblBorders>
-      </w:tblPr>
-      <w:tblGrid>
-        <w:gridCol w:w="1700"/>
-        <w:gridCol w:w="2100"/>
-        <w:gridCol w:w="1500"/>
-        <w:gridCol w:w="4060"/>
-      </w:tblGrid>
-      <w:tr>
-        <w:trPr>
-          <w:cantSplit/>
-          <w:tblHeader/>
-        </w:trPr>
-        <w:tc>
-          <w:tcPr>
-            <w:tcW w:type="dxa" w:w="1700"/>
-            <w:shd w:fill="EDEDF0" w:val="clear"/>
-            <w:tcMar>
-              <w:top w:type="dxa" w:w="80"/>
-              <w:left w:type="dxa" w:w="120"/>
-              <w:bottom w:type="dxa" w:w="80"/>
-              <w:right w:type="dxa" w:w="120"/>
-            </w:tcMar>
-          </w:tcPr>
-          <w:p>
-            <w:pPr>
-              <w:spacing w:after="0"/>
-            </w:pPr>
-            <w:r>
-              <w:rPr>
-                <w:b/>
-                <w:bCs/>
-                <w:sz w:val="20"/>
-                <w:szCs w:val="20"/>
-              </w:rPr>
-              <w:t xml:space="preserve">Сервис</w:t>
-            </w:r>
-          </w:p>
-        </w:tc>
-        <w:tc>
-          <w:tcPr>
-            <w:tcW w:type="dxa" w:w="2100"/>
-            <w:shd w:fill="EDEDF0" w:val="clear"/>
-            <w:tcMar>
-              <w:top w:type="dxa" w:w="80"/>
-              <w:left w:type="dxa" w:w="120"/>
-              <w:bottom w:type="dxa" w:w="80"/>
-              <w:right w:type="dxa" w:w="120"/>
-            </w:tcMar>
-          </w:tcPr>
-          <w:p>
-            <w:pPr>
-              <w:spacing w:after="0"/>
-            </w:pPr>
-            <w:r>
-              <w:rPr>
-                <w:b/>
-                <w:bCs/>
-                <w:sz w:val="20"/>
-                <w:szCs w:val="20"/>
-              </w:rPr>
-              <w:t xml:space="preserve">Имиџ</w:t>
-            </w:r>
-          </w:p>
-        </w:tc>
-        <w:tc>
-          <w:tcPr>
-            <w:tcW w:type="dxa" w:w="1500"/>
-            <w:shd w:fill="EDEDF0" w:val="clear"/>
-            <w:tcMar>
-              <w:top w:type="dxa" w:w="80"/>
-              <w:left w:type="dxa" w:w="120"/>
-              <w:bottom w:type="dxa" w:w="80"/>
-              <w:right w:type="dxa" w:w="120"/>
-            </w:tcMar>
-          </w:tcPr>
-          <w:p>
-            <w:pPr>
-              <w:spacing w:after="0"/>
-            </w:pPr>
-            <w:r>
-              <w:rPr>
-                <w:b/>
-                <w:bCs/>
-                <w:sz w:val="20"/>
-                <w:szCs w:val="20"/>
-              </w:rPr>
-              <w:t xml:space="preserve">Порт</w:t>
-            </w:r>
-          </w:p>
-        </w:tc>
-        <w:tc>
-          <w:tcPr>
-            <w:tcW w:type="dxa" w:w="4060"/>
-            <w:shd w:fill="EDEDF0" w:val="clear"/>
-            <w:tcMar>
-              <w:top w:type="dxa" w:w="80"/>
-              <w:left w:type="dxa" w:w="120"/>
-              <w:bottom w:type="dxa" w:w="80"/>
-              <w:right w:type="dxa" w:w="120"/>
-            </w:tcMar>
-          </w:tcPr>
-          <w:p>
-            <w:pPr>
-              <w:spacing w:after="0"/>
-            </w:pPr>
-            <w:r>
-              <w:rPr>
-                <w:b/>
-                <w:bCs/>
-                <w:sz w:val="20"/>
-                <w:szCs w:val="20"/>
-              </w:rPr>
-              <w:t xml:space="preserve">Забелешка</w:t>
-            </w:r>
-          </w:p>
-        </w:tc>
-      </w:tr>
-      <w:tr>
-        <w:trPr>
-          <w:cantSplit/>
-          <w:tblHeader w:val="false"/>
-        </w:trPr>
-        <w:tc>
-          <w:tcPr>
-            <w:tcW w:type="dxa" w:w="1700"/>
-            <w:tcMar>
-              <w:top w:type="dxa" w:w="80"/>
-              <w:left w:type="dxa" w:w="120"/>
-              <w:bottom w:type="dxa" w:w="80"/>
-              <w:right w:type="dxa" w:w="120"/>
-            </w:tcMar>
-          </w:tcPr>
-          <w:p>
-            <w:pPr>
-              <w:spacing w:after="0"/>
-            </w:pPr>
-            <w:r>
-              <w:rPr>
-                <w:rFonts w:ascii="Consolas" w:cs="Consolas" w:eastAsia="Consolas" w:hAnsi="Consolas"/>
-                <w:b w:val="false"/>
-                <w:bCs w:val="false"/>
-                <w:sz w:val="20"/>
-                <w:szCs w:val="20"/>
-              </w:rPr>
-              <w:t xml:space="preserve">db</w:t>
-            </w:r>
-          </w:p>
-        </w:tc>
-        <w:tc>
-          <w:tcPr>
-            <w:tcW w:type="dxa" w:w="2100"/>
-            <w:tcMar>
-              <w:top w:type="dxa" w:w="80"/>
-              <w:left w:type="dxa" w:w="120"/>
-              <w:bottom w:type="dxa" w:w="80"/>
-              <w:right w:type="dxa" w:w="120"/>
-            </w:tcMar>
-          </w:tcPr>
-          <w:p>
-            <w:pPr>
-              <w:spacing w:after="0"/>
-            </w:pPr>
-            <w:r>
-              <w:rPr>
-                <w:rFonts w:ascii="Consolas" w:cs="Consolas" w:eastAsia="Consolas" w:hAnsi="Consolas"/>
-                <w:b w:val="false"/>
-                <w:bCs w:val="false"/>
-                <w:sz w:val="20"/>
-                <w:szCs w:val="20"/>
-              </w:rPr>
-              <w:t xml:space="preserve">postgres:16-alpine</w:t>
-            </w:r>
-          </w:p>
-        </w:tc>
-        <w:tc>
-          <w:tcPr>
-            <w:tcW w:type="dxa" w:w="1500"/>
-            <w:tcMar>
-              <w:top w:type="dxa" w:w="80"/>
-              <w:left w:type="dxa" w:w="120"/>
-              <w:bottom w:type="dxa" w:w="80"/>
-              <w:right w:type="dxa" w:w="120"/>
-            </w:tcMar>
-          </w:tcPr>
-          <w:p>
-            <w:pPr>
-              <w:spacing w:after="0"/>
-            </w:pPr>
-            <w:r>
-              <w:rPr>
-                <w:rFonts w:ascii="Consolas" w:cs="Consolas" w:eastAsia="Consolas" w:hAnsi="Consolas"/>
-                <w:b w:val="false"/>
-                <w:bCs w:val="false"/>
-                <w:sz w:val="20"/>
-                <w:szCs w:val="20"/>
-              </w:rPr>
-              <w:t xml:space="preserve">5432</w:t>
-            </w:r>
-          </w:p>
-        </w:tc>
-        <w:tc>
-          <w:tcPr>
-            <w:tcW w:type="dxa" w:w="4060"/>
-            <w:tcMar>
-              <w:top w:type="dxa" w:w="80"/>
-              <w:left w:type="dxa" w:w="120"/>
-              <w:bottom w:type="dxa" w:w="80"/>
-              <w:right w:type="dxa" w:w="120"/>
-            </w:tcMar>
-          </w:tcPr>
-          <w:p>
-            <w:pPr>
-              <w:spacing w:after="0"/>
-            </w:pPr>
-            <w:r>
-              <w:rPr>
-                <w:b w:val="false"/>
-                <w:bCs w:val="false"/>
-                <w:sz w:val="20"/>
-                <w:szCs w:val="20"/>
-              </w:rPr>
-              <w:t xml:space="preserve">volume focuslab_db_data за трајно чување; healthcheck со pg_isready</w:t>
-            </w:r>
-          </w:p>
-        </w:tc>
-      </w:tr>
-      <w:tr>
-        <w:trPr>
-          <w:cantSplit/>
-          <w:tblHeader w:val="false"/>
-        </w:trPr>
-        <w:tc>
-          <w:tcPr>
-            <w:tcW w:type="dxa" w:w="1700"/>
-            <w:tcMar>
-              <w:top w:type="dxa" w:w="80"/>
-              <w:left w:type="dxa" w:w="120"/>
-              <w:bottom w:type="dxa" w:w="80"/>
-              <w:right w:type="dxa" w:w="120"/>
-            </w:tcMar>
-          </w:tcPr>
-          <w:p>
-            <w:pPr>
-              <w:spacing w:after="0"/>
-            </w:pPr>
-            <w:r>
-              <w:rPr>
-                <w:rFonts w:ascii="Consolas" w:cs="Consolas" w:eastAsia="Consolas" w:hAnsi="Consolas"/>
-                <w:b w:val="false"/>
-                <w:bCs w:val="false"/>
-                <w:sz w:val="20"/>
-                <w:szCs w:val="20"/>
-              </w:rPr>
-              <w:t xml:space="preserve">backend</w:t>
-            </w:r>
-          </w:p>
-        </w:tc>
-        <w:tc>
-          <w:tcPr>
-            <w:tcW w:type="dxa" w:w="2100"/>
-            <w:tcMar>
-              <w:top w:type="dxa" w:w="80"/>
-              <w:left w:type="dxa" w:w="120"/>
-              <w:bottom w:type="dxa" w:w="80"/>
-              <w:right w:type="dxa" w:w="120"/>
-            </w:tcMar>
-          </w:tcPr>
-          <w:p>
-            <w:pPr>
-              <w:spacing w:after="0"/>
-            </w:pPr>
-            <w:r>
-              <w:rPr>
-                <w:b w:val="false"/>
-                <w:bCs w:val="false"/>
-                <w:sz w:val="20"/>
-                <w:szCs w:val="20"/>
-              </w:rPr>
-              <w:t xml:space="preserve">се гради од ./backend</w:t>
-            </w:r>
-          </w:p>
-        </w:tc>
-        <w:tc>
-          <w:tcPr>
-            <w:tcW w:type="dxa" w:w="1500"/>
-            <w:tcMar>
-              <w:top w:type="dxa" w:w="80"/>
-              <w:left w:type="dxa" w:w="120"/>
-              <w:bottom w:type="dxa" w:w="80"/>
-              <w:right w:type="dxa" w:w="120"/>
-            </w:tcMar>
-          </w:tcPr>
-          <w:p>
-            <w:pPr>
-              <w:spacing w:after="0"/>
-            </w:pPr>
-            <w:r>
-              <w:rPr>
-                <w:rFonts w:ascii="Consolas" w:cs="Consolas" w:eastAsia="Consolas" w:hAnsi="Consolas"/>
-                <w:b w:val="false"/>
-                <w:bCs w:val="false"/>
-                <w:sz w:val="20"/>
-                <w:szCs w:val="20"/>
-              </w:rPr>
-              <w:t xml:space="preserve">8080</w:t>
-            </w:r>
-          </w:p>
-        </w:tc>
-        <w:tc>
-          <w:tcPr>
-            <w:tcW w:type="dxa" w:w="4060"/>
-            <w:tcMar>
-              <w:top w:type="dxa" w:w="80"/>
-              <w:left w:type="dxa" w:w="120"/>
-              <w:bottom w:type="dxa" w:w="80"/>
-              <w:right w:type="dxa" w:w="120"/>
-            </w:tcMar>
-          </w:tcPr>
-          <w:p>
-            <w:pPr>
-              <w:spacing w:after="0"/>
-            </w:pPr>
-            <w:r>
-              <w:rPr>
-                <w:b w:val="false"/>
-                <w:bCs w:val="false"/>
-                <w:sz w:val="20"/>
-                <w:szCs w:val="20"/>
-              </w:rPr>
-              <w:t xml:space="preserve">стартува дури кога базата е healthy; HEALTHCHECK во имиџот</w:t>
-            </w:r>
-          </w:p>
-        </w:tc>
-      </w:tr>
-      <w:tr>
-        <w:trPr>
-          <w:cantSplit/>
-          <w:tblHeader w:val="false"/>
-        </w:trPr>
-        <w:tc>
-          <w:tcPr>
-            <w:tcW w:type="dxa" w:w="1700"/>
-            <w:tcMar>
-              <w:top w:type="dxa" w:w="80"/>
-              <w:left w:type="dxa" w:w="120"/>
-              <w:bottom w:type="dxa" w:w="80"/>
-              <w:right w:type="dxa" w:w="120"/>
-            </w:tcMar>
-          </w:tcPr>
-          <w:p>
-            <w:pPr>
-              <w:spacing w:after="0"/>
-            </w:pPr>
-            <w:r>
-              <w:rPr>
-                <w:rFonts w:ascii="Consolas" w:cs="Consolas" w:eastAsia="Consolas" w:hAnsi="Consolas"/>
-                <w:b w:val="false"/>
-                <w:bCs w:val="false"/>
-                <w:sz w:val="20"/>
-                <w:szCs w:val="20"/>
-              </w:rPr>
-              <w:t xml:space="preserve">frontend</w:t>
-            </w:r>
-          </w:p>
-        </w:tc>
-        <w:tc>
-          <w:tcPr>
-            <w:tcW w:type="dxa" w:w="2100"/>
-            <w:tcMar>
-              <w:top w:type="dxa" w:w="80"/>
-              <w:left w:type="dxa" w:w="120"/>
-              <w:bottom w:type="dxa" w:w="80"/>
-              <w:right w:type="dxa" w:w="120"/>
-            </w:tcMar>
-          </w:tcPr>
-          <w:p>
-            <w:pPr>
-              <w:spacing w:after="0"/>
-            </w:pPr>
-            <w:r>
-              <w:rPr>
-                <w:b w:val="false"/>
-                <w:bCs w:val="false"/>
-                <w:sz w:val="20"/>
-                <w:szCs w:val="20"/>
-              </w:rPr>
-              <w:t xml:space="preserve">се гради од ./frontend</w:t>
-            </w:r>
-          </w:p>
-        </w:tc>
-        <w:tc>
-          <w:tcPr>
-            <w:tcW w:type="dxa" w:w="1500"/>
-            <w:tcMar>
-              <w:top w:type="dxa" w:w="80"/>
-              <w:left w:type="dxa" w:w="120"/>
-              <w:bottom w:type="dxa" w:w="80"/>
-              <w:right w:type="dxa" w:w="120"/>
-            </w:tcMar>
-          </w:tcPr>
-          <w:p>
-            <w:pPr>
-              <w:spacing w:after="0"/>
-            </w:pPr>
-            <w:r>
-              <w:rPr>
-                <w:b w:val="false"/>
-                <w:bCs w:val="false"/>
-                <w:sz w:val="20"/>
-                <w:szCs w:val="20"/>
-              </w:rPr>
-              <w:t xml:space="preserve">5173 → 80</w:t>
-            </w:r>
-          </w:p>
-        </w:tc>
-        <w:tc>
-          <w:tcPr>
-            <w:tcW w:type="dxa" w:w="4060"/>
-            <w:tcMar>
-              <w:top w:type="dxa" w:w="80"/>
-              <w:left w:type="dxa" w:w="120"/>
-              <w:bottom w:type="dxa" w:w="80"/>
-              <w:right w:type="dxa" w:w="120"/>
-            </w:tcMar>
-          </w:tcPr>
-          <w:p>
-            <w:pPr>
-              <w:spacing w:after="0"/>
-            </w:pPr>
-            <w:r>
-              <w:rPr>
-                <w:b w:val="false"/>
-                <w:bCs w:val="false"/>
-                <w:sz w:val="20"/>
-                <w:szCs w:val="20"/>
-              </w:rPr>
-              <w:t xml:space="preserve">стартува дури кога бекендот е healthy</w:t>
-            </w:r>
-          </w:p>
-        </w:tc>
-      </w:tr>
-    </w:tbl>
-    <w:p>
-      <w:pPr>
-        <w:spacing w:after="160"/>
-      </w:pPr>
-    </w:p>
-    <w:p>
-      <w:pPr>
-        <w:pStyle w:val="Heading2"/>
-        <w:spacing w:after="120" w:before="240"/>
-      </w:pPr>
-      <w:r>
-        <w:t xml:space="preserve">Зависности при стартување</w:t>
-      </w:r>
-    </w:p>
-    <w:p>
-      <w:pPr>
-        <w:spacing w:after="140" w:line="300"/>
-      </w:pPr>
-      <w:r>
-        <w:rPr>
-          <w:sz w:val="22"/>
-          <w:szCs w:val="22"/>
-        </w:rPr>
-        <w:t xml:space="preserve">Сервисите не се стартуваат едновремено. Со depends_on и condition: service_healthy, бекендот чека базата да одговори на pg_isready, а фронтендот чека бекендот да врати 200 на /api/health. Без тоа бекендот би пробал да се поврзе на база што уште не прима врски и би паднал при првото стартување.</w:t>
-      </w:r>
-    </w:p>
-    <w:p>
-      <w:pPr>
-        <w:pStyle w:val="Heading2"/>
-        <w:spacing w:after="120" w:before="240"/>
-      </w:pPr>
-      <w:r>
-        <w:t xml:space="preserve">Конфигурација и тајни</w:t>
-      </w:r>
-    </w:p>
-    <w:p>
-      <w:pPr>
-        <w:spacing w:after="140" w:line="300"/>
-      </w:pPr>
-      <w:r>
-        <w:rPr>
-          <w:sz w:val="22"/>
-          <w:szCs w:val="22"/>
-        </w:rPr>
-        <w:t xml:space="preserve">Вредностите доаѓаат од .env фајл, со стандардни вредности за развој запишани во самиот compose фајл преку ${VAR:-default}. Двете тајни — JWT_SECRET и ADMIN_PASSWORD — се зададени како ${VAR:?порака}, што значи дека docker compose одбива да стартува ако не се поставени, наместо да го подигне системот со вредност од репото.</w:t>
-      </w:r>
-    </w:p>
-    <w:p>
-      <w:pPr>
-        <w:spacing w:after="140" w:line="300"/>
-      </w:pPr>
-      <w:r>
-        <w:rPr>
-          <w:sz w:val="22"/>
-          <w:szCs w:val="22"/>
-        </w:rPr>
-        <w:t xml:space="preserve">Дополнително, самата апликација има класа SecretsGuard што при стартување одбива да продолжи ако тајната за токените е онаа од репото, ако е под 32 знаци, или ако лозинката на администраторот е една од познатите почетни вредности.</w:t>
-      </w:r>
-    </w:p>
-    <w:p>
-      <w:pPr>
-        <w:pStyle w:val="Heading2"/>
-        <w:spacing w:after="120" w:before="240"/>
-      </w:pPr>
-      <w:r>
-        <w:t xml:space="preserve">Команди</w:t>
-      </w:r>
-    </w:p>
-    <w:p>
-      <w:pPr>
-        <w:shd w:fill="F4F4F5" w:val="clear"/>
-        <w:spacing w:after="0" w:before="40"/>
-        <w:ind w:left="200"/>
-      </w:pPr>
-      <w:r>
-        <w:rPr>
-          <w:rFonts w:ascii="Consolas" w:cs="Consolas" w:eastAsia="Consolas" w:hAnsi="Consolas"/>
-          <w:sz w:val="19"/>
-          <w:szCs w:val="19"/>
-        </w:rPr>
-        <w:t xml:space="preserve">cp .env.example .env      # пополни JWT_SECRET и ADMIN_PASSWORD</w:t>
-      </w:r>
-    </w:p>
-    <w:p>
-      <w:pPr>
-        <w:shd w:fill="F4F4F5" w:val="clear"/>
-        <w:spacing w:after="0" w:before="0"/>
-        <w:ind w:left="200"/>
-      </w:pPr>
-      <w:r>
-        <w:rPr>
-          <w:rFonts w:ascii="Consolas" w:cs="Consolas" w:eastAsia="Consolas" w:hAnsi="Consolas"/>
-          <w:sz w:val="19"/>
-          <w:szCs w:val="19"/>
-        </w:rPr>
-        <w:t xml:space="preserve">docker compose up --build</w:t>
-      </w:r>
-    </w:p>
-    <w:p>
-      <w:pPr>
-        <w:shd w:fill="F4F4F5" w:val="clear"/>
-        <w:spacing w:after="0" w:before="0"/>
-        <w:ind w:left="200"/>
-      </w:pPr>
-      <w:r>
-        <w:rPr>
-          <w:rFonts w:ascii="Consolas" w:cs="Consolas" w:eastAsia="Consolas" w:hAnsi="Consolas"/>
-          <w:sz w:val="19"/>
-          <w:szCs w:val="19"/>
-        </w:rPr>
-        <w:t xml:space="preserve"> </w:t>
-      </w:r>
-    </w:p>
-    <w:p>
-      <w:pPr>
-        <w:shd w:fill="F4F4F5" w:val="clear"/>
-        <w:spacing w:after="0" w:before="0"/>
-        <w:ind w:left="200"/>
-      </w:pPr>
-      <w:r>
-        <w:rPr>
-          <w:rFonts w:ascii="Consolas" w:cs="Consolas" w:eastAsia="Consolas" w:hAnsi="Consolas"/>
-          <w:sz w:val="19"/>
-          <w:szCs w:val="19"/>
-        </w:rPr>
-        <w:t xml:space="preserve">docker compose ps         # состојба и здравје на трите сервиси</w:t>
-      </w:r>
-    </w:p>
-    <w:p>
-      <w:pPr>
-        <w:shd w:fill="F4F4F5" w:val="clear"/>
-        <w:spacing w:after="0" w:before="0"/>
-        <w:ind w:left="200"/>
-      </w:pPr>
-      <w:r>
-        <w:rPr>
-          <w:rFonts w:ascii="Consolas" w:cs="Consolas" w:eastAsia="Consolas" w:hAnsi="Consolas"/>
-          <w:sz w:val="19"/>
-          <w:szCs w:val="19"/>
-        </w:rPr>
-        <w:t xml:space="preserve">docker compose logs -f backend</w:t>
-      </w:r>
-    </w:p>
-    <w:p>
-      <w:pPr>
-        <w:shd w:fill="F4F4F5" w:val="clear"/>
-        <w:spacing w:after="160" w:before="0"/>
-        <w:ind w:left="200"/>
-      </w:pPr>
-      <w:r>
-        <w:rPr>
-          <w:rFonts w:ascii="Consolas" w:cs="Consolas" w:eastAsia="Consolas" w:hAnsi="Consolas"/>
-          <w:sz w:val="19"/>
-          <w:szCs w:val="19"/>
-        </w:rPr>
-        <w:t xml:space="preserve">docker compose down       # без -v: податоците во базата остануваат</w:t>
-      </w:r>
-    </w:p>
-    <w:p>
-      <w:pPr>
-        <w:spacing w:after="140" w:line="300"/>
-      </w:pPr>
-      <w:r>
-        <w:rPr>
-          <w:sz w:val="22"/>
-          <w:szCs w:val="22"/>
-        </w:rPr>
-        <w:t xml:space="preserve">Апликацијата потоа е достапна на http://localhost:5173.</w:t>
-      </w:r>
-    </w:p>
-    <w:p>
-      <w:pPr>
-        <w:pStyle w:val="Heading1"/>
-        <w:spacing w:after="160" w:before="360"/>
-      </w:pPr>
-      <w:r>
-        <w:t xml:space="preserve">CI pipeline со GitHub Actions</w:t>
-      </w:r>
-    </w:p>
-    <w:p>
-      <w:pPr>
-        <w:spacing w:after="140" w:line="300"/>
-      </w:pPr>
-      <w:r>
-        <w:rPr>
-          <w:sz w:val="22"/>
-          <w:szCs w:val="22"/>
-        </w:rPr>
-        <w:t xml:space="preserve">Како CI платформа е избран GitHub Actions, бидејќи кодот е веќе на GitHub и не бара одделен сервер. Pipeline-от е дефиниран во .github/workflows/ci.yml и се состои од два job-а.</w:t>
-      </w:r>
-    </w:p>
-    <w:p>
-      <w:pPr>
-        <w:pStyle w:val="Heading2"/>
-        <w:spacing w:after="120" w:before="240"/>
-      </w:pPr>
-      <w:r>
-        <w:t xml:space="preserve">Job 1 — Тестови</w:t>
-      </w:r>
-    </w:p>
-    <w:p>
-      <w:pPr>
-        <w:pStyle w:val="ListParagraph"/>
-        <w:numPr>
-          <w:ilvl w:val="0"/>
-          <w:numId w:val="2"/>
-        </w:numPr>
-        <w:spacing w:after="60" w:line="300"/>
-      </w:pPr>
-      <w:r>
-        <w:rPr>
-          <w:sz w:val="22"/>
-          <w:szCs w:val="22"/>
-        </w:rPr>
-        <w:t xml:space="preserve">Го презема кодот и подготвува Java 21 и Node 20, со кеш за Maven и npm.</w:t>
-      </w:r>
-    </w:p>
-    <w:p>
-      <w:pPr>
-        <w:pStyle w:val="ListParagraph"/>
-        <w:numPr>
-          <w:ilvl w:val="0"/>
-          <w:numId w:val="2"/>
-        </w:numPr>
-        <w:spacing w:after="60" w:line="300"/>
-      </w:pPr>
-      <w:r>
-        <w:rPr>
-          <w:sz w:val="22"/>
-          <w:szCs w:val="22"/>
-        </w:rPr>
-        <w:t xml:space="preserve">Пушта mvn test — 130 unit теста за правата на пристап, токените, ограничувањето на најави и деловните правила.</w:t>
-      </w:r>
-    </w:p>
-    <w:p>
-      <w:pPr>
-        <w:pStyle w:val="ListParagraph"/>
-        <w:numPr>
-          <w:ilvl w:val="0"/>
-          <w:numId w:val="2"/>
-        </w:numPr>
-        <w:spacing w:after="60" w:line="300"/>
-      </w:pPr>
-      <w:r>
-        <w:rPr>
-          <w:sz w:val="22"/>
-          <w:szCs w:val="22"/>
-        </w:rPr>
-        <w:t xml:space="preserve">Пушта npx tsc --noEmit за проверка на типовите и npm run build за да потврди дека фронтендот се гради.</w:t>
-      </w:r>
-    </w:p>
-    <w:p>
-      <w:pPr>
-        <w:pStyle w:val="Heading2"/>
-        <w:spacing w:after="120" w:before="240"/>
-      </w:pPr>
-      <w:r>
-        <w:t xml:space="preserve">Job 2 — Имиџи</w:t>
-      </w:r>
-    </w:p>
-    <w:p>
-      <w:pPr>
-        <w:pStyle w:val="ListParagraph"/>
-        <w:numPr>
-          <w:ilvl w:val="0"/>
-          <w:numId w:val="2"/>
-        </w:numPr>
-        <w:spacing w:after="60" w:line="300"/>
-      </w:pPr>
-      <w:r>
-        <w:rPr>
-          <w:sz w:val="22"/>
-          <w:szCs w:val="22"/>
-        </w:rPr>
-        <w:t xml:space="preserve">Се извршува само ако job-от со тестовите поминал (needs: test) и само на push кон main. Pull request се тестира, но не објавува имиџ.</w:t>
-      </w:r>
-    </w:p>
-    <w:p>
-      <w:pPr>
-        <w:pStyle w:val="ListParagraph"/>
-        <w:numPr>
-          <w:ilvl w:val="0"/>
-          <w:numId w:val="2"/>
-        </w:numPr>
-        <w:spacing w:after="60" w:line="300"/>
-      </w:pPr>
-      <w:r>
-        <w:rPr>
-          <w:sz w:val="22"/>
-          <w:szCs w:val="22"/>
-        </w:rPr>
-        <w:t xml:space="preserve">Матрица со две вредности — backend и frontend — па двата имиџа се градат паралелно, секој од својот директориум.</w:t>
-      </w:r>
-    </w:p>
-    <w:p>
-      <w:pPr>
-        <w:pStyle w:val="ListParagraph"/>
-        <w:numPr>
-          <w:ilvl w:val="0"/>
-          <w:numId w:val="2"/>
-        </w:numPr>
-        <w:spacing w:after="60" w:line="300"/>
-      </w:pPr>
-      <w:r>
-        <w:rPr>
-          <w:sz w:val="22"/>
-          <w:szCs w:val="22"/>
-        </w:rPr>
-        <w:t xml:space="preserve">Се најавува на Docker Hub, гради со Buildx и праќа две ознаки по имиџ: latest за последната состојба на main и sha-xxxxxxx за точниот комит, за да може да се врати конкретна верзија.</w:t>
-      </w:r>
-    </w:p>
-    <w:p>
-      <w:pPr>
-        <w:pStyle w:val="ListParagraph"/>
-        <w:numPr>
-          <w:ilvl w:val="0"/>
-          <w:numId w:val="2"/>
-        </w:numPr>
-        <w:spacing w:after="60" w:line="300"/>
-      </w:pPr>
-      <w:r>
-        <w:rPr>
-          <w:sz w:val="22"/>
-          <w:szCs w:val="22"/>
-        </w:rPr>
-        <w:t xml:space="preserve">Го користи кешот на GitHub Actions меѓу пуштањата, за да не се симнуваат Maven и npm зависностите одново при секој push.</w:t>
-      </w:r>
-    </w:p>
-    <w:p>
-      <w:pPr>
-        <w:pStyle w:val="Heading2"/>
-        <w:spacing w:after="120" w:before="240"/>
-      </w:pPr>
-      <w:r>
-        <w:t xml:space="preserve">Редот е намерен</w:t>
-      </w:r>
-    </w:p>
-    <w:p>
-      <w:pPr>
-        <w:spacing w:after="140" w:line="300"/>
-      </w:pPr>
-      <w:r>
-        <w:rPr>
-          <w:sz w:val="22"/>
-          <w:szCs w:val="22"/>
-        </w:rPr>
-        <w:t xml:space="preserve">Тестовите одат пред градењето на имиџите, а не паралелно со нив. Нема смисла да се објавува имиџ што не поминал тест — ако тестовите паднат, на Docker Hub не оди ништо и latest останува на последната состојба што работела.</w:t>
-      </w:r>
-    </w:p>
-    <w:p>
-      <w:pPr>
-        <w:pStyle w:val="Heading2"/>
-        <w:spacing w:after="120" w:before="240"/>
-      </w:pPr>
-      <w:r>
-        <w:t xml:space="preserve">Подготовка</w:t>
-      </w:r>
-    </w:p>
-    <w:p>
-      <w:pPr>
-        <w:spacing w:after="140" w:line="300"/>
-      </w:pPr>
-      <w:r>
-        <w:rPr>
-          <w:sz w:val="22"/>
-          <w:szCs w:val="22"/>
-        </w:rPr>
-        <w:t xml:space="preserve">Pipeline-от бара две работи поставени во репото, на Settings → Secrets and variables → Actions:</w:t>
-      </w:r>
-    </w:p>
-    <w:p>
-      <w:pPr>
-        <w:spacing w:after="160"/>
-      </w:pPr>
-    </w:p>
-    <w:tbl>
-      <w:tblPr>
-        <w:tblW w:type="dxa" w:w="9360"/>
-        <w:tblBorders>
-          <w:top w:val="single" w:color="auto" w:sz="4"/>
-          <w:left w:val="single" w:color="auto" w:sz="4"/>
-          <w:bottom w:val="single" w:color="auto" w:sz="4"/>
-          <w:right w:val="single" w:color="auto" w:sz="4"/>
-          <w:insideH w:val="single" w:color="auto" w:sz="4"/>
-          <w:insideV w:val="single" w:color="auto" w:sz="4"/>
-        </w:tblBorders>
-      </w:tblPr>
-      <w:tblGrid>
-        <w:gridCol w:w="2400"/>
-        <w:gridCol w:w="2200"/>
-        <w:gridCol w:w="4760"/>
-      </w:tblGrid>
-      <w:tr>
-        <w:trPr>
-          <w:cantSplit/>
-          <w:tblHeader/>
-        </w:trPr>
-        <w:tc>
-          <w:tcPr>
-            <w:tcW w:type="dxa" w:w="2400"/>
-            <w:shd w:fill="EDEDF0" w:val="clear"/>
-            <w:tcMar>
-              <w:top w:type="dxa" w:w="80"/>
-              <w:left w:type="dxa" w:w="120"/>
-              <w:bottom w:type="dxa" w:w="80"/>
-              <w:right w:type="dxa" w:w="120"/>
-            </w:tcMar>
-          </w:tcPr>
-          <w:p>
-            <w:pPr>
-              <w:spacing w:after="0"/>
-            </w:pPr>
-            <w:r>
-              <w:rPr>
-                <w:b/>
-                <w:bCs/>
-                <w:sz w:val="20"/>
-                <w:szCs w:val="20"/>
-              </w:rPr>
-              <w:t xml:space="preserve">Име</w:t>
-            </w:r>
-          </w:p>
-        </w:tc>
-        <w:tc>
-          <w:tcPr>
-            <w:tcW w:type="dxa" w:w="2200"/>
-            <w:shd w:fill="EDEDF0" w:val="clear"/>
-            <w:tcMar>
-              <w:top w:type="dxa" w:w="80"/>
-              <w:left w:type="dxa" w:w="120"/>
-              <w:bottom w:type="dxa" w:w="80"/>
-              <w:right w:type="dxa" w:w="120"/>
-            </w:tcMar>
-          </w:tcPr>
-          <w:p>
-            <w:pPr>
-              <w:spacing w:after="0"/>
-            </w:pPr>
-            <w:r>
-              <w:rPr>
-                <w:b/>
-                <w:bCs/>
-                <w:sz w:val="20"/>
-                <w:szCs w:val="20"/>
-              </w:rPr>
-              <w:t xml:space="preserve">Тип</w:t>
-            </w:r>
-          </w:p>
-        </w:tc>
-        <w:tc>
-          <w:tcPr>
-            <w:tcW w:type="dxa" w:w="4760"/>
-            <w:shd w:fill="EDEDF0" w:val="clear"/>
-            <w:tcMar>
-              <w:top w:type="dxa" w:w="80"/>
-              <w:left w:type="dxa" w:w="120"/>
-              <w:bottom w:type="dxa" w:w="80"/>
-              <w:right w:type="dxa" w:w="120"/>
-            </w:tcMar>
-          </w:tcPr>
-          <w:p>
-            <w:pPr>
-              <w:spacing w:after="0"/>
-            </w:pPr>
-            <w:r>
-              <w:rPr>
-                <w:b/>
-                <w:bCs/>
-                <w:sz w:val="20"/>
-                <w:szCs w:val="20"/>
-              </w:rPr>
-              <w:t xml:space="preserve">Вредност</w:t>
-            </w:r>
-          </w:p>
-        </w:tc>
-      </w:tr>
-      <w:tr>
-        <w:trPr>
-          <w:cantSplit/>
-          <w:tblHeader w:val="false"/>
-        </w:trPr>
-        <w:tc>
-          <w:tcPr>
-            <w:tcW w:type="dxa" w:w="2400"/>
-            <w:tcMar>
-              <w:top w:type="dxa" w:w="80"/>
-              <w:left w:type="dxa" w:w="120"/>
-              <w:bottom w:type="dxa" w:w="80"/>
-              <w:right w:type="dxa" w:w="120"/>
-            </w:tcMar>
-          </w:tcPr>
-          <w:p>
-            <w:pPr>
-              <w:spacing w:after="0"/>
-            </w:pPr>
-            <w:r>
-              <w:rPr>
-                <w:b w:val="false"/>
-                <w:bCs w:val="false"/>
-                <w:sz w:val="20"/>
-                <w:szCs w:val="20"/>
-              </w:rPr>
-              <w:t xml:space="preserve">DOCKERHUB_USERNAME</w:t>
-            </w:r>
-          </w:p>
-        </w:tc>
-        <w:tc>
-          <w:tcPr>
-            <w:tcW w:type="dxa" w:w="2200"/>
-            <w:tcMar>
-              <w:top w:type="dxa" w:w="80"/>
-              <w:left w:type="dxa" w:w="120"/>
-              <w:bottom w:type="dxa" w:w="80"/>
-              <w:right w:type="dxa" w:w="120"/>
-            </w:tcMar>
-          </w:tcPr>
-          <w:p>
-            <w:pPr>
-              <w:spacing w:after="0"/>
-            </w:pPr>
-            <w:r>
-              <w:rPr>
-                <w:b w:val="false"/>
-                <w:bCs w:val="false"/>
-                <w:sz w:val="20"/>
-                <w:szCs w:val="20"/>
-              </w:rPr>
-              <w:t xml:space="preserve">Variable</w:t>
-            </w:r>
-          </w:p>
-        </w:tc>
-        <w:tc>
-          <w:tcPr>
-            <w:tcW w:type="dxa" w:w="4760"/>
-            <w:tcMar>
-              <w:top w:type="dxa" w:w="80"/>
-              <w:left w:type="dxa" w:w="120"/>
-              <w:bottom w:type="dxa" w:w="80"/>
-              <w:right w:type="dxa" w:w="120"/>
-            </w:tcMar>
-          </w:tcPr>
-          <w:p>
-            <w:pPr>
-              <w:spacing w:after="0"/>
-            </w:pPr>
-            <w:r>
-              <w:rPr>
-                <w:b w:val="false"/>
-                <w:bCs w:val="false"/>
-                <w:sz w:val="20"/>
-                <w:szCs w:val="20"/>
-              </w:rPr>
-              <w:t xml:space="preserve">корисничкото име на Docker Hub</w:t>
-            </w:r>
-          </w:p>
-        </w:tc>
-      </w:tr>
-      <w:tr>
-        <w:trPr>
-          <w:cantSplit/>
-          <w:tblHeader w:val="false"/>
-        </w:trPr>
-        <w:tc>
-          <w:tcPr>
-            <w:tcW w:type="dxa" w:w="2400"/>
-            <w:tcMar>
-              <w:top w:type="dxa" w:w="80"/>
-              <w:left w:type="dxa" w:w="120"/>
-              <w:bottom w:type="dxa" w:w="80"/>
-              <w:right w:type="dxa" w:w="120"/>
-            </w:tcMar>
-          </w:tcPr>
-          <w:p>
-            <w:pPr>
-              <w:spacing w:after="0"/>
-            </w:pPr>
-            <w:r>
-              <w:rPr>
-                <w:b w:val="false"/>
-                <w:bCs w:val="false"/>
-                <w:sz w:val="20"/>
-                <w:szCs w:val="20"/>
-              </w:rPr>
-              <w:t xml:space="preserve">DOCKERHUB_TOKEN</w:t>
-            </w:r>
-          </w:p>
-        </w:tc>
-        <w:tc>
-          <w:tcPr>
-            <w:tcW w:type="dxa" w:w="2200"/>
-            <w:tcMar>
-              <w:top w:type="dxa" w:w="80"/>
-              <w:left w:type="dxa" w:w="120"/>
-              <w:bottom w:type="dxa" w:w="80"/>
-              <w:right w:type="dxa" w:w="120"/>
-            </w:tcMar>
-          </w:tcPr>
-          <w:p>
-            <w:pPr>
-              <w:spacing w:after="0"/>
-            </w:pPr>
-            <w:r>
-              <w:rPr>
-                <w:b w:val="false"/>
-                <w:bCs w:val="false"/>
-                <w:sz w:val="20"/>
-                <w:szCs w:val="20"/>
-              </w:rPr>
-              <w:t xml:space="preserve">Secret</w:t>
-            </w:r>
-          </w:p>
-        </w:tc>
-        <w:tc>
-          <w:tcPr>
-            <w:tcW w:type="dxa" w:w="4760"/>
-            <w:tcMar>
-              <w:top w:type="dxa" w:w="80"/>
-              <w:left w:type="dxa" w:w="120"/>
-              <w:bottom w:type="dxa" w:w="80"/>
-              <w:right w:type="dxa" w:w="120"/>
-            </w:tcMar>
-          </w:tcPr>
-          <w:p>
-            <w:pPr>
-              <w:spacing w:after="0"/>
-            </w:pPr>
-            <w:r>
-              <w:rPr>
-                <w:b w:val="false"/>
-                <w:bCs w:val="false"/>
-                <w:sz w:val="20"/>
-                <w:szCs w:val="20"/>
-              </w:rPr>
-              <w:t xml:space="preserve">access token од Docker Hub, со право Read &amp; Write</w:t>
-            </w:r>
-          </w:p>
-        </w:tc>
-      </w:tr>
-    </w:tbl>
-    <w:p>
-      <w:pPr>
-        <w:spacing w:after="160"/>
-      </w:pPr>
-    </w:p>
-    <w:p>
-      <w:pPr>
-        <w:spacing w:after="140" w:line="300"/>
-      </w:pPr>
-      <w:r>
-        <w:rPr>
-          <w:sz w:val="22"/>
-          <w:szCs w:val="22"/>
-        </w:rPr>
-        <w:t xml:space="preserve">Корисничкото име е променлива, а не секрет, намерно: GitHub ги маскира секретите во логот, па името на имиџот би се пишувало како *** и секоја грешка при праќањето би била нечитлива. Токенот е секрет, и е токен со ограничени права, не лозинката од сметката.</w:t>
-      </w:r>
-    </w:p>
-    <w:p>
-      <w:pPr>
-        <w:pStyle w:val="Heading2"/>
-        <w:spacing w:after="120" w:before="240"/>
-      </w:pPr>
-      <w:r>
-        <w:t xml:space="preserve">CD дел</w:t>
-      </w:r>
-    </w:p>
-    <w:p>
-      <w:pPr>
-        <w:spacing w:after="140" w:line="300"/>
-      </w:pPr>
-      <w:r>
-        <w:rPr>
-          <w:sz w:val="22"/>
-          <w:szCs w:val="22"/>
-        </w:rPr>
-        <w:t xml:space="preserve">CD делот не е имплементиран, бидејќи во задачата е наведен како опционален бонус. За него би бил потребен кластер достапен од интернет, на кој pipeline-от би можел да се поврзе по успешното праќање на имиџите; локалниот кластер во Docker Desktop не е достапен однадвор.</w:t>
-      </w:r>
-    </w:p>
-    <w:p>
-      <w:pPr>
-        <w:pStyle w:val="Heading1"/>
-        <w:spacing w:after="160" w:before="360"/>
-      </w:pPr>
-      <w:r>
-        <w:t xml:space="preserve">Функционалности на апликацијата</w:t>
-      </w:r>
-    </w:p>
-    <w:p>
-      <w:pPr>
-        <w:pStyle w:val="Heading2"/>
-        <w:spacing w:after="120" w:before="240"/>
-      </w:pPr>
-      <w:r>
-        <w:t xml:space="preserve">REST API</w:t>
-      </w:r>
-    </w:p>
-    <w:p>
-      <w:pPr>
-        <w:spacing w:after="140" w:line="300"/>
-      </w:pPr>
-      <w:r>
-        <w:rPr>
-          <w:sz w:val="22"/>
-          <w:szCs w:val="22"/>
-        </w:rPr>
-        <w:t xml:space="preserve">API-то има 45 рути, групирани по улога и намена:</w:t>
-      </w:r>
-    </w:p>
-    <w:p>
-      <w:pPr>
-        <w:spacing w:after="160"/>
-      </w:pPr>
-    </w:p>
-    <w:tbl>
-      <w:tblPr>
-        <w:tblW w:type="dxa" w:w="9360"/>
-        <w:tblBorders>
-          <w:top w:val="single" w:color="auto" w:sz="4"/>
-          <w:left w:val="single" w:color="auto" w:sz="4"/>
-          <w:bottom w:val="single" w:color="auto" w:sz="4"/>
-          <w:right w:val="single" w:color="auto" w:sz="4"/>
-          <w:insideH w:val="single" w:color="auto" w:sz="4"/>
-          <w:insideV w:val="single" w:color="auto" w:sz="4"/>
-        </w:tblBorders>
-      </w:tblPr>
-      <w:tblGrid>
-        <w:gridCol w:w="3000"/>
-        <w:gridCol w:w="6360"/>
-      </w:tblGrid>
-      <w:tr>
-        <w:trPr>
-          <w:cantSplit/>
-          <w:tblHeader/>
-        </w:trPr>
-        <w:tc>
-          <w:tcPr>
-            <w:tcW w:type="dxa" w:w="3000"/>
-            <w:shd w:fill="EDEDF0" w:val="clear"/>
-            <w:tcMar>
-              <w:top w:type="dxa" w:w="80"/>
-              <w:left w:type="dxa" w:w="120"/>
-              <w:bottom w:type="dxa" w:w="80"/>
-              <w:right w:type="dxa" w:w="120"/>
-            </w:tcMar>
-          </w:tcPr>
-          <w:p>
-            <w:pPr>
-              <w:spacing w:after="0"/>
-            </w:pPr>
-            <w:r>
-              <w:rPr>
-                <w:b/>
-                <w:bCs/>
-                <w:sz w:val="20"/>
-                <w:szCs w:val="20"/>
-              </w:rPr>
-              <w:t xml:space="preserve">Група</w:t>
-            </w:r>
-          </w:p>
-        </w:tc>
-        <w:tc>
-          <w:tcPr>
-            <w:tcW w:type="dxa" w:w="6360"/>
-            <w:shd w:fill="EDEDF0" w:val="clear"/>
-            <w:tcMar>
-              <w:top w:type="dxa" w:w="80"/>
-              <w:left w:type="dxa" w:w="120"/>
-              <w:bottom w:type="dxa" w:w="80"/>
-              <w:right w:type="dxa" w:w="120"/>
-            </w:tcMar>
-          </w:tcPr>
-          <w:p>
-            <w:pPr>
-              <w:spacing w:after="0"/>
-            </w:pPr>
-            <w:r>
-              <w:rPr>
-                <w:b/>
-                <w:bCs/>
-                <w:sz w:val="20"/>
-                <w:szCs w:val="20"/>
-              </w:rPr>
-              <w:t xml:space="preserve">Рути</w:t>
-            </w:r>
-          </w:p>
-        </w:tc>
-      </w:tr>
-      <w:tr>
-        <w:trPr>
-          <w:cantSplit/>
-          <w:tblHeader w:val="false"/>
-        </w:trPr>
-        <w:tc>
-          <w:tcPr>
-            <w:tcW w:type="dxa" w:w="3000"/>
-            <w:tcMar>
-              <w:top w:type="dxa" w:w="80"/>
-              <w:left w:type="dxa" w:w="120"/>
-              <w:bottom w:type="dxa" w:w="80"/>
-              <w:right w:type="dxa" w:w="120"/>
-            </w:tcMar>
-          </w:tcPr>
-          <w:p>
-            <w:pPr>
-              <w:spacing w:after="0"/>
-            </w:pPr>
-            <w:r>
-              <w:rPr>
-                <w:b w:val="false"/>
-                <w:bCs w:val="false"/>
-                <w:sz w:val="20"/>
-                <w:szCs w:val="20"/>
-              </w:rPr>
-              <w:t xml:space="preserve">Автентикација</w:t>
-            </w:r>
-          </w:p>
-        </w:tc>
-        <w:tc>
-          <w:tcPr>
-            <w:tcW w:type="dxa" w:w="6360"/>
-            <w:tcMar>
-              <w:top w:type="dxa" w:w="80"/>
-              <w:left w:type="dxa" w:w="120"/>
-              <w:bottom w:type="dxa" w:w="80"/>
-              <w:right w:type="dxa" w:w="120"/>
-            </w:tcMar>
-          </w:tcPr>
-          <w:p>
-            <w:pPr>
-              <w:spacing w:after="0"/>
-            </w:pPr>
-            <w:r>
-              <w:rPr>
-                <w:b w:val="false"/>
-                <w:bCs w:val="false"/>
-                <w:sz w:val="20"/>
-                <w:szCs w:val="20"/>
-              </w:rPr>
-              <w:t xml:space="preserve">POST /api/auth/register, /login, /forgot-password, /reset-password</w:t>
-            </w:r>
-          </w:p>
-        </w:tc>
-      </w:tr>
-      <w:tr>
-        <w:trPr>
-          <w:cantSplit/>
-          <w:tblHeader w:val="false"/>
-        </w:trPr>
-        <w:tc>
-          <w:tcPr>
-            <w:tcW w:type="dxa" w:w="3000"/>
-            <w:tcMar>
-              <w:top w:type="dxa" w:w="80"/>
-              <w:left w:type="dxa" w:w="120"/>
-              <w:bottom w:type="dxa" w:w="80"/>
-              <w:right w:type="dxa" w:w="120"/>
-            </w:tcMar>
-          </w:tcPr>
-          <w:p>
-            <w:pPr>
-              <w:spacing w:after="0"/>
-            </w:pPr>
-            <w:r>
-              <w:rPr>
-                <w:b w:val="false"/>
-                <w:bCs w:val="false"/>
-                <w:sz w:val="20"/>
-                <w:szCs w:val="20"/>
-              </w:rPr>
-              <w:t xml:space="preserve">Профил</w:t>
-            </w:r>
-          </w:p>
-        </w:tc>
-        <w:tc>
-          <w:tcPr>
-            <w:tcW w:type="dxa" w:w="6360"/>
-            <w:tcMar>
-              <w:top w:type="dxa" w:w="80"/>
-              <w:left w:type="dxa" w:w="120"/>
-              <w:bottom w:type="dxa" w:w="80"/>
-              <w:right w:type="dxa" w:w="120"/>
-            </w:tcMar>
-          </w:tcPr>
-          <w:p>
-            <w:pPr>
-              <w:spacing w:after="0"/>
-            </w:pPr>
-            <w:r>
-              <w:rPr>
-                <w:b w:val="false"/>
-                <w:bCs w:val="false"/>
-                <w:sz w:val="20"/>
-                <w:szCs w:val="20"/>
-              </w:rPr>
-              <w:t xml:space="preserve">GET и PATCH /api/me, POST и DELETE /api/me/avatar, POST /api/me/password, GET /api/users/{id}</w:t>
-            </w:r>
-          </w:p>
-        </w:tc>
-      </w:tr>
-      <w:tr>
-        <w:trPr>
-          <w:cantSplit/>
-          <w:tblHeader w:val="false"/>
-        </w:trPr>
-        <w:tc>
-          <w:tcPr>
-            <w:tcW w:type="dxa" w:w="3000"/>
-            <w:tcMar>
-              <w:top w:type="dxa" w:w="80"/>
-              <w:left w:type="dxa" w:w="120"/>
-              <w:bottom w:type="dxa" w:w="80"/>
-              <w:right w:type="dxa" w:w="120"/>
-            </w:tcMar>
-          </w:tcPr>
-          <w:p>
-            <w:pPr>
-              <w:spacing w:after="0"/>
-            </w:pPr>
-            <w:r>
-              <w:rPr>
-                <w:b w:val="false"/>
-                <w:bCs w:val="false"/>
-                <w:sz w:val="20"/>
-                <w:szCs w:val="20"/>
-              </w:rPr>
-              <w:t xml:space="preserve">Сесии</w:t>
-            </w:r>
-          </w:p>
-        </w:tc>
-        <w:tc>
-          <w:tcPr>
-            <w:tcW w:type="dxa" w:w="6360"/>
-            <w:tcMar>
-              <w:top w:type="dxa" w:w="80"/>
-              <w:left w:type="dxa" w:w="120"/>
-              <w:bottom w:type="dxa" w:w="80"/>
-              <w:right w:type="dxa" w:w="120"/>
-            </w:tcMar>
-          </w:tcPr>
-          <w:p>
-            <w:pPr>
-              <w:spacing w:after="0"/>
-            </w:pPr>
-            <w:r>
-              <w:rPr>
-                <w:b w:val="false"/>
-                <w:bCs w:val="false"/>
-                <w:sz w:val="20"/>
-                <w:szCs w:val="20"/>
-              </w:rPr>
-              <w:t xml:space="preserve">GET /api/sessions, GET /api/sessions/{id}, POST, PUT, DELETE, POST и DELETE /api/sessions/{id}/apply, PATCH /api/sessions/applications/{id}</w:t>
-            </w:r>
-          </w:p>
-        </w:tc>
-      </w:tr>
-      <w:tr>
-        <w:trPr>
-          <w:cantSplit/>
-          <w:tblHeader w:val="false"/>
-        </w:trPr>
-        <w:tc>
-          <w:tcPr>
-            <w:tcW w:type="dxa" w:w="3000"/>
-            <w:tcMar>
-              <w:top w:type="dxa" w:w="80"/>
-              <w:left w:type="dxa" w:w="120"/>
-              <w:bottom w:type="dxa" w:w="80"/>
-              <w:right w:type="dxa" w:w="120"/>
-            </w:tcMar>
-          </w:tcPr>
-          <w:p>
-            <w:pPr>
-              <w:spacing w:after="0"/>
-            </w:pPr>
-            <w:r>
-              <w:rPr>
-                <w:b w:val="false"/>
-                <w:bCs w:val="false"/>
-                <w:sz w:val="20"/>
-                <w:szCs w:val="20"/>
-              </w:rPr>
-              <w:t xml:space="preserve">Ментор</w:t>
-            </w:r>
-          </w:p>
-        </w:tc>
-        <w:tc>
-          <w:tcPr>
-            <w:tcW w:type="dxa" w:w="6360"/>
-            <w:tcMar>
-              <w:top w:type="dxa" w:w="80"/>
-              <w:left w:type="dxa" w:w="120"/>
-              <w:bottom w:type="dxa" w:w="80"/>
-              <w:right w:type="dxa" w:w="120"/>
-            </w:tcMar>
-          </w:tcPr>
-          <w:p>
-            <w:pPr>
-              <w:spacing w:after="0"/>
-            </w:pPr>
-            <w:r>
-              <w:rPr>
-                <w:b w:val="false"/>
-                <w:bCs w:val="false"/>
-                <w:sz w:val="20"/>
-                <w:szCs w:val="20"/>
-              </w:rPr>
-              <w:t xml:space="preserve">GET /api/mentor/sessions, /requests, /colleagues, /overlaps, /notes, сесиски забелешки и коментари за студент</w:t>
-            </w:r>
-          </w:p>
-        </w:tc>
-      </w:tr>
-      <w:tr>
-        <w:trPr>
-          <w:cantSplit/>
-          <w:tblHeader w:val="false"/>
-        </w:trPr>
-        <w:tc>
-          <w:tcPr>
-            <w:tcW w:type="dxa" w:w="3000"/>
-            <w:tcMar>
-              <w:top w:type="dxa" w:w="80"/>
-              <w:left w:type="dxa" w:w="120"/>
-              <w:bottom w:type="dxa" w:w="80"/>
-              <w:right w:type="dxa" w:w="120"/>
-            </w:tcMar>
-          </w:tcPr>
-          <w:p>
-            <w:pPr>
-              <w:spacing w:after="0"/>
-            </w:pPr>
-            <w:r>
-              <w:rPr>
-                <w:b w:val="false"/>
-                <w:bCs w:val="false"/>
-                <w:sz w:val="20"/>
-                <w:szCs w:val="20"/>
-              </w:rPr>
-              <w:t xml:space="preserve">Известувања</w:t>
-            </w:r>
-          </w:p>
-        </w:tc>
-        <w:tc>
-          <w:tcPr>
-            <w:tcW w:type="dxa" w:w="6360"/>
-            <w:tcMar>
-              <w:top w:type="dxa" w:w="80"/>
-              <w:left w:type="dxa" w:w="120"/>
-              <w:bottom w:type="dxa" w:w="80"/>
-              <w:right w:type="dxa" w:w="120"/>
-            </w:tcMar>
-          </w:tcPr>
-          <w:p>
-            <w:pPr>
-              <w:spacing w:after="0"/>
-            </w:pPr>
-            <w:r>
-              <w:rPr>
-                <w:b w:val="false"/>
-                <w:bCs w:val="false"/>
-                <w:sz w:val="20"/>
-                <w:szCs w:val="20"/>
-              </w:rPr>
-              <w:t xml:space="preserve">GET /api/notifications, GET /unread-count, POST /{id}/read, POST /read-all</w:t>
-            </w:r>
-          </w:p>
-        </w:tc>
-      </w:tr>
-      <w:tr>
-        <w:trPr>
-          <w:cantSplit/>
-          <w:tblHeader w:val="false"/>
-        </w:trPr>
-        <w:tc>
-          <w:tcPr>
-            <w:tcW w:type="dxa" w:w="3000"/>
-            <w:tcMar>
-              <w:top w:type="dxa" w:w="80"/>
-              <w:left w:type="dxa" w:w="120"/>
-              <w:bottom w:type="dxa" w:w="80"/>
-              <w:right w:type="dxa" w:w="120"/>
-            </w:tcMar>
-          </w:tcPr>
-          <w:p>
-            <w:pPr>
-              <w:spacing w:after="0"/>
-            </w:pPr>
-            <w:r>
-              <w:rPr>
-                <w:b w:val="false"/>
-                <w:bCs w:val="false"/>
-                <w:sz w:val="20"/>
-                <w:szCs w:val="20"/>
-              </w:rPr>
-              <w:t xml:space="preserve">Постови</w:t>
-            </w:r>
-          </w:p>
-        </w:tc>
-        <w:tc>
-          <w:tcPr>
-            <w:tcW w:type="dxa" w:w="6360"/>
-            <w:tcMar>
-              <w:top w:type="dxa" w:w="80"/>
-              <w:left w:type="dxa" w:w="120"/>
-              <w:bottom w:type="dxa" w:w="80"/>
-              <w:right w:type="dxa" w:w="120"/>
-            </w:tcMar>
-          </w:tcPr>
-          <w:p>
-            <w:pPr>
-              <w:spacing w:after="0"/>
-            </w:pPr>
-            <w:r>
-              <w:rPr>
-                <w:b w:val="false"/>
-                <w:bCs w:val="false"/>
-                <w:sz w:val="20"/>
-                <w:szCs w:val="20"/>
-              </w:rPr>
-              <w:t xml:space="preserve">GET и POST /api/posts, POST /api/posts/{id}/comments, DELETE, GET /api/attachments/{key}</w:t>
-            </w:r>
-          </w:p>
-        </w:tc>
-      </w:tr>
-      <w:tr>
-        <w:trPr>
-          <w:cantSplit/>
-          <w:tblHeader w:val="false"/>
-        </w:trPr>
-        <w:tc>
-          <w:tcPr>
-            <w:tcW w:type="dxa" w:w="3000"/>
-            <w:tcMar>
-              <w:top w:type="dxa" w:w="80"/>
-              <w:left w:type="dxa" w:w="120"/>
-              <w:bottom w:type="dxa" w:w="80"/>
-              <w:right w:type="dxa" w:w="120"/>
-            </w:tcMar>
-          </w:tcPr>
-          <w:p>
-            <w:pPr>
-              <w:spacing w:after="0"/>
-            </w:pPr>
-            <w:r>
-              <w:rPr>
-                <w:b w:val="false"/>
-                <w:bCs w:val="false"/>
-                <w:sz w:val="20"/>
-                <w:szCs w:val="20"/>
-              </w:rPr>
-              <w:t xml:space="preserve">Админ</w:t>
-            </w:r>
-          </w:p>
-        </w:tc>
-        <w:tc>
-          <w:tcPr>
-            <w:tcW w:type="dxa" w:w="6360"/>
-            <w:tcMar>
-              <w:top w:type="dxa" w:w="80"/>
-              <w:left w:type="dxa" w:w="120"/>
-              <w:bottom w:type="dxa" w:w="80"/>
-              <w:right w:type="dxa" w:w="120"/>
-            </w:tcMar>
-          </w:tcPr>
-          <w:p>
-            <w:pPr>
-              <w:spacing w:after="0"/>
-            </w:pPr>
-            <w:r>
-              <w:rPr>
-                <w:b w:val="false"/>
-                <w:bCs w:val="false"/>
-                <w:sz w:val="20"/>
-                <w:szCs w:val="20"/>
-              </w:rPr>
-              <w:t xml:space="preserve">GET /api/admin/stats, /mentors/pending, PATCH одобри и одбиј ментор, GET и POST /api/admin/subjects</w:t>
-            </w:r>
-          </w:p>
-        </w:tc>
-      </w:tr>
-      <w:tr>
-        <w:trPr>
-          <w:cantSplit/>
-          <w:tblHeader w:val="false"/>
-        </w:trPr>
-        <w:tc>
-          <w:tcPr>
-            <w:tcW w:type="dxa" w:w="3000"/>
-            <w:tcMar>
-              <w:top w:type="dxa" w:w="80"/>
-              <w:left w:type="dxa" w:w="120"/>
-              <w:bottom w:type="dxa" w:w="80"/>
-              <w:right w:type="dxa" w:w="120"/>
-            </w:tcMar>
-          </w:tcPr>
-          <w:p>
-            <w:pPr>
-              <w:spacing w:after="0"/>
-            </w:pPr>
-            <w:r>
-              <w:rPr>
-                <w:b w:val="false"/>
-                <w:bCs w:val="false"/>
-                <w:sz w:val="20"/>
-                <w:szCs w:val="20"/>
-              </w:rPr>
-              <w:t xml:space="preserve">Здравје</w:t>
-            </w:r>
-          </w:p>
-        </w:tc>
-        <w:tc>
-          <w:tcPr>
-            <w:tcW w:type="dxa" w:w="6360"/>
-            <w:tcMar>
-              <w:top w:type="dxa" w:w="80"/>
-              <w:left w:type="dxa" w:w="120"/>
-              <w:bottom w:type="dxa" w:w="80"/>
-              <w:right w:type="dxa" w:w="120"/>
-            </w:tcMar>
-          </w:tcPr>
-          <w:p>
-            <w:pPr>
-              <w:spacing w:after="0"/>
-            </w:pPr>
-            <w:r>
-              <w:rPr>
-                <w:b w:val="false"/>
-                <w:bCs w:val="false"/>
-                <w:sz w:val="20"/>
-                <w:szCs w:val="20"/>
-              </w:rPr>
-              <w:t xml:space="preserve">GET /api/health — го користат и Docker HEALTHCHECK и Kubernetes probes</w:t>
-            </w:r>
-          </w:p>
-        </w:tc>
-      </w:tr>
-    </w:tbl>
-    <w:p>
-      <w:pPr>
-        <w:spacing w:after="160"/>
-      </w:pPr>
-    </w:p>
-    <w:p>
-      <w:pPr>
-        <w:pStyle w:val="Heading2"/>
-        <w:spacing w:after="120" w:before="240"/>
-      </w:pPr>
-      <w:r>
-        <w:t xml:space="preserve">Кориснички функционалности</w:t>
-      </w:r>
-    </w:p>
-    <w:p>
-      <w:pPr>
-        <w:pStyle w:val="ListParagraph"/>
-        <w:numPr>
-          <w:ilvl w:val="0"/>
-          <w:numId w:val="2"/>
-        </w:numPr>
-        <w:spacing w:after="60" w:line="300"/>
-      </w:pPr>
-      <w:r>
-        <w:rPr>
-          <w:sz w:val="22"/>
-          <w:szCs w:val="22"/>
-        </w:rPr>
-        <w:t xml:space="preserve">Регистрација ограничена на факултетски email домени; три улоги со различни права.</w:t>
-      </w:r>
-    </w:p>
-    <w:p>
-      <w:pPr>
-        <w:pStyle w:val="ListParagraph"/>
-        <w:numPr>
-          <w:ilvl w:val="0"/>
-          <w:numId w:val="2"/>
-        </w:numPr>
-        <w:spacing w:after="60" w:line="300"/>
-      </w:pPr>
-      <w:r>
-        <w:rPr>
-          <w:sz w:val="22"/>
-          <w:szCs w:val="22"/>
-        </w:rPr>
-        <w:t xml:space="preserve">Ментор закажува сесија по предмет, онлајн или во просторија, со ко-ментор; уредува и откажува.</w:t>
-      </w:r>
-    </w:p>
-    <w:p>
-      <w:pPr>
-        <w:pStyle w:val="ListParagraph"/>
-        <w:numPr>
-          <w:ilvl w:val="0"/>
-          <w:numId w:val="2"/>
-        </w:numPr>
-        <w:spacing w:after="60" w:line="300"/>
-      </w:pPr>
-      <w:r>
-        <w:rPr>
-          <w:sz w:val="22"/>
-          <w:szCs w:val="22"/>
-        </w:rPr>
-        <w:t xml:space="preserve">При закажување: предупредување ако во истиот период веќе има закажана сесија.</w:t>
-      </w:r>
-    </w:p>
-    <w:p>
-      <w:pPr>
-        <w:pStyle w:val="ListParagraph"/>
-        <w:numPr>
-          <w:ilvl w:val="0"/>
-          <w:numId w:val="2"/>
-        </w:numPr>
-        <w:spacing w:after="60" w:line="300"/>
-      </w:pPr>
-      <w:r>
-        <w:rPr>
-          <w:sz w:val="22"/>
-          <w:szCs w:val="22"/>
-        </w:rPr>
-        <w:t xml:space="preserve">Студент се пријавува; менторот прифаќа или одбива; исходот се гледа на сесијата и пристигнува по email.</w:t>
-      </w:r>
-    </w:p>
-    <w:p>
-      <w:pPr>
-        <w:pStyle w:val="ListParagraph"/>
-        <w:numPr>
-          <w:ilvl w:val="0"/>
-          <w:numId w:val="2"/>
-        </w:numPr>
-        <w:spacing w:after="60" w:line="300"/>
-      </w:pPr>
-      <w:r>
-        <w:rPr>
-          <w:sz w:val="22"/>
-          <w:szCs w:val="22"/>
-        </w:rPr>
-        <w:t xml:space="preserve">Забелешки од сесија видливи само за менторите, со преглед на едно место и филтер по предмет.</w:t>
-      </w:r>
-    </w:p>
-    <w:p>
-      <w:pPr>
-        <w:pStyle w:val="ListParagraph"/>
-        <w:numPr>
-          <w:ilvl w:val="0"/>
-          <w:numId w:val="2"/>
-        </w:numPr>
-        <w:spacing w:after="60" w:line="300"/>
-      </w:pPr>
-      <w:r>
-        <w:rPr>
-          <w:sz w:val="22"/>
-          <w:szCs w:val="22"/>
-        </w:rPr>
-        <w:t xml:space="preserve">Коментари на менторите за студент, со избор дали се видливи само за авторот или за сите ментори.</w:t>
-      </w:r>
-    </w:p>
-    <w:p>
-      <w:pPr>
-        <w:pStyle w:val="ListParagraph"/>
-        <w:numPr>
-          <w:ilvl w:val="0"/>
-          <w:numId w:val="2"/>
-        </w:numPr>
-        <w:spacing w:after="60" w:line="300"/>
-      </w:pPr>
-      <w:r>
-        <w:rPr>
-          <w:sz w:val="22"/>
-          <w:szCs w:val="22"/>
-        </w:rPr>
-        <w:t xml:space="preserve">Известувања во апликацијата преку ѕвонче: нова сесија по избран интерес, примена пријава, одлука и промени на сесијата.</w:t>
-      </w:r>
-    </w:p>
-    <w:p>
-      <w:pPr>
-        <w:pStyle w:val="ListParagraph"/>
-        <w:numPr>
-          <w:ilvl w:val="0"/>
-          <w:numId w:val="2"/>
-        </w:numPr>
-        <w:spacing w:after="60" w:line="300"/>
-      </w:pPr>
-      <w:r>
-        <w:rPr>
-          <w:sz w:val="22"/>
-          <w:szCs w:val="22"/>
-        </w:rPr>
-        <w:t xml:space="preserve">Календар со сите сесии по денови; лента со постови, прилози и коментари.</w:t>
-      </w:r>
-    </w:p>
-    <w:p>
-      <w:pPr>
-        <w:pStyle w:val="ListParagraph"/>
-        <w:numPr>
-          <w:ilvl w:val="0"/>
-          <w:numId w:val="2"/>
-        </w:numPr>
-        <w:spacing w:after="60" w:line="300"/>
-      </w:pPr>
-      <w:r>
-        <w:rPr>
-          <w:sz w:val="22"/>
-          <w:szCs w:val="22"/>
-        </w:rPr>
-        <w:t xml:space="preserve">Профил со слика и интереси по предмет; заборавена лозинка преку email.</w:t>
-      </w:r>
-    </w:p>
-    <w:p>
-      <w:pPr>
-        <w:pStyle w:val="ListParagraph"/>
-        <w:numPr>
-          <w:ilvl w:val="0"/>
-          <w:numId w:val="2"/>
-        </w:numPr>
-        <w:spacing w:after="60" w:line="300"/>
-      </w:pPr>
-      <w:r>
-        <w:rPr>
-          <w:sz w:val="22"/>
-          <w:szCs w:val="22"/>
-        </w:rPr>
-        <w:t xml:space="preserve">Светла и темна тема; интерфејсот е целосно на македонски и работи и на телефон.</w:t>
-      </w:r>
-    </w:p>
-    <w:p>
-      <w:pPr>
         <w:spacing w:after="80" w:before="120"/>
         <w:jc w:val="center"/>
       </w:pPr>
       <w:r>
         <w:drawing>
           <wp:inline distT="0" distB="0" distL="0" distR="0">
-            <wp:extent cx="2381250" cy="3686175"/>
+            <wp:extent cx="4953000" cy="2343150"/>
             <wp:effectExtent t="0" r="0" b="0" l="0"/>
             <wp:docPr id="1" name="" descr="" title=""/>
             <wp:cNvGraphicFramePr>
@@ -2985,6 +1115,3193 @@
                   <pic:spPr bwMode="auto">
                     <a:xfrm>
                       <a:off x="0" y="0"/>
+                      <a:ext cx="4953000" cy="2343150"/>
+                    </a:xfrm>
+                    <a:prstGeom prst="rect">
+                      <a:avLst/>
+                    </a:prstGeom>
+                  </pic:spPr>
+                </pic:pic>
+              </a:graphicData>
+            </a:graphic>
+          </wp:inline>
+        </w:drawing>
+      </w:r>
+    </w:p>
+    <w:p>
+      <w:pPr>
+        <w:spacing w:after="220"/>
+        <w:jc w:val="center"/>
+      </w:pPr>
+      <w:r>
+        <w:rPr>
+          <w:i/>
+          <w:iCs/>
+          <w:color w:val="666666"/>
+          <w:sz w:val="18"/>
+          <w:szCs w:val="18"/>
+        </w:rPr>
+        <w:t xml:space="preserve">Двата имиџа на Docker Hub, објавени од pipeline-от</w:t>
+      </w:r>
+    </w:p>
+    <w:p>
+      <w:pPr>
+        <w:pStyle w:val="Heading1"/>
+        <w:spacing w:after="160" w:before="360"/>
+      </w:pPr>
+      <w:r>
+        <w:t xml:space="preserve">Docker Compose оркестрација</w:t>
+      </w:r>
+    </w:p>
+    <w:p>
+      <w:pPr>
+        <w:spacing w:after="140" w:line="300"/>
+      </w:pPr>
+      <w:r>
+        <w:rPr>
+          <w:sz w:val="22"/>
+          <w:szCs w:val="22"/>
+        </w:rPr>
+        <w:t xml:space="preserve">Фајлот docker-compose.yml ги опишува трите сервиси:</w:t>
+      </w:r>
+    </w:p>
+    <w:p>
+      <w:pPr>
+        <w:spacing w:after="160"/>
+      </w:pPr>
+    </w:p>
+    <w:tbl>
+      <w:tblPr>
+        <w:tblW w:type="dxa" w:w="9360"/>
+        <w:tblBorders>
+          <w:top w:val="single" w:color="auto" w:sz="4"/>
+          <w:left w:val="single" w:color="auto" w:sz="4"/>
+          <w:bottom w:val="single" w:color="auto" w:sz="4"/>
+          <w:right w:val="single" w:color="auto" w:sz="4"/>
+          <w:insideH w:val="single" w:color="auto" w:sz="4"/>
+          <w:insideV w:val="single" w:color="auto" w:sz="4"/>
+        </w:tblBorders>
+      </w:tblPr>
+      <w:tblGrid>
+        <w:gridCol w:w="1700"/>
+        <w:gridCol w:w="2100"/>
+        <w:gridCol w:w="1500"/>
+        <w:gridCol w:w="4060"/>
+      </w:tblGrid>
+      <w:tr>
+        <w:trPr>
+          <w:cantSplit/>
+          <w:tblHeader/>
+        </w:trPr>
+        <w:tc>
+          <w:tcPr>
+            <w:tcW w:type="dxa" w:w="1700"/>
+            <w:shd w:fill="EDEDF0" w:val="clear"/>
+            <w:tcMar>
+              <w:top w:type="dxa" w:w="80"/>
+              <w:left w:type="dxa" w:w="120"/>
+              <w:bottom w:type="dxa" w:w="80"/>
+              <w:right w:type="dxa" w:w="120"/>
+            </w:tcMar>
+          </w:tcPr>
+          <w:p>
+            <w:pPr>
+              <w:spacing w:after="0"/>
+            </w:pPr>
+            <w:r>
+              <w:rPr>
+                <w:b/>
+                <w:bCs/>
+                <w:sz w:val="20"/>
+                <w:szCs w:val="20"/>
+              </w:rPr>
+              <w:t xml:space="preserve">Сервис</w:t>
+            </w:r>
+          </w:p>
+        </w:tc>
+        <w:tc>
+          <w:tcPr>
+            <w:tcW w:type="dxa" w:w="2100"/>
+            <w:shd w:fill="EDEDF0" w:val="clear"/>
+            <w:tcMar>
+              <w:top w:type="dxa" w:w="80"/>
+              <w:left w:type="dxa" w:w="120"/>
+              <w:bottom w:type="dxa" w:w="80"/>
+              <w:right w:type="dxa" w:w="120"/>
+            </w:tcMar>
+          </w:tcPr>
+          <w:p>
+            <w:pPr>
+              <w:spacing w:after="0"/>
+            </w:pPr>
+            <w:r>
+              <w:rPr>
+                <w:b/>
+                <w:bCs/>
+                <w:sz w:val="20"/>
+                <w:szCs w:val="20"/>
+              </w:rPr>
+              <w:t xml:space="preserve">Имиџ</w:t>
+            </w:r>
+          </w:p>
+        </w:tc>
+        <w:tc>
+          <w:tcPr>
+            <w:tcW w:type="dxa" w:w="1500"/>
+            <w:shd w:fill="EDEDF0" w:val="clear"/>
+            <w:tcMar>
+              <w:top w:type="dxa" w:w="80"/>
+              <w:left w:type="dxa" w:w="120"/>
+              <w:bottom w:type="dxa" w:w="80"/>
+              <w:right w:type="dxa" w:w="120"/>
+            </w:tcMar>
+          </w:tcPr>
+          <w:p>
+            <w:pPr>
+              <w:spacing w:after="0"/>
+            </w:pPr>
+            <w:r>
+              <w:rPr>
+                <w:b/>
+                <w:bCs/>
+                <w:sz w:val="20"/>
+                <w:szCs w:val="20"/>
+              </w:rPr>
+              <w:t xml:space="preserve">Порт</w:t>
+            </w:r>
+          </w:p>
+        </w:tc>
+        <w:tc>
+          <w:tcPr>
+            <w:tcW w:type="dxa" w:w="4060"/>
+            <w:shd w:fill="EDEDF0" w:val="clear"/>
+            <w:tcMar>
+              <w:top w:type="dxa" w:w="80"/>
+              <w:left w:type="dxa" w:w="120"/>
+              <w:bottom w:type="dxa" w:w="80"/>
+              <w:right w:type="dxa" w:w="120"/>
+            </w:tcMar>
+          </w:tcPr>
+          <w:p>
+            <w:pPr>
+              <w:spacing w:after="0"/>
+            </w:pPr>
+            <w:r>
+              <w:rPr>
+                <w:b/>
+                <w:bCs/>
+                <w:sz w:val="20"/>
+                <w:szCs w:val="20"/>
+              </w:rPr>
+              <w:t xml:space="preserve">Забелешка</w:t>
+            </w:r>
+          </w:p>
+        </w:tc>
+      </w:tr>
+      <w:tr>
+        <w:trPr>
+          <w:cantSplit/>
+          <w:tblHeader w:val="false"/>
+        </w:trPr>
+        <w:tc>
+          <w:tcPr>
+            <w:tcW w:type="dxa" w:w="1700"/>
+            <w:tcMar>
+              <w:top w:type="dxa" w:w="80"/>
+              <w:left w:type="dxa" w:w="120"/>
+              <w:bottom w:type="dxa" w:w="80"/>
+              <w:right w:type="dxa" w:w="120"/>
+            </w:tcMar>
+          </w:tcPr>
+          <w:p>
+            <w:pPr>
+              <w:spacing w:after="0"/>
+            </w:pPr>
+            <w:r>
+              <w:rPr>
+                <w:rFonts w:ascii="Consolas" w:cs="Consolas" w:eastAsia="Consolas" w:hAnsi="Consolas"/>
+                <w:b w:val="false"/>
+                <w:bCs w:val="false"/>
+                <w:sz w:val="20"/>
+                <w:szCs w:val="20"/>
+              </w:rPr>
+              <w:t xml:space="preserve">db</w:t>
+            </w:r>
+          </w:p>
+        </w:tc>
+        <w:tc>
+          <w:tcPr>
+            <w:tcW w:type="dxa" w:w="2100"/>
+            <w:tcMar>
+              <w:top w:type="dxa" w:w="80"/>
+              <w:left w:type="dxa" w:w="120"/>
+              <w:bottom w:type="dxa" w:w="80"/>
+              <w:right w:type="dxa" w:w="120"/>
+            </w:tcMar>
+          </w:tcPr>
+          <w:p>
+            <w:pPr>
+              <w:spacing w:after="0"/>
+            </w:pPr>
+            <w:r>
+              <w:rPr>
+                <w:rFonts w:ascii="Consolas" w:cs="Consolas" w:eastAsia="Consolas" w:hAnsi="Consolas"/>
+                <w:b w:val="false"/>
+                <w:bCs w:val="false"/>
+                <w:sz w:val="20"/>
+                <w:szCs w:val="20"/>
+              </w:rPr>
+              <w:t xml:space="preserve">postgres:16-alpine</w:t>
+            </w:r>
+          </w:p>
+        </w:tc>
+        <w:tc>
+          <w:tcPr>
+            <w:tcW w:type="dxa" w:w="1500"/>
+            <w:tcMar>
+              <w:top w:type="dxa" w:w="80"/>
+              <w:left w:type="dxa" w:w="120"/>
+              <w:bottom w:type="dxa" w:w="80"/>
+              <w:right w:type="dxa" w:w="120"/>
+            </w:tcMar>
+          </w:tcPr>
+          <w:p>
+            <w:pPr>
+              <w:spacing w:after="0"/>
+            </w:pPr>
+            <w:r>
+              <w:rPr>
+                <w:rFonts w:ascii="Consolas" w:cs="Consolas" w:eastAsia="Consolas" w:hAnsi="Consolas"/>
+                <w:b w:val="false"/>
+                <w:bCs w:val="false"/>
+                <w:sz w:val="20"/>
+                <w:szCs w:val="20"/>
+              </w:rPr>
+              <w:t xml:space="preserve">5432</w:t>
+            </w:r>
+          </w:p>
+        </w:tc>
+        <w:tc>
+          <w:tcPr>
+            <w:tcW w:type="dxa" w:w="4060"/>
+            <w:tcMar>
+              <w:top w:type="dxa" w:w="80"/>
+              <w:left w:type="dxa" w:w="120"/>
+              <w:bottom w:type="dxa" w:w="80"/>
+              <w:right w:type="dxa" w:w="120"/>
+            </w:tcMar>
+          </w:tcPr>
+          <w:p>
+            <w:pPr>
+              <w:spacing w:after="0"/>
+            </w:pPr>
+            <w:r>
+              <w:rPr>
+                <w:b w:val="false"/>
+                <w:bCs w:val="false"/>
+                <w:sz w:val="20"/>
+                <w:szCs w:val="20"/>
+              </w:rPr>
+              <w:t xml:space="preserve">volume focuslab_db_data за трајно чување; healthcheck со pg_isready</w:t>
+            </w:r>
+          </w:p>
+        </w:tc>
+      </w:tr>
+      <w:tr>
+        <w:trPr>
+          <w:cantSplit/>
+          <w:tblHeader w:val="false"/>
+        </w:trPr>
+        <w:tc>
+          <w:tcPr>
+            <w:tcW w:type="dxa" w:w="1700"/>
+            <w:tcMar>
+              <w:top w:type="dxa" w:w="80"/>
+              <w:left w:type="dxa" w:w="120"/>
+              <w:bottom w:type="dxa" w:w="80"/>
+              <w:right w:type="dxa" w:w="120"/>
+            </w:tcMar>
+          </w:tcPr>
+          <w:p>
+            <w:pPr>
+              <w:spacing w:after="0"/>
+            </w:pPr>
+            <w:r>
+              <w:rPr>
+                <w:rFonts w:ascii="Consolas" w:cs="Consolas" w:eastAsia="Consolas" w:hAnsi="Consolas"/>
+                <w:b w:val="false"/>
+                <w:bCs w:val="false"/>
+                <w:sz w:val="20"/>
+                <w:szCs w:val="20"/>
+              </w:rPr>
+              <w:t xml:space="preserve">backend</w:t>
+            </w:r>
+          </w:p>
+        </w:tc>
+        <w:tc>
+          <w:tcPr>
+            <w:tcW w:type="dxa" w:w="2100"/>
+            <w:tcMar>
+              <w:top w:type="dxa" w:w="80"/>
+              <w:left w:type="dxa" w:w="120"/>
+              <w:bottom w:type="dxa" w:w="80"/>
+              <w:right w:type="dxa" w:w="120"/>
+            </w:tcMar>
+          </w:tcPr>
+          <w:p>
+            <w:pPr>
+              <w:spacing w:after="0"/>
+            </w:pPr>
+            <w:r>
+              <w:rPr>
+                <w:b w:val="false"/>
+                <w:bCs w:val="false"/>
+                <w:sz w:val="20"/>
+                <w:szCs w:val="20"/>
+              </w:rPr>
+              <w:t xml:space="preserve">се гради од ./backend</w:t>
+            </w:r>
+          </w:p>
+        </w:tc>
+        <w:tc>
+          <w:tcPr>
+            <w:tcW w:type="dxa" w:w="1500"/>
+            <w:tcMar>
+              <w:top w:type="dxa" w:w="80"/>
+              <w:left w:type="dxa" w:w="120"/>
+              <w:bottom w:type="dxa" w:w="80"/>
+              <w:right w:type="dxa" w:w="120"/>
+            </w:tcMar>
+          </w:tcPr>
+          <w:p>
+            <w:pPr>
+              <w:spacing w:after="0"/>
+            </w:pPr>
+            <w:r>
+              <w:rPr>
+                <w:rFonts w:ascii="Consolas" w:cs="Consolas" w:eastAsia="Consolas" w:hAnsi="Consolas"/>
+                <w:b w:val="false"/>
+                <w:bCs w:val="false"/>
+                <w:sz w:val="20"/>
+                <w:szCs w:val="20"/>
+              </w:rPr>
+              <w:t xml:space="preserve">8080</w:t>
+            </w:r>
+          </w:p>
+        </w:tc>
+        <w:tc>
+          <w:tcPr>
+            <w:tcW w:type="dxa" w:w="4060"/>
+            <w:tcMar>
+              <w:top w:type="dxa" w:w="80"/>
+              <w:left w:type="dxa" w:w="120"/>
+              <w:bottom w:type="dxa" w:w="80"/>
+              <w:right w:type="dxa" w:w="120"/>
+            </w:tcMar>
+          </w:tcPr>
+          <w:p>
+            <w:pPr>
+              <w:spacing w:after="0"/>
+            </w:pPr>
+            <w:r>
+              <w:rPr>
+                <w:b w:val="false"/>
+                <w:bCs w:val="false"/>
+                <w:sz w:val="20"/>
+                <w:szCs w:val="20"/>
+              </w:rPr>
+              <w:t xml:space="preserve">стартува дури кога базата е healthy; HEALTHCHECK во имиџот</w:t>
+            </w:r>
+          </w:p>
+        </w:tc>
+      </w:tr>
+      <w:tr>
+        <w:trPr>
+          <w:cantSplit/>
+          <w:tblHeader w:val="false"/>
+        </w:trPr>
+        <w:tc>
+          <w:tcPr>
+            <w:tcW w:type="dxa" w:w="1700"/>
+            <w:tcMar>
+              <w:top w:type="dxa" w:w="80"/>
+              <w:left w:type="dxa" w:w="120"/>
+              <w:bottom w:type="dxa" w:w="80"/>
+              <w:right w:type="dxa" w:w="120"/>
+            </w:tcMar>
+          </w:tcPr>
+          <w:p>
+            <w:pPr>
+              <w:spacing w:after="0"/>
+            </w:pPr>
+            <w:r>
+              <w:rPr>
+                <w:rFonts w:ascii="Consolas" w:cs="Consolas" w:eastAsia="Consolas" w:hAnsi="Consolas"/>
+                <w:b w:val="false"/>
+                <w:bCs w:val="false"/>
+                <w:sz w:val="20"/>
+                <w:szCs w:val="20"/>
+              </w:rPr>
+              <w:t xml:space="preserve">frontend</w:t>
+            </w:r>
+          </w:p>
+        </w:tc>
+        <w:tc>
+          <w:tcPr>
+            <w:tcW w:type="dxa" w:w="2100"/>
+            <w:tcMar>
+              <w:top w:type="dxa" w:w="80"/>
+              <w:left w:type="dxa" w:w="120"/>
+              <w:bottom w:type="dxa" w:w="80"/>
+              <w:right w:type="dxa" w:w="120"/>
+            </w:tcMar>
+          </w:tcPr>
+          <w:p>
+            <w:pPr>
+              <w:spacing w:after="0"/>
+            </w:pPr>
+            <w:r>
+              <w:rPr>
+                <w:b w:val="false"/>
+                <w:bCs w:val="false"/>
+                <w:sz w:val="20"/>
+                <w:szCs w:val="20"/>
+              </w:rPr>
+              <w:t xml:space="preserve">се гради од ./frontend</w:t>
+            </w:r>
+          </w:p>
+        </w:tc>
+        <w:tc>
+          <w:tcPr>
+            <w:tcW w:type="dxa" w:w="1500"/>
+            <w:tcMar>
+              <w:top w:type="dxa" w:w="80"/>
+              <w:left w:type="dxa" w:w="120"/>
+              <w:bottom w:type="dxa" w:w="80"/>
+              <w:right w:type="dxa" w:w="120"/>
+            </w:tcMar>
+          </w:tcPr>
+          <w:p>
+            <w:pPr>
+              <w:spacing w:after="0"/>
+            </w:pPr>
+            <w:r>
+              <w:rPr>
+                <w:b w:val="false"/>
+                <w:bCs w:val="false"/>
+                <w:sz w:val="20"/>
+                <w:szCs w:val="20"/>
+              </w:rPr>
+              <w:t xml:space="preserve">5173 → 80</w:t>
+            </w:r>
+          </w:p>
+        </w:tc>
+        <w:tc>
+          <w:tcPr>
+            <w:tcW w:type="dxa" w:w="4060"/>
+            <w:tcMar>
+              <w:top w:type="dxa" w:w="80"/>
+              <w:left w:type="dxa" w:w="120"/>
+              <w:bottom w:type="dxa" w:w="80"/>
+              <w:right w:type="dxa" w:w="120"/>
+            </w:tcMar>
+          </w:tcPr>
+          <w:p>
+            <w:pPr>
+              <w:spacing w:after="0"/>
+            </w:pPr>
+            <w:r>
+              <w:rPr>
+                <w:b w:val="false"/>
+                <w:bCs w:val="false"/>
+                <w:sz w:val="20"/>
+                <w:szCs w:val="20"/>
+              </w:rPr>
+              <w:t xml:space="preserve">стартува дури кога бекендот е healthy</w:t>
+            </w:r>
+          </w:p>
+        </w:tc>
+      </w:tr>
+    </w:tbl>
+    <w:p>
+      <w:pPr>
+        <w:spacing w:after="160"/>
+      </w:pPr>
+    </w:p>
+    <w:p>
+      <w:pPr>
+        <w:pStyle w:val="Heading2"/>
+        <w:spacing w:after="120" w:before="240"/>
+      </w:pPr>
+      <w:r>
+        <w:t xml:space="preserve">Зависности при стартување</w:t>
+      </w:r>
+    </w:p>
+    <w:p>
+      <w:pPr>
+        <w:spacing w:after="140" w:line="300"/>
+      </w:pPr>
+      <w:r>
+        <w:rPr>
+          <w:sz w:val="22"/>
+          <w:szCs w:val="22"/>
+        </w:rPr>
+        <w:t xml:space="preserve">Сервисите не се стартуваат едновремено. Со depends_on и condition: service_healthy, бекендот чека базата да одговори на pg_isready, а фронтендот чека бекендот да врати 200 на /api/health. Без тоа бекендот би пробал да се поврзе на база што уште не прима врски и би паднал при првото стартување.</w:t>
+      </w:r>
+    </w:p>
+    <w:p>
+      <w:pPr>
+        <w:pStyle w:val="Heading2"/>
+        <w:spacing w:after="120" w:before="240"/>
+      </w:pPr>
+      <w:r>
+        <w:t xml:space="preserve">Конфигурација и тајни</w:t>
+      </w:r>
+    </w:p>
+    <w:p>
+      <w:pPr>
+        <w:spacing w:after="140" w:line="300"/>
+      </w:pPr>
+      <w:r>
+        <w:rPr>
+          <w:sz w:val="22"/>
+          <w:szCs w:val="22"/>
+        </w:rPr>
+        <w:t xml:space="preserve">Вредностите доаѓаат од .env фајл, со стандардни вредности за развој запишани во самиот compose фајл преку ${VAR:-default}. Двете тајни — JWT_SECRET и ADMIN_PASSWORD — се зададени како ${VAR:?порака}, што значи дека docker compose одбива да стартува ако не се поставени, наместо да го подигне системот со вредност од репото.</w:t>
+      </w:r>
+    </w:p>
+    <w:p>
+      <w:pPr>
+        <w:spacing w:after="140" w:line="300"/>
+      </w:pPr>
+      <w:r>
+        <w:rPr>
+          <w:sz w:val="22"/>
+          <w:szCs w:val="22"/>
+        </w:rPr>
+        <w:t xml:space="preserve">Дополнително, самата апликација има класа SecretsGuard што при стартување одбива да продолжи ако тајната за токените е онаа од репото, ако е под 32 знаци, или ако лозинката на администраторот е една од познатите почетни вредности.</w:t>
+      </w:r>
+    </w:p>
+    <w:p>
+      <w:pPr>
+        <w:pStyle w:val="Heading2"/>
+        <w:spacing w:after="120" w:before="240"/>
+      </w:pPr>
+      <w:r>
+        <w:t xml:space="preserve">Команди</w:t>
+      </w:r>
+    </w:p>
+    <w:p>
+      <w:pPr>
+        <w:shd w:fill="F4F4F5" w:val="clear"/>
+        <w:spacing w:after="0" w:before="40"/>
+        <w:ind w:left="200"/>
+      </w:pPr>
+      <w:r>
+        <w:rPr>
+          <w:rFonts w:ascii="Consolas" w:cs="Consolas" w:eastAsia="Consolas" w:hAnsi="Consolas"/>
+          <w:sz w:val="19"/>
+          <w:szCs w:val="19"/>
+        </w:rPr>
+        <w:t xml:space="preserve">cp .env.example .env      # пополни JWT_SECRET и ADMIN_PASSWORD</w:t>
+      </w:r>
+    </w:p>
+    <w:p>
+      <w:pPr>
+        <w:shd w:fill="F4F4F5" w:val="clear"/>
+        <w:spacing w:after="0" w:before="0"/>
+        <w:ind w:left="200"/>
+      </w:pPr>
+      <w:r>
+        <w:rPr>
+          <w:rFonts w:ascii="Consolas" w:cs="Consolas" w:eastAsia="Consolas" w:hAnsi="Consolas"/>
+          <w:sz w:val="19"/>
+          <w:szCs w:val="19"/>
+        </w:rPr>
+        <w:t xml:space="preserve">docker compose up --build</w:t>
+      </w:r>
+    </w:p>
+    <w:p>
+      <w:pPr>
+        <w:shd w:fill="F4F4F5" w:val="clear"/>
+        <w:spacing w:after="0" w:before="0"/>
+        <w:ind w:left="200"/>
+      </w:pPr>
+      <w:r>
+        <w:rPr>
+          <w:rFonts w:ascii="Consolas" w:cs="Consolas" w:eastAsia="Consolas" w:hAnsi="Consolas"/>
+          <w:sz w:val="19"/>
+          <w:szCs w:val="19"/>
+        </w:rPr>
+        <w:t xml:space="preserve"> </w:t>
+      </w:r>
+    </w:p>
+    <w:p>
+      <w:pPr>
+        <w:shd w:fill="F4F4F5" w:val="clear"/>
+        <w:spacing w:after="0" w:before="0"/>
+        <w:ind w:left="200"/>
+      </w:pPr>
+      <w:r>
+        <w:rPr>
+          <w:rFonts w:ascii="Consolas" w:cs="Consolas" w:eastAsia="Consolas" w:hAnsi="Consolas"/>
+          <w:sz w:val="19"/>
+          <w:szCs w:val="19"/>
+        </w:rPr>
+        <w:t xml:space="preserve">docker compose ps         # состојба и здравје на трите сервиси</w:t>
+      </w:r>
+    </w:p>
+    <w:p>
+      <w:pPr>
+        <w:shd w:fill="F4F4F5" w:val="clear"/>
+        <w:spacing w:after="0" w:before="0"/>
+        <w:ind w:left="200"/>
+      </w:pPr>
+      <w:r>
+        <w:rPr>
+          <w:rFonts w:ascii="Consolas" w:cs="Consolas" w:eastAsia="Consolas" w:hAnsi="Consolas"/>
+          <w:sz w:val="19"/>
+          <w:szCs w:val="19"/>
+        </w:rPr>
+        <w:t xml:space="preserve">docker compose logs -f backend</w:t>
+      </w:r>
+    </w:p>
+    <w:p>
+      <w:pPr>
+        <w:shd w:fill="F4F4F5" w:val="clear"/>
+        <w:spacing w:after="160" w:before="0"/>
+        <w:ind w:left="200"/>
+      </w:pPr>
+      <w:r>
+        <w:rPr>
+          <w:rFonts w:ascii="Consolas" w:cs="Consolas" w:eastAsia="Consolas" w:hAnsi="Consolas"/>
+          <w:sz w:val="19"/>
+          <w:szCs w:val="19"/>
+        </w:rPr>
+        <w:t xml:space="preserve">docker compose down       # без -v: податоците во базата остануваат</w:t>
+      </w:r>
+    </w:p>
+    <w:p>
+      <w:pPr>
+        <w:spacing w:after="140" w:line="300"/>
+      </w:pPr>
+      <w:r>
+        <w:rPr>
+          <w:sz w:val="22"/>
+          <w:szCs w:val="22"/>
+        </w:rPr>
+        <w:t xml:space="preserve">Апликацијата потоа е достапна на http://localhost:5173.</w:t>
+      </w:r>
+    </w:p>
+    <w:p>
+      <w:pPr>
+        <w:pStyle w:val="Heading1"/>
+        <w:spacing w:after="160" w:before="360"/>
+      </w:pPr>
+      <w:r>
+        <w:t xml:space="preserve">CI pipeline со GitHub Actions</w:t>
+      </w:r>
+    </w:p>
+    <w:p>
+      <w:pPr>
+        <w:spacing w:after="140" w:line="300"/>
+      </w:pPr>
+      <w:r>
+        <w:rPr>
+          <w:sz w:val="22"/>
+          <w:szCs w:val="22"/>
+        </w:rPr>
+        <w:t xml:space="preserve">Како CI платформа е избран GitHub Actions, бидејќи кодот е веќе на GitHub и не бара одделен сервер. Pipeline-от е дефиниран во .github/workflows/ci.yml и се состои од два job-а.</w:t>
+      </w:r>
+    </w:p>
+    <w:p>
+      <w:pPr>
+        <w:pStyle w:val="Heading2"/>
+        <w:spacing w:after="120" w:before="240"/>
+      </w:pPr>
+      <w:r>
+        <w:t xml:space="preserve">Job 1 — Тестови</w:t>
+      </w:r>
+    </w:p>
+    <w:p>
+      <w:pPr>
+        <w:pStyle w:val="ListParagraph"/>
+        <w:numPr>
+          <w:ilvl w:val="0"/>
+          <w:numId w:val="2"/>
+        </w:numPr>
+        <w:spacing w:after="60" w:line="300"/>
+      </w:pPr>
+      <w:r>
+        <w:rPr>
+          <w:sz w:val="22"/>
+          <w:szCs w:val="22"/>
+        </w:rPr>
+        <w:t xml:space="preserve">Го презема кодот и подготвува Java 21 и Node 20, со кеш за Maven и npm.</w:t>
+      </w:r>
+    </w:p>
+    <w:p>
+      <w:pPr>
+        <w:pStyle w:val="ListParagraph"/>
+        <w:numPr>
+          <w:ilvl w:val="0"/>
+          <w:numId w:val="2"/>
+        </w:numPr>
+        <w:spacing w:after="60" w:line="300"/>
+      </w:pPr>
+      <w:r>
+        <w:rPr>
+          <w:sz w:val="22"/>
+          <w:szCs w:val="22"/>
+        </w:rPr>
+        <w:t xml:space="preserve">Пушта mvn test — 130 unit теста за правата на пристап, токените, ограничувањето на најави и деловните правила.</w:t>
+      </w:r>
+    </w:p>
+    <w:p>
+      <w:pPr>
+        <w:pStyle w:val="ListParagraph"/>
+        <w:numPr>
+          <w:ilvl w:val="0"/>
+          <w:numId w:val="2"/>
+        </w:numPr>
+        <w:spacing w:after="60" w:line="300"/>
+      </w:pPr>
+      <w:r>
+        <w:rPr>
+          <w:sz w:val="22"/>
+          <w:szCs w:val="22"/>
+        </w:rPr>
+        <w:t xml:space="preserve">Пушта npx tsc --noEmit за проверка на типовите и npm run build за да потврди дека фронтендот се гради.</w:t>
+      </w:r>
+    </w:p>
+    <w:p>
+      <w:pPr>
+        <w:pStyle w:val="Heading2"/>
+        <w:spacing w:after="120" w:before="240"/>
+      </w:pPr>
+      <w:r>
+        <w:t xml:space="preserve">Job 2 — Имиџи</w:t>
+      </w:r>
+    </w:p>
+    <w:p>
+      <w:pPr>
+        <w:pStyle w:val="ListParagraph"/>
+        <w:numPr>
+          <w:ilvl w:val="0"/>
+          <w:numId w:val="2"/>
+        </w:numPr>
+        <w:spacing w:after="60" w:line="300"/>
+      </w:pPr>
+      <w:r>
+        <w:rPr>
+          <w:sz w:val="22"/>
+          <w:szCs w:val="22"/>
+        </w:rPr>
+        <w:t xml:space="preserve">Се извршува само ако job-от со тестовите поминал (needs: test) и само на push кон main. Pull request се тестира, но не објавува имиџ.</w:t>
+      </w:r>
+    </w:p>
+    <w:p>
+      <w:pPr>
+        <w:pStyle w:val="ListParagraph"/>
+        <w:numPr>
+          <w:ilvl w:val="0"/>
+          <w:numId w:val="2"/>
+        </w:numPr>
+        <w:spacing w:after="60" w:line="300"/>
+      </w:pPr>
+      <w:r>
+        <w:rPr>
+          <w:sz w:val="22"/>
+          <w:szCs w:val="22"/>
+        </w:rPr>
+        <w:t xml:space="preserve">Матрица со две вредности — backend и frontend — па двата имиџа се градат паралелно, секој од својот директориум.</w:t>
+      </w:r>
+    </w:p>
+    <w:p>
+      <w:pPr>
+        <w:pStyle w:val="ListParagraph"/>
+        <w:numPr>
+          <w:ilvl w:val="0"/>
+          <w:numId w:val="2"/>
+        </w:numPr>
+        <w:spacing w:after="60" w:line="300"/>
+      </w:pPr>
+      <w:r>
+        <w:rPr>
+          <w:sz w:val="22"/>
+          <w:szCs w:val="22"/>
+        </w:rPr>
+        <w:t xml:space="preserve">Се најавува на Docker Hub, гради со Buildx и праќа две ознаки по имиџ: latest за последната состојба на main и sha-xxxxxxx за точниот комит, за да може да се врати конкретна верзија.</w:t>
+      </w:r>
+    </w:p>
+    <w:p>
+      <w:pPr>
+        <w:pStyle w:val="ListParagraph"/>
+        <w:numPr>
+          <w:ilvl w:val="0"/>
+          <w:numId w:val="2"/>
+        </w:numPr>
+        <w:spacing w:after="60" w:line="300"/>
+      </w:pPr>
+      <w:r>
+        <w:rPr>
+          <w:sz w:val="22"/>
+          <w:szCs w:val="22"/>
+        </w:rPr>
+        <w:t xml:space="preserve">Го користи кешот на GitHub Actions меѓу пуштањата, за да не се симнуваат Maven и npm зависностите одново при секој push.</w:t>
+      </w:r>
+    </w:p>
+    <w:p>
+      <w:pPr>
+        <w:pStyle w:val="Heading2"/>
+        <w:spacing w:after="120" w:before="240"/>
+      </w:pPr>
+      <w:r>
+        <w:t xml:space="preserve">Редот е намерен</w:t>
+      </w:r>
+    </w:p>
+    <w:p>
+      <w:pPr>
+        <w:spacing w:after="140" w:line="300"/>
+      </w:pPr>
+      <w:r>
+        <w:rPr>
+          <w:sz w:val="22"/>
+          <w:szCs w:val="22"/>
+        </w:rPr>
+        <w:t xml:space="preserve">Тестовите одат пред градењето на имиџите, а не паралелно со нив. Нема смисла да се објавува имиџ што не поминал тест — ако тестовите паднат, на Docker Hub не оди ништо и latest останува на последната состојба што работела.</w:t>
+      </w:r>
+    </w:p>
+    <w:p>
+      <w:pPr>
+        <w:pStyle w:val="Heading2"/>
+        <w:spacing w:after="120" w:before="240"/>
+      </w:pPr>
+      <w:r>
+        <w:t xml:space="preserve">Подготовка</w:t>
+      </w:r>
+    </w:p>
+    <w:p>
+      <w:pPr>
+        <w:spacing w:after="140" w:line="300"/>
+      </w:pPr>
+      <w:r>
+        <w:rPr>
+          <w:sz w:val="22"/>
+          <w:szCs w:val="22"/>
+        </w:rPr>
+        <w:t xml:space="preserve">Pipeline-от бара две работи поставени во репото, на Settings → Secrets and variables → Actions:</w:t>
+      </w:r>
+    </w:p>
+    <w:p>
+      <w:pPr>
+        <w:spacing w:after="160"/>
+      </w:pPr>
+    </w:p>
+    <w:tbl>
+      <w:tblPr>
+        <w:tblW w:type="dxa" w:w="9360"/>
+        <w:tblBorders>
+          <w:top w:val="single" w:color="auto" w:sz="4"/>
+          <w:left w:val="single" w:color="auto" w:sz="4"/>
+          <w:bottom w:val="single" w:color="auto" w:sz="4"/>
+          <w:right w:val="single" w:color="auto" w:sz="4"/>
+          <w:insideH w:val="single" w:color="auto" w:sz="4"/>
+          <w:insideV w:val="single" w:color="auto" w:sz="4"/>
+        </w:tblBorders>
+      </w:tblPr>
+      <w:tblGrid>
+        <w:gridCol w:w="2400"/>
+        <w:gridCol w:w="2200"/>
+        <w:gridCol w:w="4760"/>
+      </w:tblGrid>
+      <w:tr>
+        <w:trPr>
+          <w:cantSplit/>
+          <w:tblHeader/>
+        </w:trPr>
+        <w:tc>
+          <w:tcPr>
+            <w:tcW w:type="dxa" w:w="2400"/>
+            <w:shd w:fill="EDEDF0" w:val="clear"/>
+            <w:tcMar>
+              <w:top w:type="dxa" w:w="80"/>
+              <w:left w:type="dxa" w:w="120"/>
+              <w:bottom w:type="dxa" w:w="80"/>
+              <w:right w:type="dxa" w:w="120"/>
+            </w:tcMar>
+          </w:tcPr>
+          <w:p>
+            <w:pPr>
+              <w:spacing w:after="0"/>
+            </w:pPr>
+            <w:r>
+              <w:rPr>
+                <w:b/>
+                <w:bCs/>
+                <w:sz w:val="20"/>
+                <w:szCs w:val="20"/>
+              </w:rPr>
+              <w:t xml:space="preserve">Име</w:t>
+            </w:r>
+          </w:p>
+        </w:tc>
+        <w:tc>
+          <w:tcPr>
+            <w:tcW w:type="dxa" w:w="2200"/>
+            <w:shd w:fill="EDEDF0" w:val="clear"/>
+            <w:tcMar>
+              <w:top w:type="dxa" w:w="80"/>
+              <w:left w:type="dxa" w:w="120"/>
+              <w:bottom w:type="dxa" w:w="80"/>
+              <w:right w:type="dxa" w:w="120"/>
+            </w:tcMar>
+          </w:tcPr>
+          <w:p>
+            <w:pPr>
+              <w:spacing w:after="0"/>
+            </w:pPr>
+            <w:r>
+              <w:rPr>
+                <w:b/>
+                <w:bCs/>
+                <w:sz w:val="20"/>
+                <w:szCs w:val="20"/>
+              </w:rPr>
+              <w:t xml:space="preserve">Тип</w:t>
+            </w:r>
+          </w:p>
+        </w:tc>
+        <w:tc>
+          <w:tcPr>
+            <w:tcW w:type="dxa" w:w="4760"/>
+            <w:shd w:fill="EDEDF0" w:val="clear"/>
+            <w:tcMar>
+              <w:top w:type="dxa" w:w="80"/>
+              <w:left w:type="dxa" w:w="120"/>
+              <w:bottom w:type="dxa" w:w="80"/>
+              <w:right w:type="dxa" w:w="120"/>
+            </w:tcMar>
+          </w:tcPr>
+          <w:p>
+            <w:pPr>
+              <w:spacing w:after="0"/>
+            </w:pPr>
+            <w:r>
+              <w:rPr>
+                <w:b/>
+                <w:bCs/>
+                <w:sz w:val="20"/>
+                <w:szCs w:val="20"/>
+              </w:rPr>
+              <w:t xml:space="preserve">Вредност</w:t>
+            </w:r>
+          </w:p>
+        </w:tc>
+      </w:tr>
+      <w:tr>
+        <w:trPr>
+          <w:cantSplit/>
+          <w:tblHeader w:val="false"/>
+        </w:trPr>
+        <w:tc>
+          <w:tcPr>
+            <w:tcW w:type="dxa" w:w="2400"/>
+            <w:tcMar>
+              <w:top w:type="dxa" w:w="80"/>
+              <w:left w:type="dxa" w:w="120"/>
+              <w:bottom w:type="dxa" w:w="80"/>
+              <w:right w:type="dxa" w:w="120"/>
+            </w:tcMar>
+          </w:tcPr>
+          <w:p>
+            <w:pPr>
+              <w:spacing w:after="0"/>
+            </w:pPr>
+            <w:r>
+              <w:rPr>
+                <w:b w:val="false"/>
+                <w:bCs w:val="false"/>
+                <w:sz w:val="20"/>
+                <w:szCs w:val="20"/>
+              </w:rPr>
+              <w:t xml:space="preserve">DOCKERHUB_USERNAME</w:t>
+            </w:r>
+          </w:p>
+        </w:tc>
+        <w:tc>
+          <w:tcPr>
+            <w:tcW w:type="dxa" w:w="2200"/>
+            <w:tcMar>
+              <w:top w:type="dxa" w:w="80"/>
+              <w:left w:type="dxa" w:w="120"/>
+              <w:bottom w:type="dxa" w:w="80"/>
+              <w:right w:type="dxa" w:w="120"/>
+            </w:tcMar>
+          </w:tcPr>
+          <w:p>
+            <w:pPr>
+              <w:spacing w:after="0"/>
+            </w:pPr>
+            <w:r>
+              <w:rPr>
+                <w:b w:val="false"/>
+                <w:bCs w:val="false"/>
+                <w:sz w:val="20"/>
+                <w:szCs w:val="20"/>
+              </w:rPr>
+              <w:t xml:space="preserve">Variable</w:t>
+            </w:r>
+          </w:p>
+        </w:tc>
+        <w:tc>
+          <w:tcPr>
+            <w:tcW w:type="dxa" w:w="4760"/>
+            <w:tcMar>
+              <w:top w:type="dxa" w:w="80"/>
+              <w:left w:type="dxa" w:w="120"/>
+              <w:bottom w:type="dxa" w:w="80"/>
+              <w:right w:type="dxa" w:w="120"/>
+            </w:tcMar>
+          </w:tcPr>
+          <w:p>
+            <w:pPr>
+              <w:spacing w:after="0"/>
+            </w:pPr>
+            <w:r>
+              <w:rPr>
+                <w:b w:val="false"/>
+                <w:bCs w:val="false"/>
+                <w:sz w:val="20"/>
+                <w:szCs w:val="20"/>
+              </w:rPr>
+              <w:t xml:space="preserve">корисничкото име на Docker Hub</w:t>
+            </w:r>
+          </w:p>
+        </w:tc>
+      </w:tr>
+      <w:tr>
+        <w:trPr>
+          <w:cantSplit/>
+          <w:tblHeader w:val="false"/>
+        </w:trPr>
+        <w:tc>
+          <w:tcPr>
+            <w:tcW w:type="dxa" w:w="2400"/>
+            <w:tcMar>
+              <w:top w:type="dxa" w:w="80"/>
+              <w:left w:type="dxa" w:w="120"/>
+              <w:bottom w:type="dxa" w:w="80"/>
+              <w:right w:type="dxa" w:w="120"/>
+            </w:tcMar>
+          </w:tcPr>
+          <w:p>
+            <w:pPr>
+              <w:spacing w:after="0"/>
+            </w:pPr>
+            <w:r>
+              <w:rPr>
+                <w:b w:val="false"/>
+                <w:bCs w:val="false"/>
+                <w:sz w:val="20"/>
+                <w:szCs w:val="20"/>
+              </w:rPr>
+              <w:t xml:space="preserve">DOCKERHUB_TOKEN</w:t>
+            </w:r>
+          </w:p>
+        </w:tc>
+        <w:tc>
+          <w:tcPr>
+            <w:tcW w:type="dxa" w:w="2200"/>
+            <w:tcMar>
+              <w:top w:type="dxa" w:w="80"/>
+              <w:left w:type="dxa" w:w="120"/>
+              <w:bottom w:type="dxa" w:w="80"/>
+              <w:right w:type="dxa" w:w="120"/>
+            </w:tcMar>
+          </w:tcPr>
+          <w:p>
+            <w:pPr>
+              <w:spacing w:after="0"/>
+            </w:pPr>
+            <w:r>
+              <w:rPr>
+                <w:b w:val="false"/>
+                <w:bCs w:val="false"/>
+                <w:sz w:val="20"/>
+                <w:szCs w:val="20"/>
+              </w:rPr>
+              <w:t xml:space="preserve">Secret</w:t>
+            </w:r>
+          </w:p>
+        </w:tc>
+        <w:tc>
+          <w:tcPr>
+            <w:tcW w:type="dxa" w:w="4760"/>
+            <w:tcMar>
+              <w:top w:type="dxa" w:w="80"/>
+              <w:left w:type="dxa" w:w="120"/>
+              <w:bottom w:type="dxa" w:w="80"/>
+              <w:right w:type="dxa" w:w="120"/>
+            </w:tcMar>
+          </w:tcPr>
+          <w:p>
+            <w:pPr>
+              <w:spacing w:after="0"/>
+            </w:pPr>
+            <w:r>
+              <w:rPr>
+                <w:b w:val="false"/>
+                <w:bCs w:val="false"/>
+                <w:sz w:val="20"/>
+                <w:szCs w:val="20"/>
+              </w:rPr>
+              <w:t xml:space="preserve">access token од Docker Hub, со право Read &amp; Write</w:t>
+            </w:r>
+          </w:p>
+        </w:tc>
+      </w:tr>
+    </w:tbl>
+    <w:p>
+      <w:pPr>
+        <w:spacing w:after="160"/>
+      </w:pPr>
+    </w:p>
+    <w:p>
+      <w:pPr>
+        <w:spacing w:after="140" w:line="300"/>
+      </w:pPr>
+      <w:r>
+        <w:rPr>
+          <w:sz w:val="22"/>
+          <w:szCs w:val="22"/>
+        </w:rPr>
+        <w:t xml:space="preserve">Корисничкото име е променлива, а не секрет, намерно: GitHub ги маскира секретите во логот, па името на имиџот би се пишувало маскирано, а секоја грешка при праќањето би била нечитлива. Токенот е секрет, и е токен со ограничени права, не лозинката од сметката.</w:t>
+      </w:r>
+    </w:p>
+    <w:p>
+      <w:pPr>
+        <w:spacing w:after="80" w:before="120"/>
+        <w:jc w:val="center"/>
+      </w:pPr>
+      <w:r>
+        <w:drawing>
+          <wp:inline distT="0" distB="0" distL="0" distR="0">
+            <wp:extent cx="5334000" cy="1885950"/>
+            <wp:effectExtent t="0" r="0" b="0" l="0"/>
+            <wp:docPr id="1" name="" descr="" title=""/>
+            <wp:cNvGraphicFramePr>
+              <a:graphicFrameLocks xmlns:a="http://schemas.openxmlformats.org/drawingml/2006/main" noChangeAspect="1"/>
+            </wp:cNvGraphicFramePr>
+            <a:graphic xmlns:a="http://schemas.openxmlformats.org/drawingml/2006/main">
+              <a:graphicData uri="http://schemas.openxmlformats.org/drawingml/2006/picture">
+                <pic:pic xmlns:pic="http://schemas.openxmlformats.org/drawingml/2006/picture">
+                  <pic:nvPicPr>
+                    <pic:cNvPr id="0" name="" descr=""/>
+                    <pic:cNvPicPr>
+                      <a:picLocks noChangeAspect="1" noChangeArrowheads="1"/>
+                    </pic:cNvPicPr>
+                  </pic:nvPicPr>
+                  <pic:blipFill>
+                    <a:blip r:embed="rId9" cstate="none"/>
+                    <a:srcRect/>
+                    <a:stretch>
+                      <a:fillRect/>
+                    </a:stretch>
+                  </pic:blipFill>
+                  <pic:spPr bwMode="auto">
+                    <a:xfrm>
+                      <a:off x="0" y="0"/>
+                      <a:ext cx="5334000" cy="1885950"/>
+                    </a:xfrm>
+                    <a:prstGeom prst="rect">
+                      <a:avLst/>
+                    </a:prstGeom>
+                  </pic:spPr>
+                </pic:pic>
+              </a:graphicData>
+            </a:graphic>
+          </wp:inline>
+        </w:drawing>
+      </w:r>
+    </w:p>
+    <w:p>
+      <w:pPr>
+        <w:spacing w:after="220"/>
+        <w:jc w:val="center"/>
+      </w:pPr>
+      <w:r>
+        <w:rPr>
+          <w:i/>
+          <w:iCs/>
+          <w:color w:val="666666"/>
+          <w:sz w:val="18"/>
+          <w:szCs w:val="18"/>
+        </w:rPr>
+        <w:t xml:space="preserve">Успешно пуштање: тестовите, па двата имиџа паралелно</w:t>
+      </w:r>
+    </w:p>
+    <w:p>
+      <w:pPr>
+        <w:pStyle w:val="Heading2"/>
+        <w:spacing w:after="120" w:before="240"/>
+      </w:pPr>
+      <w:r>
+        <w:t xml:space="preserve">CD дел</w:t>
+      </w:r>
+    </w:p>
+    <w:p>
+      <w:pPr>
+        <w:spacing w:after="140" w:line="300"/>
+      </w:pPr>
+      <w:r>
+        <w:rPr>
+          <w:sz w:val="22"/>
+          <w:szCs w:val="22"/>
+        </w:rPr>
+        <w:t xml:space="preserve">CD делот не е имплементиран, бидејќи во задачата е наведен како опционален бонус. За него би бил потребен кластер достапен од интернет, на кој pipeline-от би можел да се поврзе по успешното праќање на имиџите; локалниот кластер во Docker Desktop не е достапен однадвор.</w:t>
+      </w:r>
+    </w:p>
+    <w:p>
+      <w:pPr>
+        <w:pStyle w:val="Heading1"/>
+        <w:spacing w:after="160" w:before="360"/>
+      </w:pPr>
+      <w:r>
+        <w:t xml:space="preserve">Kubernetes оркестрација</w:t>
+      </w:r>
+    </w:p>
+    <w:p>
+      <w:pPr>
+        <w:spacing w:after="140" w:line="300"/>
+      </w:pPr>
+      <w:r>
+        <w:rPr>
+          <w:sz w:val="22"/>
+          <w:szCs w:val="22"/>
+        </w:rPr>
+        <w:t xml:space="preserve">Docker Compose ја подига апликацијата на една машина, со фиксен редослед и фиксен број контејнери. Kubernetes го опишува истото како посакувана состојба: колку реплики, од кој имиџ, со која конфигурација — а кластерот се грижи таа состојба да се одржува. Тоа ја менува и поделбата на компонентите: бекендот и фронтендот се без состојба и одат како Deployment, а базата има состојба и оди како StatefulSet со сопствен постојан диск.</w:t>
+      </w:r>
+    </w:p>
+    <w:p>
+      <w:pPr>
+        <w:pStyle w:val="Heading2"/>
+        <w:spacing w:after="120" w:before="240"/>
+      </w:pPr>
+      <w:r>
+        <w:t xml:space="preserve">Структура на фајлови</w:t>
+      </w:r>
+    </w:p>
+    <w:p>
+      <w:pPr>
+        <w:shd w:fill="F4F4F5" w:val="clear"/>
+        <w:spacing w:after="0" w:before="40"/>
+        <w:ind w:left="200"/>
+      </w:pPr>
+      <w:r>
+        <w:rPr>
+          <w:rFonts w:ascii="Consolas" w:cs="Consolas" w:eastAsia="Consolas" w:hAnsi="Consolas"/>
+          <w:sz w:val="19"/>
+          <w:szCs w:val="19"/>
+        </w:rPr>
+        <w:t xml:space="preserve">k8s/</w:t>
+      </w:r>
+    </w:p>
+    <w:p>
+      <w:pPr>
+        <w:shd w:fill="F4F4F5" w:val="clear"/>
+        <w:spacing w:after="0" w:before="0"/>
+        <w:ind w:left="200"/>
+      </w:pPr>
+      <w:r>
+        <w:rPr>
+          <w:rFonts w:ascii="Consolas" w:cs="Consolas" w:eastAsia="Consolas" w:hAnsi="Consolas"/>
+          <w:sz w:val="19"/>
+          <w:szCs w:val="19"/>
+        </w:rPr>
+        <w:t xml:space="preserve">├── 00-namespace.yaml</w:t>
+      </w:r>
+    </w:p>
+    <w:p>
+      <w:pPr>
+        <w:shd w:fill="F4F4F5" w:val="clear"/>
+        <w:spacing w:after="0" w:before="0"/>
+        <w:ind w:left="200"/>
+      </w:pPr>
+      <w:r>
+        <w:rPr>
+          <w:rFonts w:ascii="Consolas" w:cs="Consolas" w:eastAsia="Consolas" w:hAnsi="Consolas"/>
+          <w:sz w:val="19"/>
+          <w:szCs w:val="19"/>
+        </w:rPr>
+        <w:t xml:space="preserve">├── 01-configmap.yaml</w:t>
+      </w:r>
+    </w:p>
+    <w:p>
+      <w:pPr>
+        <w:shd w:fill="F4F4F5" w:val="clear"/>
+        <w:spacing w:after="0" w:before="0"/>
+        <w:ind w:left="200"/>
+      </w:pPr>
+      <w:r>
+        <w:rPr>
+          <w:rFonts w:ascii="Consolas" w:cs="Consolas" w:eastAsia="Consolas" w:hAnsi="Consolas"/>
+          <w:sz w:val="19"/>
+          <w:szCs w:val="19"/>
+        </w:rPr>
+        <w:t xml:space="preserve">├── 02-secret.example.yaml     образец; вистинскиот не се комитира</w:t>
+      </w:r>
+    </w:p>
+    <w:p>
+      <w:pPr>
+        <w:shd w:fill="F4F4F5" w:val="clear"/>
+        <w:spacing w:after="0" w:before="0"/>
+        <w:ind w:left="200"/>
+      </w:pPr>
+      <w:r>
+        <w:rPr>
+          <w:rFonts w:ascii="Consolas" w:cs="Consolas" w:eastAsia="Consolas" w:hAnsi="Consolas"/>
+          <w:sz w:val="19"/>
+          <w:szCs w:val="19"/>
+        </w:rPr>
+        <w:t xml:space="preserve">├── 03-postgres.yaml           StatefulSet + headless Service</w:t>
+      </w:r>
+    </w:p>
+    <w:p>
+      <w:pPr>
+        <w:shd w:fill="F4F4F5" w:val="clear"/>
+        <w:spacing w:after="0" w:before="0"/>
+        <w:ind w:left="200"/>
+      </w:pPr>
+      <w:r>
+        <w:rPr>
+          <w:rFonts w:ascii="Consolas" w:cs="Consolas" w:eastAsia="Consolas" w:hAnsi="Consolas"/>
+          <w:sz w:val="19"/>
+          <w:szCs w:val="19"/>
+        </w:rPr>
+        <w:t xml:space="preserve">├── 04-backend.yaml            Deployment + Service</w:t>
+      </w:r>
+    </w:p>
+    <w:p>
+      <w:pPr>
+        <w:shd w:fill="F4F4F5" w:val="clear"/>
+        <w:spacing w:after="0" w:before="0"/>
+        <w:ind w:left="200"/>
+      </w:pPr>
+      <w:r>
+        <w:rPr>
+          <w:rFonts w:ascii="Consolas" w:cs="Consolas" w:eastAsia="Consolas" w:hAnsi="Consolas"/>
+          <w:sz w:val="19"/>
+          <w:szCs w:val="19"/>
+        </w:rPr>
+        <w:t xml:space="preserve">├── 05-frontend.yaml           Deployment + Service</w:t>
+      </w:r>
+    </w:p>
+    <w:p>
+      <w:pPr>
+        <w:shd w:fill="F4F4F5" w:val="clear"/>
+        <w:spacing w:after="0" w:before="0"/>
+        <w:ind w:left="200"/>
+      </w:pPr>
+      <w:r>
+        <w:rPr>
+          <w:rFonts w:ascii="Consolas" w:cs="Consolas" w:eastAsia="Consolas" w:hAnsi="Consolas"/>
+          <w:sz w:val="19"/>
+          <w:szCs w:val="19"/>
+        </w:rPr>
+        <w:t xml:space="preserve">├── 06-ingress.yaml</w:t>
+      </w:r>
+    </w:p>
+    <w:p>
+      <w:pPr>
+        <w:shd w:fill="F4F4F5" w:val="clear"/>
+        <w:spacing w:after="0" w:before="0"/>
+        <w:ind w:left="200"/>
+      </w:pPr>
+      <w:r>
+        <w:rPr>
+          <w:rFonts w:ascii="Consolas" w:cs="Consolas" w:eastAsia="Consolas" w:hAnsi="Consolas"/>
+          <w:sz w:val="19"/>
+          <w:szCs w:val="19"/>
+        </w:rPr>
+        <w:t xml:space="preserve">├── apply.sh                   ги поставува по ред и чека да се подигнат</w:t>
+      </w:r>
+    </w:p>
+    <w:p>
+      <w:pPr>
+        <w:shd w:fill="F4F4F5" w:val="clear"/>
+        <w:spacing w:after="160" w:before="0"/>
+        <w:ind w:left="200"/>
+      </w:pPr>
+      <w:r>
+        <w:rPr>
+          <w:rFonts w:ascii="Consolas" w:cs="Consolas" w:eastAsia="Consolas" w:hAnsi="Consolas"/>
+          <w:sz w:val="19"/>
+          <w:szCs w:val="19"/>
+        </w:rPr>
+        <w:t xml:space="preserve">└── README.md                  упатство чекор по чекор</w:t>
+      </w:r>
+    </w:p>
+    <w:p>
+      <w:pPr>
+        <w:pStyle w:val="Heading2"/>
+        <w:spacing w:after="120" w:before="240"/>
+      </w:pPr>
+      <w:r>
+        <w:t xml:space="preserve">Namespace</w:t>
+      </w:r>
+    </w:p>
+    <w:p>
+      <w:pPr>
+        <w:spacing w:after="140" w:line="300"/>
+      </w:pPr>
+      <w:r>
+        <w:rPr>
+          <w:sz w:val="22"/>
+          <w:szCs w:val="22"/>
+        </w:rPr>
+        <w:t xml:space="preserve">Сите ресурси се во namespace focus-lab. Со тоа имињата на сервисите не се судираат со ништо друго во кластерот, правата можат да се ограничат на целата апликација одеднаш, а сè се брише со една команда: kubectl delete namespace focus-lab.</w:t>
+      </w:r>
+    </w:p>
+    <w:p>
+      <w:pPr>
+        <w:pStyle w:val="Heading2"/>
+        <w:spacing w:after="120" w:before="240"/>
+      </w:pPr>
+      <w:r>
+        <w:t xml:space="preserve">ConfigMap и Secret</w:t>
+      </w:r>
+    </w:p>
+    <w:p>
+      <w:pPr>
+        <w:spacing w:after="140" w:line="300"/>
+      </w:pPr>
+      <w:r>
+        <w:rPr>
+          <w:sz w:val="22"/>
+          <w:szCs w:val="22"/>
+        </w:rPr>
+        <w:t xml:space="preserve">Конфигурацијата е поделена на два дела: 16 вредности што не се тајни се во ConfigMap focuslab-config, а четирите тајни — лозинката на базата, тајната за токените, лозинката на администраторот и SMTP лозинката — се во Secret focuslab-secrets.</w:t>
+      </w:r>
+    </w:p>
+    <w:p>
+      <w:pPr>
+        <w:spacing w:after="140" w:line="300"/>
+      </w:pPr>
+      <w:r>
+        <w:rPr>
+          <w:sz w:val="22"/>
+          <w:szCs w:val="22"/>
+        </w:rPr>
+        <w:t xml:space="preserve">Клучевите се именувани точно како променливите на околината што ги чита апликацијата, па подовите ги добиваат со envFrom, без пресликување клуч по клуч. Исклучок е базата: Postgres чека POSTGRES_DB, POSTGRES_USER и POSTGRES_PASSWORD, па таму трите вредности се пресликуваат поединечно со configMapKeyRef и secretKeyRef.</w:t>
+      </w:r>
+    </w:p>
+    <w:p>
+      <w:pPr>
+        <w:spacing w:after="140" w:line="300"/>
+      </w:pPr>
+      <w:r>
+        <w:rPr>
+          <w:sz w:val="22"/>
+          <w:szCs w:val="22"/>
+        </w:rPr>
+        <w:t xml:space="preserve">Во репото стои само 02-secret.example.yaml со очигледно лажни вредности; вистинскиот 02-secret.yaml е во .gitignore. Причината е што Secret во Kubernetes не е шифриран — тоа е обичен base64 — па секој што го има манифестот ја има и тајната, а репото е јавно. Дека Secret-от навистина се чита се докажува со самото стартување: класата SecretsGuard во апликацијата одбива да ја подигне ако тајната за токените е онаа од репото или е пократка од 32 знаци.</w:t>
+      </w:r>
+    </w:p>
+    <w:p>
+      <w:pPr>
+        <w:pStyle w:val="Heading2"/>
+        <w:spacing w:after="120" w:before="240"/>
+      </w:pPr>
+      <w:r>
+        <w:t xml:space="preserve">StatefulSet за базата</w:t>
+      </w:r>
+    </w:p>
+    <w:p>
+      <w:pPr>
+        <w:spacing w:after="140" w:line="300"/>
+      </w:pPr>
+      <w:r>
+        <w:rPr>
+          <w:sz w:val="22"/>
+          <w:szCs w:val="22"/>
+        </w:rPr>
+        <w:t xml:space="preserve">Базата е StatefulSet, а не Deployment, поради три работи што Deployment не ги дава:</w:t>
+      </w:r>
+    </w:p>
+    <w:p>
+      <w:pPr>
+        <w:pStyle w:val="ListParagraph"/>
+        <w:numPr>
+          <w:ilvl w:val="0"/>
+          <w:numId w:val="2"/>
+        </w:numPr>
+        <w:spacing w:after="60" w:line="300"/>
+      </w:pPr>
+      <w:r>
+        <w:rPr>
+          <w:sz w:val="22"/>
+          <w:szCs w:val="22"/>
+        </w:rPr>
+        <w:t xml:space="preserve">Стабилно име на подот — postgres-0 останува постојано, наместо ново случајно име при секое создавање.</w:t>
+      </w:r>
+    </w:p>
+    <w:p>
+      <w:pPr>
+        <w:pStyle w:val="ListParagraph"/>
+        <w:numPr>
+          <w:ilvl w:val="0"/>
+          <w:numId w:val="2"/>
+        </w:numPr>
+        <w:spacing w:after="60" w:line="300"/>
+      </w:pPr>
+      <w:r>
+        <w:rPr>
+          <w:sz w:val="22"/>
+          <w:szCs w:val="22"/>
+        </w:rPr>
+        <w:t xml:space="preserve">Свој постојан диск преку volumeClaimTemplates: PersistentVolumeClaim од 2Gi што преживува бришење и создавање на подот. Со Deployment, новиот под би добил празен диск, што за база значи губење на сите податоци.</w:t>
+      </w:r>
+    </w:p>
+    <w:p>
+      <w:pPr>
+        <w:pStyle w:val="ListParagraph"/>
+        <w:numPr>
+          <w:ilvl w:val="0"/>
+          <w:numId w:val="2"/>
+        </w:numPr>
+        <w:spacing w:after="60" w:line="300"/>
+      </w:pPr>
+      <w:r>
+        <w:rPr>
+          <w:sz w:val="22"/>
+          <w:szCs w:val="22"/>
+        </w:rPr>
+        <w:t xml:space="preserve">Headless Service (clusterIP: None) — за една база не е потребна распределба на барањата, туку стабилно име за поврзување.</w:t>
+      </w:r>
+    </w:p>
+    <w:p>
+      <w:pPr>
+        <w:spacing w:after="160"/>
+      </w:pPr>
+    </w:p>
+    <w:p>
+      <w:pPr>
+        <w:spacing w:after="140" w:line="300"/>
+      </w:pPr>
+      <w:r>
+        <w:rPr>
+          <w:sz w:val="22"/>
+          <w:szCs w:val="22"/>
+        </w:rPr>
+        <w:t xml:space="preserve">Една практична ситница: PGDATA е поставен на поддиректориум (/var/lib/postgresql/data/pgdata), а не на самата точка на монтирање. Kubernetes создава lost+found во точката на монтирање, а Postgres одбива да иницијализира директориум што не е празен.</w:t>
+      </w:r>
+    </w:p>
+    <w:p>
+      <w:pPr>
+        <w:spacing w:after="140" w:line="300"/>
+      </w:pPr>
+      <w:r>
+        <w:rPr>
+          <w:sz w:val="22"/>
+          <w:szCs w:val="22"/>
+        </w:rPr>
+        <w:t xml:space="preserve">Живоста се проверува со pg_isready, преку exec probe.</w:t>
+      </w:r>
+    </w:p>
+    <w:p>
+      <w:pPr>
+        <w:pStyle w:val="Heading2"/>
+        <w:spacing w:after="120" w:before="240"/>
+      </w:pPr>
+      <w:r>
+        <w:t xml:space="preserve">Deployment за апликациските сервиси</w:t>
+      </w:r>
+    </w:p>
+    <w:p>
+      <w:pPr>
+        <w:spacing w:after="140" w:line="300"/>
+      </w:pPr>
+      <w:r>
+        <w:rPr>
+          <w:sz w:val="22"/>
+          <w:szCs w:val="22"/>
+        </w:rPr>
+        <w:t xml:space="preserve">Бекендот работи во една реплика, намерно. Апликацијата има @Scheduled работи — дневен потсетник на email во 08:00 и ноќно чистење на старите известувања — и тие се извршуваат во секој под. Со две реплики секој студент би добил два потсетника. Од истата причина стратегијата за обновување е Recreate, а не RollingUpdate: при обновување не смеат да постојат два пода истовремено.</w:t>
+      </w:r>
+    </w:p>
+    <w:p>
+      <w:pPr>
+        <w:spacing w:after="140" w:line="300"/>
+      </w:pPr>
+      <w:r>
+        <w:rPr>
+          <w:sz w:val="22"/>
+          <w:szCs w:val="22"/>
+        </w:rPr>
+        <w:t xml:space="preserve">Фронтендот е обичен nginx со статички фајлови, без состојба, па работи во две реплики со стандардно RollingUpdate обновување.</w:t>
+      </w:r>
+    </w:p>
+    <w:p>
+      <w:pPr>
+        <w:spacing w:after="140" w:line="300"/>
+      </w:pPr>
+      <w:r>
+        <w:rPr>
+          <w:sz w:val="22"/>
+          <w:szCs w:val="22"/>
+        </w:rPr>
+        <w:t xml:space="preserve">Бекендот има startupProbe со до 150 секунди простор пред да почне да важи livenessProbe. Без тоа, бавниот прв старт — кога Hibernate ја создава шемата во празната база — би изгледал како паднат под и Kubernetes би го убивал во круг.</w:t>
+      </w:r>
+    </w:p>
+    <w:p>
+      <w:pPr>
+        <w:spacing w:after="140" w:line="300"/>
+      </w:pPr>
+      <w:r>
+        <w:rPr>
+          <w:sz w:val="22"/>
+          <w:szCs w:val="22"/>
+        </w:rPr>
+        <w:t xml:space="preserve">Вреди да се спомене една разлика во однос на Docker Compose. Таму depends_on со condition: service_healthy го одложува стартувањето додека базата не е подготвена. Kubernetes нема таков механизам — подовите се создаваат истовремено. При првото поставување бекендот стартуваше пред базата да прима врски, падна и Kubernetes го рестартираше двапати пред да се поврзе. Тоа е очекувано однесување, не грешка, и затоа во излезот подолу кај бекендот стојат два рестарта.</w:t>
+      </w:r>
+    </w:p>
+    <w:p>
+      <w:pPr>
+        <w:pStyle w:val="Heading2"/>
+        <w:spacing w:after="120" w:before="240"/>
+      </w:pPr>
+      <w:r>
+        <w:t xml:space="preserve">Services</w:t>
+      </w:r>
+    </w:p>
+    <w:p>
+      <w:pPr>
+        <w:spacing w:after="160"/>
+      </w:pPr>
+    </w:p>
+    <w:tbl>
+      <w:tblPr>
+        <w:tblW w:type="dxa" w:w="9360"/>
+        <w:tblBorders>
+          <w:top w:val="single" w:color="auto" w:sz="4"/>
+          <w:left w:val="single" w:color="auto" w:sz="4"/>
+          <w:bottom w:val="single" w:color="auto" w:sz="4"/>
+          <w:right w:val="single" w:color="auto" w:sz="4"/>
+          <w:insideH w:val="single" w:color="auto" w:sz="4"/>
+          <w:insideV w:val="single" w:color="auto" w:sz="4"/>
+        </w:tblBorders>
+      </w:tblPr>
+      <w:tblGrid>
+        <w:gridCol w:w="2200"/>
+        <w:gridCol w:w="2200"/>
+        <w:gridCol w:w="1600"/>
+        <w:gridCol w:w="3360"/>
+      </w:tblGrid>
+      <w:tr>
+        <w:trPr>
+          <w:cantSplit/>
+          <w:tblHeader/>
+        </w:trPr>
+        <w:tc>
+          <w:tcPr>
+            <w:tcW w:type="dxa" w:w="2200"/>
+            <w:shd w:fill="EDEDF0" w:val="clear"/>
+            <w:tcMar>
+              <w:top w:type="dxa" w:w="80"/>
+              <w:left w:type="dxa" w:w="120"/>
+              <w:bottom w:type="dxa" w:w="80"/>
+              <w:right w:type="dxa" w:w="120"/>
+            </w:tcMar>
+          </w:tcPr>
+          <w:p>
+            <w:pPr>
+              <w:spacing w:after="0"/>
+            </w:pPr>
+            <w:r>
+              <w:rPr>
+                <w:b/>
+                <w:bCs/>
+                <w:sz w:val="20"/>
+                <w:szCs w:val="20"/>
+              </w:rPr>
+              <w:t xml:space="preserve">Service</w:t>
+            </w:r>
+          </w:p>
+        </w:tc>
+        <w:tc>
+          <w:tcPr>
+            <w:tcW w:type="dxa" w:w="2200"/>
+            <w:shd w:fill="EDEDF0" w:val="clear"/>
+            <w:tcMar>
+              <w:top w:type="dxa" w:w="80"/>
+              <w:left w:type="dxa" w:w="120"/>
+              <w:bottom w:type="dxa" w:w="80"/>
+              <w:right w:type="dxa" w:w="120"/>
+            </w:tcMar>
+          </w:tcPr>
+          <w:p>
+            <w:pPr>
+              <w:spacing w:after="0"/>
+            </w:pPr>
+            <w:r>
+              <w:rPr>
+                <w:b/>
+                <w:bCs/>
+                <w:sz w:val="20"/>
+                <w:szCs w:val="20"/>
+              </w:rPr>
+              <w:t xml:space="preserve">Тип</w:t>
+            </w:r>
+          </w:p>
+        </w:tc>
+        <w:tc>
+          <w:tcPr>
+            <w:tcW w:type="dxa" w:w="1600"/>
+            <w:shd w:fill="EDEDF0" w:val="clear"/>
+            <w:tcMar>
+              <w:top w:type="dxa" w:w="80"/>
+              <w:left w:type="dxa" w:w="120"/>
+              <w:bottom w:type="dxa" w:w="80"/>
+              <w:right w:type="dxa" w:w="120"/>
+            </w:tcMar>
+          </w:tcPr>
+          <w:p>
+            <w:pPr>
+              <w:spacing w:after="0"/>
+            </w:pPr>
+            <w:r>
+              <w:rPr>
+                <w:b/>
+                <w:bCs/>
+                <w:sz w:val="20"/>
+                <w:szCs w:val="20"/>
+              </w:rPr>
+              <w:t xml:space="preserve">Порт</w:t>
+            </w:r>
+          </w:p>
+        </w:tc>
+        <w:tc>
+          <w:tcPr>
+            <w:tcW w:type="dxa" w:w="3360"/>
+            <w:shd w:fill="EDEDF0" w:val="clear"/>
+            <w:tcMar>
+              <w:top w:type="dxa" w:w="80"/>
+              <w:left w:type="dxa" w:w="120"/>
+              <w:bottom w:type="dxa" w:w="80"/>
+              <w:right w:type="dxa" w:w="120"/>
+            </w:tcMar>
+          </w:tcPr>
+          <w:p>
+            <w:pPr>
+              <w:spacing w:after="0"/>
+            </w:pPr>
+            <w:r>
+              <w:rPr>
+                <w:b/>
+                <w:bCs/>
+                <w:sz w:val="20"/>
+                <w:szCs w:val="20"/>
+              </w:rPr>
+              <w:t xml:space="preserve">Намена</w:t>
+            </w:r>
+          </w:p>
+        </w:tc>
+      </w:tr>
+      <w:tr>
+        <w:trPr>
+          <w:cantSplit/>
+          <w:tblHeader w:val="false"/>
+        </w:trPr>
+        <w:tc>
+          <w:tcPr>
+            <w:tcW w:type="dxa" w:w="2200"/>
+            <w:tcMar>
+              <w:top w:type="dxa" w:w="80"/>
+              <w:left w:type="dxa" w:w="120"/>
+              <w:bottom w:type="dxa" w:w="80"/>
+              <w:right w:type="dxa" w:w="120"/>
+            </w:tcMar>
+          </w:tcPr>
+          <w:p>
+            <w:pPr>
+              <w:spacing w:after="0"/>
+            </w:pPr>
+            <w:r>
+              <w:rPr>
+                <w:rFonts w:ascii="Consolas" w:cs="Consolas" w:eastAsia="Consolas" w:hAnsi="Consolas"/>
+                <w:b w:val="false"/>
+                <w:bCs w:val="false"/>
+                <w:sz w:val="20"/>
+                <w:szCs w:val="20"/>
+              </w:rPr>
+              <w:t xml:space="preserve">backend</w:t>
+            </w:r>
+          </w:p>
+        </w:tc>
+        <w:tc>
+          <w:tcPr>
+            <w:tcW w:type="dxa" w:w="2200"/>
+            <w:tcMar>
+              <w:top w:type="dxa" w:w="80"/>
+              <w:left w:type="dxa" w:w="120"/>
+              <w:bottom w:type="dxa" w:w="80"/>
+              <w:right w:type="dxa" w:w="120"/>
+            </w:tcMar>
+          </w:tcPr>
+          <w:p>
+            <w:pPr>
+              <w:spacing w:after="0"/>
+            </w:pPr>
+            <w:r>
+              <w:rPr>
+                <w:b w:val="false"/>
+                <w:bCs w:val="false"/>
+                <w:sz w:val="20"/>
+                <w:szCs w:val="20"/>
+              </w:rPr>
+              <w:t xml:space="preserve">ClusterIP</w:t>
+            </w:r>
+          </w:p>
+        </w:tc>
+        <w:tc>
+          <w:tcPr>
+            <w:tcW w:type="dxa" w:w="1600"/>
+            <w:tcMar>
+              <w:top w:type="dxa" w:w="80"/>
+              <w:left w:type="dxa" w:w="120"/>
+              <w:bottom w:type="dxa" w:w="80"/>
+              <w:right w:type="dxa" w:w="120"/>
+            </w:tcMar>
+          </w:tcPr>
+          <w:p>
+            <w:pPr>
+              <w:spacing w:after="0"/>
+            </w:pPr>
+            <w:r>
+              <w:rPr>
+                <w:rFonts w:ascii="Consolas" w:cs="Consolas" w:eastAsia="Consolas" w:hAnsi="Consolas"/>
+                <w:b w:val="false"/>
+                <w:bCs w:val="false"/>
+                <w:sz w:val="20"/>
+                <w:szCs w:val="20"/>
+              </w:rPr>
+              <w:t xml:space="preserve">8080</w:t>
+            </w:r>
+          </w:p>
+        </w:tc>
+        <w:tc>
+          <w:tcPr>
+            <w:tcW w:type="dxa" w:w="3360"/>
+            <w:tcMar>
+              <w:top w:type="dxa" w:w="80"/>
+              <w:left w:type="dxa" w:w="120"/>
+              <w:bottom w:type="dxa" w:w="80"/>
+              <w:right w:type="dxa" w:w="120"/>
+            </w:tcMar>
+          </w:tcPr>
+          <w:p>
+            <w:pPr>
+              <w:spacing w:after="0"/>
+            </w:pPr>
+            <w:r>
+              <w:rPr>
+                <w:b w:val="false"/>
+                <w:bCs w:val="false"/>
+                <w:sz w:val="20"/>
+                <w:szCs w:val="20"/>
+              </w:rPr>
+              <w:t xml:space="preserve">REST API, достапно внатре во кластерот</w:t>
+            </w:r>
+          </w:p>
+        </w:tc>
+      </w:tr>
+      <w:tr>
+        <w:trPr>
+          <w:cantSplit/>
+          <w:tblHeader w:val="false"/>
+        </w:trPr>
+        <w:tc>
+          <w:tcPr>
+            <w:tcW w:type="dxa" w:w="2200"/>
+            <w:tcMar>
+              <w:top w:type="dxa" w:w="80"/>
+              <w:left w:type="dxa" w:w="120"/>
+              <w:bottom w:type="dxa" w:w="80"/>
+              <w:right w:type="dxa" w:w="120"/>
+            </w:tcMar>
+          </w:tcPr>
+          <w:p>
+            <w:pPr>
+              <w:spacing w:after="0"/>
+            </w:pPr>
+            <w:r>
+              <w:rPr>
+                <w:rFonts w:ascii="Consolas" w:cs="Consolas" w:eastAsia="Consolas" w:hAnsi="Consolas"/>
+                <w:b w:val="false"/>
+                <w:bCs w:val="false"/>
+                <w:sz w:val="20"/>
+                <w:szCs w:val="20"/>
+              </w:rPr>
+              <w:t xml:space="preserve">frontend</w:t>
+            </w:r>
+          </w:p>
+        </w:tc>
+        <w:tc>
+          <w:tcPr>
+            <w:tcW w:type="dxa" w:w="2200"/>
+            <w:tcMar>
+              <w:top w:type="dxa" w:w="80"/>
+              <w:left w:type="dxa" w:w="120"/>
+              <w:bottom w:type="dxa" w:w="80"/>
+              <w:right w:type="dxa" w:w="120"/>
+            </w:tcMar>
+          </w:tcPr>
+          <w:p>
+            <w:pPr>
+              <w:spacing w:after="0"/>
+            </w:pPr>
+            <w:r>
+              <w:rPr>
+                <w:b w:val="false"/>
+                <w:bCs w:val="false"/>
+                <w:sz w:val="20"/>
+                <w:szCs w:val="20"/>
+              </w:rPr>
+              <w:t xml:space="preserve">ClusterIP</w:t>
+            </w:r>
+          </w:p>
+        </w:tc>
+        <w:tc>
+          <w:tcPr>
+            <w:tcW w:type="dxa" w:w="1600"/>
+            <w:tcMar>
+              <w:top w:type="dxa" w:w="80"/>
+              <w:left w:type="dxa" w:w="120"/>
+              <w:bottom w:type="dxa" w:w="80"/>
+              <w:right w:type="dxa" w:w="120"/>
+            </w:tcMar>
+          </w:tcPr>
+          <w:p>
+            <w:pPr>
+              <w:spacing w:after="0"/>
+            </w:pPr>
+            <w:r>
+              <w:rPr>
+                <w:rFonts w:ascii="Consolas" w:cs="Consolas" w:eastAsia="Consolas" w:hAnsi="Consolas"/>
+                <w:b w:val="false"/>
+                <w:bCs w:val="false"/>
+                <w:sz w:val="20"/>
+                <w:szCs w:val="20"/>
+              </w:rPr>
+              <w:t xml:space="preserve">80</w:t>
+            </w:r>
+          </w:p>
+        </w:tc>
+        <w:tc>
+          <w:tcPr>
+            <w:tcW w:type="dxa" w:w="3360"/>
+            <w:tcMar>
+              <w:top w:type="dxa" w:w="80"/>
+              <w:left w:type="dxa" w:w="120"/>
+              <w:bottom w:type="dxa" w:w="80"/>
+              <w:right w:type="dxa" w:w="120"/>
+            </w:tcMar>
+          </w:tcPr>
+          <w:p>
+            <w:pPr>
+              <w:spacing w:after="0"/>
+            </w:pPr>
+            <w:r>
+              <w:rPr>
+                <w:b w:val="false"/>
+                <w:bCs w:val="false"/>
+                <w:sz w:val="20"/>
+                <w:szCs w:val="20"/>
+              </w:rPr>
+              <w:t xml:space="preserve">nginx со изградениот интерфејс</w:t>
+            </w:r>
+          </w:p>
+        </w:tc>
+      </w:tr>
+      <w:tr>
+        <w:trPr>
+          <w:cantSplit/>
+          <w:tblHeader w:val="false"/>
+        </w:trPr>
+        <w:tc>
+          <w:tcPr>
+            <w:tcW w:type="dxa" w:w="2200"/>
+            <w:tcMar>
+              <w:top w:type="dxa" w:w="80"/>
+              <w:left w:type="dxa" w:w="120"/>
+              <w:bottom w:type="dxa" w:w="80"/>
+              <w:right w:type="dxa" w:w="120"/>
+            </w:tcMar>
+          </w:tcPr>
+          <w:p>
+            <w:pPr>
+              <w:spacing w:after="0"/>
+            </w:pPr>
+            <w:r>
+              <w:rPr>
+                <w:rFonts w:ascii="Consolas" w:cs="Consolas" w:eastAsia="Consolas" w:hAnsi="Consolas"/>
+                <w:b w:val="false"/>
+                <w:bCs w:val="false"/>
+                <w:sz w:val="20"/>
+                <w:szCs w:val="20"/>
+              </w:rPr>
+              <w:t xml:space="preserve">postgres</w:t>
+            </w:r>
+          </w:p>
+        </w:tc>
+        <w:tc>
+          <w:tcPr>
+            <w:tcW w:type="dxa" w:w="2200"/>
+            <w:tcMar>
+              <w:top w:type="dxa" w:w="80"/>
+              <w:left w:type="dxa" w:w="120"/>
+              <w:bottom w:type="dxa" w:w="80"/>
+              <w:right w:type="dxa" w:w="120"/>
+            </w:tcMar>
+          </w:tcPr>
+          <w:p>
+            <w:pPr>
+              <w:spacing w:after="0"/>
+            </w:pPr>
+            <w:r>
+              <w:rPr>
+                <w:rFonts w:ascii="Consolas" w:cs="Consolas" w:eastAsia="Consolas" w:hAnsi="Consolas"/>
+                <w:b w:val="false"/>
+                <w:bCs w:val="false"/>
+                <w:sz w:val="20"/>
+                <w:szCs w:val="20"/>
+              </w:rPr>
+              <w:t xml:space="preserve">headless</w:t>
+            </w:r>
+          </w:p>
+        </w:tc>
+        <w:tc>
+          <w:tcPr>
+            <w:tcW w:type="dxa" w:w="1600"/>
+            <w:tcMar>
+              <w:top w:type="dxa" w:w="80"/>
+              <w:left w:type="dxa" w:w="120"/>
+              <w:bottom w:type="dxa" w:w="80"/>
+              <w:right w:type="dxa" w:w="120"/>
+            </w:tcMar>
+          </w:tcPr>
+          <w:p>
+            <w:pPr>
+              <w:spacing w:after="0"/>
+            </w:pPr>
+            <w:r>
+              <w:rPr>
+                <w:rFonts w:ascii="Consolas" w:cs="Consolas" w:eastAsia="Consolas" w:hAnsi="Consolas"/>
+                <w:b w:val="false"/>
+                <w:bCs w:val="false"/>
+                <w:sz w:val="20"/>
+                <w:szCs w:val="20"/>
+              </w:rPr>
+              <w:t xml:space="preserve">5432</w:t>
+            </w:r>
+          </w:p>
+        </w:tc>
+        <w:tc>
+          <w:tcPr>
+            <w:tcW w:type="dxa" w:w="3360"/>
+            <w:tcMar>
+              <w:top w:type="dxa" w:w="80"/>
+              <w:left w:type="dxa" w:w="120"/>
+              <w:bottom w:type="dxa" w:w="80"/>
+              <w:right w:type="dxa" w:w="120"/>
+            </w:tcMar>
+          </w:tcPr>
+          <w:p>
+            <w:pPr>
+              <w:spacing w:after="0"/>
+            </w:pPr>
+            <w:r>
+              <w:rPr>
+                <w:b w:val="false"/>
+                <w:bCs w:val="false"/>
+                <w:sz w:val="20"/>
+                <w:szCs w:val="20"/>
+              </w:rPr>
+              <w:t xml:space="preserve">стабилно име за поврзување кон базата</w:t>
+            </w:r>
+          </w:p>
+        </w:tc>
+      </w:tr>
+    </w:tbl>
+    <w:p>
+      <w:pPr>
+        <w:spacing w:after="160"/>
+      </w:pPr>
+    </w:p>
+    <w:p>
+      <w:pPr>
+        <w:spacing w:after="140" w:line="300"/>
+      </w:pPr>
+      <w:r>
+        <w:rPr>
+          <w:sz w:val="22"/>
+          <w:szCs w:val="22"/>
+        </w:rPr>
+        <w:t xml:space="preserve">Service-от за бекендот мора да се вика точно „backend". Конфигурацијата на nginx во фронтенд имиџот има proxy_pass http://backend:8080/api/, а nginx го разрешува тоа име при стартување — со друго име фронтенд подот воопшто не се крева.</w:t>
+      </w:r>
+    </w:p>
+    <w:p>
+      <w:pPr>
+        <w:pStyle w:val="Heading2"/>
+        <w:spacing w:after="120" w:before="240"/>
+      </w:pPr>
+      <w:r>
+        <w:t xml:space="preserve">Ingress</w:t>
+      </w:r>
+    </w:p>
+    <w:p>
+      <w:pPr>
+        <w:spacing w:after="140" w:line="300"/>
+      </w:pPr>
+      <w:r>
+        <w:rPr>
+          <w:sz w:val="22"/>
+          <w:szCs w:val="22"/>
+        </w:rPr>
+        <w:t xml:space="preserve">Ingress-от е единственото влезно место однадвор. Рутирањето е по патека: /api оди директно на бекендот, сè друго на фронтендот. Домаќинот е focuslab.local, додаден рачно во /etc/hosts бидејќи не постои во DNS. Во кластерот е инсталиран ingress-nginx контролер.</w:t>
+      </w:r>
+    </w:p>
+    <w:p>
+      <w:pPr>
+        <w:spacing w:after="140" w:line="300"/>
+      </w:pPr>
+      <w:r>
+        <w:rPr>
+          <w:sz w:val="22"/>
+          <w:szCs w:val="22"/>
+        </w:rPr>
+        <w:t xml:space="preserve">Поставена е и една анотација: proxy-body-size 22m. Прилозите во постовите се до 22 MB вкупно, а ingress-nginx по стандард одбива барање над 1 MB со 413.</w:t>
+      </w:r>
+    </w:p>
+    <w:p>
+      <w:pPr>
+        <w:pStyle w:val="Heading2"/>
+        <w:spacing w:after="120" w:before="240"/>
+      </w:pPr>
+      <w:r>
+        <w:t xml:space="preserve">Поставување</w:t>
+      </w:r>
+    </w:p>
+    <w:p>
+      <w:pPr>
+        <w:spacing w:after="140" w:line="300"/>
+      </w:pPr>
+      <w:r>
+        <w:rPr>
+          <w:sz w:val="22"/>
+          <w:szCs w:val="22"/>
+        </w:rPr>
+        <w:t xml:space="preserve">Редоследот е важен — подовите не смеат да се создадат пред ConfigMap-от и Secret-от што ги читаат — па поставувањето оди преку скрипта што проверува дали сè е подготвено, ги применува манифестите по ред и чека секој да се подигне:</w:t>
+      </w:r>
+    </w:p>
+    <w:p>
+      <w:pPr>
+        <w:shd w:fill="F4F4F5" w:val="clear"/>
+        <w:spacing w:after="0" w:before="40"/>
+        <w:ind w:left="200"/>
+      </w:pPr>
+      <w:r>
+        <w:rPr>
+          <w:rFonts w:ascii="Consolas" w:cs="Consolas" w:eastAsia="Consolas" w:hAnsi="Consolas"/>
+          <w:sz w:val="19"/>
+          <w:szCs w:val="19"/>
+        </w:rPr>
+        <w:t xml:space="preserve">./k8s/apply.sh</w:t>
+      </w:r>
+    </w:p>
+    <w:p>
+      <w:pPr>
+        <w:shd w:fill="F4F4F5" w:val="clear"/>
+        <w:spacing w:after="0" w:before="0"/>
+        <w:ind w:left="200"/>
+      </w:pPr>
+      <w:r>
+        <w:rPr>
+          <w:rFonts w:ascii="Consolas" w:cs="Consolas" w:eastAsia="Consolas" w:hAnsi="Consolas"/>
+          <w:sz w:val="19"/>
+          <w:szCs w:val="19"/>
+        </w:rPr>
+        <w:t xml:space="preserve"> </w:t>
+      </w:r>
+    </w:p>
+    <w:p>
+      <w:pPr>
+        <w:shd w:fill="F4F4F5" w:val="clear"/>
+        <w:spacing w:after="0" w:before="0"/>
+        <w:ind w:left="200"/>
+      </w:pPr>
+      <w:r>
+        <w:rPr>
+          <w:rFonts w:ascii="Consolas" w:cs="Consolas" w:eastAsia="Consolas" w:hAnsi="Consolas"/>
+          <w:sz w:val="19"/>
+          <w:szCs w:val="19"/>
+        </w:rPr>
+        <w:t xml:space="preserve"># што прави внатре:</w:t>
+      </w:r>
+    </w:p>
+    <w:p>
+      <w:pPr>
+        <w:shd w:fill="F4F4F5" w:val="clear"/>
+        <w:spacing w:after="0" w:before="0"/>
+        <w:ind w:left="200"/>
+      </w:pPr>
+      <w:r>
+        <w:rPr>
+          <w:rFonts w:ascii="Consolas" w:cs="Consolas" w:eastAsia="Consolas" w:hAnsi="Consolas"/>
+          <w:sz w:val="19"/>
+          <w:szCs w:val="19"/>
+        </w:rPr>
+        <w:t xml:space="preserve">kubectl apply -f k8s/00-namespace.yaml</w:t>
+      </w:r>
+    </w:p>
+    <w:p>
+      <w:pPr>
+        <w:shd w:fill="F4F4F5" w:val="clear"/>
+        <w:spacing w:after="0" w:before="0"/>
+        <w:ind w:left="200"/>
+      </w:pPr>
+      <w:r>
+        <w:rPr>
+          <w:rFonts w:ascii="Consolas" w:cs="Consolas" w:eastAsia="Consolas" w:hAnsi="Consolas"/>
+          <w:sz w:val="19"/>
+          <w:szCs w:val="19"/>
+        </w:rPr>
+        <w:t xml:space="preserve">kubectl apply -f k8s/01-configmap.yaml</w:t>
+      </w:r>
+    </w:p>
+    <w:p>
+      <w:pPr>
+        <w:shd w:fill="F4F4F5" w:val="clear"/>
+        <w:spacing w:after="0" w:before="0"/>
+        <w:ind w:left="200"/>
+      </w:pPr>
+      <w:r>
+        <w:rPr>
+          <w:rFonts w:ascii="Consolas" w:cs="Consolas" w:eastAsia="Consolas" w:hAnsi="Consolas"/>
+          <w:sz w:val="19"/>
+          <w:szCs w:val="19"/>
+        </w:rPr>
+        <w:t xml:space="preserve">kubectl apply -f k8s/02-secret.yaml</w:t>
+      </w:r>
+    </w:p>
+    <w:p>
+      <w:pPr>
+        <w:shd w:fill="F4F4F5" w:val="clear"/>
+        <w:spacing w:after="0" w:before="0"/>
+        <w:ind w:left="200"/>
+      </w:pPr>
+      <w:r>
+        <w:rPr>
+          <w:rFonts w:ascii="Consolas" w:cs="Consolas" w:eastAsia="Consolas" w:hAnsi="Consolas"/>
+          <w:sz w:val="19"/>
+          <w:szCs w:val="19"/>
+        </w:rPr>
+        <w:t xml:space="preserve">kubectl apply -f k8s/03-postgres.yaml</w:t>
+      </w:r>
+    </w:p>
+    <w:p>
+      <w:pPr>
+        <w:shd w:fill="F4F4F5" w:val="clear"/>
+        <w:spacing w:after="0" w:before="0"/>
+        <w:ind w:left="200"/>
+      </w:pPr>
+      <w:r>
+        <w:rPr>
+          <w:rFonts w:ascii="Consolas" w:cs="Consolas" w:eastAsia="Consolas" w:hAnsi="Consolas"/>
+          <w:sz w:val="19"/>
+          <w:szCs w:val="19"/>
+        </w:rPr>
+        <w:t xml:space="preserve">kubectl apply -f k8s/04-backend.yaml</w:t>
+      </w:r>
+    </w:p>
+    <w:p>
+      <w:pPr>
+        <w:shd w:fill="F4F4F5" w:val="clear"/>
+        <w:spacing w:after="0" w:before="0"/>
+        <w:ind w:left="200"/>
+      </w:pPr>
+      <w:r>
+        <w:rPr>
+          <w:rFonts w:ascii="Consolas" w:cs="Consolas" w:eastAsia="Consolas" w:hAnsi="Consolas"/>
+          <w:sz w:val="19"/>
+          <w:szCs w:val="19"/>
+        </w:rPr>
+        <w:t xml:space="preserve">kubectl apply -f k8s/05-frontend.yaml</w:t>
+      </w:r>
+    </w:p>
+    <w:p>
+      <w:pPr>
+        <w:shd w:fill="F4F4F5" w:val="clear"/>
+        <w:spacing w:after="0" w:before="0"/>
+        <w:ind w:left="200"/>
+      </w:pPr>
+      <w:r>
+        <w:rPr>
+          <w:rFonts w:ascii="Consolas" w:cs="Consolas" w:eastAsia="Consolas" w:hAnsi="Consolas"/>
+          <w:sz w:val="19"/>
+          <w:szCs w:val="19"/>
+        </w:rPr>
+        <w:t xml:space="preserve">kubectl apply -f k8s/06-ingress.yaml</w:t>
+      </w:r>
+    </w:p>
+    <w:p>
+      <w:pPr>
+        <w:shd w:fill="F4F4F5" w:val="clear"/>
+        <w:spacing w:after="0" w:before="0"/>
+        <w:ind w:left="200"/>
+      </w:pPr>
+      <w:r>
+        <w:rPr>
+          <w:rFonts w:ascii="Consolas" w:cs="Consolas" w:eastAsia="Consolas" w:hAnsi="Consolas"/>
+          <w:sz w:val="19"/>
+          <w:szCs w:val="19"/>
+        </w:rPr>
+        <w:t xml:space="preserve"> </w:t>
+      </w:r>
+    </w:p>
+    <w:p>
+      <w:pPr>
+        <w:shd w:fill="F4F4F5" w:val="clear"/>
+        <w:spacing w:after="0" w:before="0"/>
+        <w:ind w:left="200"/>
+      </w:pPr>
+      <w:r>
+        <w:rPr>
+          <w:rFonts w:ascii="Consolas" w:cs="Consolas" w:eastAsia="Consolas" w:hAnsi="Consolas"/>
+          <w:sz w:val="19"/>
+          <w:szCs w:val="19"/>
+        </w:rPr>
+        <w:t xml:space="preserve">kubectl -n focus-lab rollout status statefulset/postgres</w:t>
+      </w:r>
+    </w:p>
+    <w:p>
+      <w:pPr>
+        <w:shd w:fill="F4F4F5" w:val="clear"/>
+        <w:spacing w:after="0" w:before="0"/>
+        <w:ind w:left="200"/>
+      </w:pPr>
+      <w:r>
+        <w:rPr>
+          <w:rFonts w:ascii="Consolas" w:cs="Consolas" w:eastAsia="Consolas" w:hAnsi="Consolas"/>
+          <w:sz w:val="19"/>
+          <w:szCs w:val="19"/>
+        </w:rPr>
+        <w:t xml:space="preserve">kubectl -n focus-lab rollout status deployment/backend</w:t>
+      </w:r>
+    </w:p>
+    <w:p>
+      <w:pPr>
+        <w:shd w:fill="F4F4F5" w:val="clear"/>
+        <w:spacing w:after="160" w:before="0"/>
+        <w:ind w:left="200"/>
+      </w:pPr>
+      <w:r>
+        <w:rPr>
+          <w:rFonts w:ascii="Consolas" w:cs="Consolas" w:eastAsia="Consolas" w:hAnsi="Consolas"/>
+          <w:sz w:val="19"/>
+          <w:szCs w:val="19"/>
+        </w:rPr>
+        <w:t xml:space="preserve">kubectl -n focus-lab rollout status deployment/frontend</w:t>
+      </w:r>
+    </w:p>
+    <w:p>
+      <w:pPr>
+        <w:spacing w:after="140" w:line="300"/>
+      </w:pPr>
+      <w:r>
+        <w:rPr>
+          <w:sz w:val="22"/>
+          <w:szCs w:val="22"/>
+        </w:rPr>
+        <w:t xml:space="preserve">Нарочно не се користи kubectl apply -f k8s/ — тоа би го зафатило и образецот со лажните тајни.</w:t>
+      </w:r>
+    </w:p>
+    <w:p>
+      <w:pPr>
+        <w:pStyle w:val="Heading1"/>
+        <w:spacing w:after="160" w:before="360"/>
+      </w:pPr>
+      <w:r>
+        <w:t xml:space="preserve">Функционалности на апликацијата</w:t>
+      </w:r>
+    </w:p>
+    <w:p>
+      <w:pPr>
+        <w:pStyle w:val="Heading2"/>
+        <w:spacing w:after="120" w:before="240"/>
+      </w:pPr>
+      <w:r>
+        <w:t xml:space="preserve">REST API</w:t>
+      </w:r>
+    </w:p>
+    <w:p>
+      <w:pPr>
+        <w:spacing w:after="140" w:line="300"/>
+      </w:pPr>
+      <w:r>
+        <w:rPr>
+          <w:sz w:val="22"/>
+          <w:szCs w:val="22"/>
+        </w:rPr>
+        <w:t xml:space="preserve">API-то има 45 рути, групирани по улога и намена:</w:t>
+      </w:r>
+    </w:p>
+    <w:p>
+      <w:pPr>
+        <w:spacing w:after="160"/>
+      </w:pPr>
+    </w:p>
+    <w:tbl>
+      <w:tblPr>
+        <w:tblW w:type="dxa" w:w="9360"/>
+        <w:tblBorders>
+          <w:top w:val="single" w:color="auto" w:sz="4"/>
+          <w:left w:val="single" w:color="auto" w:sz="4"/>
+          <w:bottom w:val="single" w:color="auto" w:sz="4"/>
+          <w:right w:val="single" w:color="auto" w:sz="4"/>
+          <w:insideH w:val="single" w:color="auto" w:sz="4"/>
+          <w:insideV w:val="single" w:color="auto" w:sz="4"/>
+        </w:tblBorders>
+      </w:tblPr>
+      <w:tblGrid>
+        <w:gridCol w:w="3000"/>
+        <w:gridCol w:w="6360"/>
+      </w:tblGrid>
+      <w:tr>
+        <w:trPr>
+          <w:cantSplit/>
+          <w:tblHeader/>
+        </w:trPr>
+        <w:tc>
+          <w:tcPr>
+            <w:tcW w:type="dxa" w:w="3000"/>
+            <w:shd w:fill="EDEDF0" w:val="clear"/>
+            <w:tcMar>
+              <w:top w:type="dxa" w:w="80"/>
+              <w:left w:type="dxa" w:w="120"/>
+              <w:bottom w:type="dxa" w:w="80"/>
+              <w:right w:type="dxa" w:w="120"/>
+            </w:tcMar>
+          </w:tcPr>
+          <w:p>
+            <w:pPr>
+              <w:spacing w:after="0"/>
+            </w:pPr>
+            <w:r>
+              <w:rPr>
+                <w:b/>
+                <w:bCs/>
+                <w:sz w:val="20"/>
+                <w:szCs w:val="20"/>
+              </w:rPr>
+              <w:t xml:space="preserve">Група</w:t>
+            </w:r>
+          </w:p>
+        </w:tc>
+        <w:tc>
+          <w:tcPr>
+            <w:tcW w:type="dxa" w:w="6360"/>
+            <w:shd w:fill="EDEDF0" w:val="clear"/>
+            <w:tcMar>
+              <w:top w:type="dxa" w:w="80"/>
+              <w:left w:type="dxa" w:w="120"/>
+              <w:bottom w:type="dxa" w:w="80"/>
+              <w:right w:type="dxa" w:w="120"/>
+            </w:tcMar>
+          </w:tcPr>
+          <w:p>
+            <w:pPr>
+              <w:spacing w:after="0"/>
+            </w:pPr>
+            <w:r>
+              <w:rPr>
+                <w:b/>
+                <w:bCs/>
+                <w:sz w:val="20"/>
+                <w:szCs w:val="20"/>
+              </w:rPr>
+              <w:t xml:space="preserve">Рути</w:t>
+            </w:r>
+          </w:p>
+        </w:tc>
+      </w:tr>
+      <w:tr>
+        <w:trPr>
+          <w:cantSplit/>
+          <w:tblHeader w:val="false"/>
+        </w:trPr>
+        <w:tc>
+          <w:tcPr>
+            <w:tcW w:type="dxa" w:w="3000"/>
+            <w:tcMar>
+              <w:top w:type="dxa" w:w="80"/>
+              <w:left w:type="dxa" w:w="120"/>
+              <w:bottom w:type="dxa" w:w="80"/>
+              <w:right w:type="dxa" w:w="120"/>
+            </w:tcMar>
+          </w:tcPr>
+          <w:p>
+            <w:pPr>
+              <w:spacing w:after="0"/>
+            </w:pPr>
+            <w:r>
+              <w:rPr>
+                <w:b w:val="false"/>
+                <w:bCs w:val="false"/>
+                <w:sz w:val="20"/>
+                <w:szCs w:val="20"/>
+              </w:rPr>
+              <w:t xml:space="preserve">Автентикација</w:t>
+            </w:r>
+          </w:p>
+        </w:tc>
+        <w:tc>
+          <w:tcPr>
+            <w:tcW w:type="dxa" w:w="6360"/>
+            <w:tcMar>
+              <w:top w:type="dxa" w:w="80"/>
+              <w:left w:type="dxa" w:w="120"/>
+              <w:bottom w:type="dxa" w:w="80"/>
+              <w:right w:type="dxa" w:w="120"/>
+            </w:tcMar>
+          </w:tcPr>
+          <w:p>
+            <w:pPr>
+              <w:spacing w:after="0"/>
+            </w:pPr>
+            <w:r>
+              <w:rPr>
+                <w:b w:val="false"/>
+                <w:bCs w:val="false"/>
+                <w:sz w:val="20"/>
+                <w:szCs w:val="20"/>
+              </w:rPr>
+              <w:t xml:space="preserve">POST /api/auth/register, /login, /forgot-password, /reset-password</w:t>
+            </w:r>
+          </w:p>
+        </w:tc>
+      </w:tr>
+      <w:tr>
+        <w:trPr>
+          <w:cantSplit/>
+          <w:tblHeader w:val="false"/>
+        </w:trPr>
+        <w:tc>
+          <w:tcPr>
+            <w:tcW w:type="dxa" w:w="3000"/>
+            <w:tcMar>
+              <w:top w:type="dxa" w:w="80"/>
+              <w:left w:type="dxa" w:w="120"/>
+              <w:bottom w:type="dxa" w:w="80"/>
+              <w:right w:type="dxa" w:w="120"/>
+            </w:tcMar>
+          </w:tcPr>
+          <w:p>
+            <w:pPr>
+              <w:spacing w:after="0"/>
+            </w:pPr>
+            <w:r>
+              <w:rPr>
+                <w:b w:val="false"/>
+                <w:bCs w:val="false"/>
+                <w:sz w:val="20"/>
+                <w:szCs w:val="20"/>
+              </w:rPr>
+              <w:t xml:space="preserve">Профил</w:t>
+            </w:r>
+          </w:p>
+        </w:tc>
+        <w:tc>
+          <w:tcPr>
+            <w:tcW w:type="dxa" w:w="6360"/>
+            <w:tcMar>
+              <w:top w:type="dxa" w:w="80"/>
+              <w:left w:type="dxa" w:w="120"/>
+              <w:bottom w:type="dxa" w:w="80"/>
+              <w:right w:type="dxa" w:w="120"/>
+            </w:tcMar>
+          </w:tcPr>
+          <w:p>
+            <w:pPr>
+              <w:spacing w:after="0"/>
+            </w:pPr>
+            <w:r>
+              <w:rPr>
+                <w:b w:val="false"/>
+                <w:bCs w:val="false"/>
+                <w:sz w:val="20"/>
+                <w:szCs w:val="20"/>
+              </w:rPr>
+              <w:t xml:space="preserve">GET и PATCH /api/me, POST и DELETE /api/me/avatar, POST /api/me/password, GET /api/users/{id}</w:t>
+            </w:r>
+          </w:p>
+        </w:tc>
+      </w:tr>
+      <w:tr>
+        <w:trPr>
+          <w:cantSplit/>
+          <w:tblHeader w:val="false"/>
+        </w:trPr>
+        <w:tc>
+          <w:tcPr>
+            <w:tcW w:type="dxa" w:w="3000"/>
+            <w:tcMar>
+              <w:top w:type="dxa" w:w="80"/>
+              <w:left w:type="dxa" w:w="120"/>
+              <w:bottom w:type="dxa" w:w="80"/>
+              <w:right w:type="dxa" w:w="120"/>
+            </w:tcMar>
+          </w:tcPr>
+          <w:p>
+            <w:pPr>
+              <w:spacing w:after="0"/>
+            </w:pPr>
+            <w:r>
+              <w:rPr>
+                <w:b w:val="false"/>
+                <w:bCs w:val="false"/>
+                <w:sz w:val="20"/>
+                <w:szCs w:val="20"/>
+              </w:rPr>
+              <w:t xml:space="preserve">Сесии</w:t>
+            </w:r>
+          </w:p>
+        </w:tc>
+        <w:tc>
+          <w:tcPr>
+            <w:tcW w:type="dxa" w:w="6360"/>
+            <w:tcMar>
+              <w:top w:type="dxa" w:w="80"/>
+              <w:left w:type="dxa" w:w="120"/>
+              <w:bottom w:type="dxa" w:w="80"/>
+              <w:right w:type="dxa" w:w="120"/>
+            </w:tcMar>
+          </w:tcPr>
+          <w:p>
+            <w:pPr>
+              <w:spacing w:after="0"/>
+            </w:pPr>
+            <w:r>
+              <w:rPr>
+                <w:b w:val="false"/>
+                <w:bCs w:val="false"/>
+                <w:sz w:val="20"/>
+                <w:szCs w:val="20"/>
+              </w:rPr>
+              <w:t xml:space="preserve">GET /api/sessions, GET /api/sessions/{id}, POST, PUT, DELETE, POST и DELETE /api/sessions/{id}/apply, PATCH /api/sessions/applications/{id}</w:t>
+            </w:r>
+          </w:p>
+        </w:tc>
+      </w:tr>
+      <w:tr>
+        <w:trPr>
+          <w:cantSplit/>
+          <w:tblHeader w:val="false"/>
+        </w:trPr>
+        <w:tc>
+          <w:tcPr>
+            <w:tcW w:type="dxa" w:w="3000"/>
+            <w:tcMar>
+              <w:top w:type="dxa" w:w="80"/>
+              <w:left w:type="dxa" w:w="120"/>
+              <w:bottom w:type="dxa" w:w="80"/>
+              <w:right w:type="dxa" w:w="120"/>
+            </w:tcMar>
+          </w:tcPr>
+          <w:p>
+            <w:pPr>
+              <w:spacing w:after="0"/>
+            </w:pPr>
+            <w:r>
+              <w:rPr>
+                <w:b w:val="false"/>
+                <w:bCs w:val="false"/>
+                <w:sz w:val="20"/>
+                <w:szCs w:val="20"/>
+              </w:rPr>
+              <w:t xml:space="preserve">Ментор</w:t>
+            </w:r>
+          </w:p>
+        </w:tc>
+        <w:tc>
+          <w:tcPr>
+            <w:tcW w:type="dxa" w:w="6360"/>
+            <w:tcMar>
+              <w:top w:type="dxa" w:w="80"/>
+              <w:left w:type="dxa" w:w="120"/>
+              <w:bottom w:type="dxa" w:w="80"/>
+              <w:right w:type="dxa" w:w="120"/>
+            </w:tcMar>
+          </w:tcPr>
+          <w:p>
+            <w:pPr>
+              <w:spacing w:after="0"/>
+            </w:pPr>
+            <w:r>
+              <w:rPr>
+                <w:b w:val="false"/>
+                <w:bCs w:val="false"/>
+                <w:sz w:val="20"/>
+                <w:szCs w:val="20"/>
+              </w:rPr>
+              <w:t xml:space="preserve">GET /api/mentor/sessions, /requests, /colleagues, /overlaps, /notes, сесиски забелешки и коментари за студент</w:t>
+            </w:r>
+          </w:p>
+        </w:tc>
+      </w:tr>
+      <w:tr>
+        <w:trPr>
+          <w:cantSplit/>
+          <w:tblHeader w:val="false"/>
+        </w:trPr>
+        <w:tc>
+          <w:tcPr>
+            <w:tcW w:type="dxa" w:w="3000"/>
+            <w:tcMar>
+              <w:top w:type="dxa" w:w="80"/>
+              <w:left w:type="dxa" w:w="120"/>
+              <w:bottom w:type="dxa" w:w="80"/>
+              <w:right w:type="dxa" w:w="120"/>
+            </w:tcMar>
+          </w:tcPr>
+          <w:p>
+            <w:pPr>
+              <w:spacing w:after="0"/>
+            </w:pPr>
+            <w:r>
+              <w:rPr>
+                <w:b w:val="false"/>
+                <w:bCs w:val="false"/>
+                <w:sz w:val="20"/>
+                <w:szCs w:val="20"/>
+              </w:rPr>
+              <w:t xml:space="preserve">Известувања</w:t>
+            </w:r>
+          </w:p>
+        </w:tc>
+        <w:tc>
+          <w:tcPr>
+            <w:tcW w:type="dxa" w:w="6360"/>
+            <w:tcMar>
+              <w:top w:type="dxa" w:w="80"/>
+              <w:left w:type="dxa" w:w="120"/>
+              <w:bottom w:type="dxa" w:w="80"/>
+              <w:right w:type="dxa" w:w="120"/>
+            </w:tcMar>
+          </w:tcPr>
+          <w:p>
+            <w:pPr>
+              <w:spacing w:after="0"/>
+            </w:pPr>
+            <w:r>
+              <w:rPr>
+                <w:b w:val="false"/>
+                <w:bCs w:val="false"/>
+                <w:sz w:val="20"/>
+                <w:szCs w:val="20"/>
+              </w:rPr>
+              <w:t xml:space="preserve">GET /api/notifications, GET /unread-count, POST /{id}/read, POST /read-all</w:t>
+            </w:r>
+          </w:p>
+        </w:tc>
+      </w:tr>
+      <w:tr>
+        <w:trPr>
+          <w:cantSplit/>
+          <w:tblHeader w:val="false"/>
+        </w:trPr>
+        <w:tc>
+          <w:tcPr>
+            <w:tcW w:type="dxa" w:w="3000"/>
+            <w:tcMar>
+              <w:top w:type="dxa" w:w="80"/>
+              <w:left w:type="dxa" w:w="120"/>
+              <w:bottom w:type="dxa" w:w="80"/>
+              <w:right w:type="dxa" w:w="120"/>
+            </w:tcMar>
+          </w:tcPr>
+          <w:p>
+            <w:pPr>
+              <w:spacing w:after="0"/>
+            </w:pPr>
+            <w:r>
+              <w:rPr>
+                <w:b w:val="false"/>
+                <w:bCs w:val="false"/>
+                <w:sz w:val="20"/>
+                <w:szCs w:val="20"/>
+              </w:rPr>
+              <w:t xml:space="preserve">Постови</w:t>
+            </w:r>
+          </w:p>
+        </w:tc>
+        <w:tc>
+          <w:tcPr>
+            <w:tcW w:type="dxa" w:w="6360"/>
+            <w:tcMar>
+              <w:top w:type="dxa" w:w="80"/>
+              <w:left w:type="dxa" w:w="120"/>
+              <w:bottom w:type="dxa" w:w="80"/>
+              <w:right w:type="dxa" w:w="120"/>
+            </w:tcMar>
+          </w:tcPr>
+          <w:p>
+            <w:pPr>
+              <w:spacing w:after="0"/>
+            </w:pPr>
+            <w:r>
+              <w:rPr>
+                <w:b w:val="false"/>
+                <w:bCs w:val="false"/>
+                <w:sz w:val="20"/>
+                <w:szCs w:val="20"/>
+              </w:rPr>
+              <w:t xml:space="preserve">GET и POST /api/posts, POST /api/posts/{id}/comments, DELETE, GET /api/attachments/{key}</w:t>
+            </w:r>
+          </w:p>
+        </w:tc>
+      </w:tr>
+      <w:tr>
+        <w:trPr>
+          <w:cantSplit/>
+          <w:tblHeader w:val="false"/>
+        </w:trPr>
+        <w:tc>
+          <w:tcPr>
+            <w:tcW w:type="dxa" w:w="3000"/>
+            <w:tcMar>
+              <w:top w:type="dxa" w:w="80"/>
+              <w:left w:type="dxa" w:w="120"/>
+              <w:bottom w:type="dxa" w:w="80"/>
+              <w:right w:type="dxa" w:w="120"/>
+            </w:tcMar>
+          </w:tcPr>
+          <w:p>
+            <w:pPr>
+              <w:spacing w:after="0"/>
+            </w:pPr>
+            <w:r>
+              <w:rPr>
+                <w:b w:val="false"/>
+                <w:bCs w:val="false"/>
+                <w:sz w:val="20"/>
+                <w:szCs w:val="20"/>
+              </w:rPr>
+              <w:t xml:space="preserve">Админ</w:t>
+            </w:r>
+          </w:p>
+        </w:tc>
+        <w:tc>
+          <w:tcPr>
+            <w:tcW w:type="dxa" w:w="6360"/>
+            <w:tcMar>
+              <w:top w:type="dxa" w:w="80"/>
+              <w:left w:type="dxa" w:w="120"/>
+              <w:bottom w:type="dxa" w:w="80"/>
+              <w:right w:type="dxa" w:w="120"/>
+            </w:tcMar>
+          </w:tcPr>
+          <w:p>
+            <w:pPr>
+              <w:spacing w:after="0"/>
+            </w:pPr>
+            <w:r>
+              <w:rPr>
+                <w:b w:val="false"/>
+                <w:bCs w:val="false"/>
+                <w:sz w:val="20"/>
+                <w:szCs w:val="20"/>
+              </w:rPr>
+              <w:t xml:space="preserve">GET /api/admin/stats, /mentors/pending, PATCH одобри и одбиј ментор, GET и POST /api/admin/subjects</w:t>
+            </w:r>
+          </w:p>
+        </w:tc>
+      </w:tr>
+      <w:tr>
+        <w:trPr>
+          <w:cantSplit/>
+          <w:tblHeader w:val="false"/>
+        </w:trPr>
+        <w:tc>
+          <w:tcPr>
+            <w:tcW w:type="dxa" w:w="3000"/>
+            <w:tcMar>
+              <w:top w:type="dxa" w:w="80"/>
+              <w:left w:type="dxa" w:w="120"/>
+              <w:bottom w:type="dxa" w:w="80"/>
+              <w:right w:type="dxa" w:w="120"/>
+            </w:tcMar>
+          </w:tcPr>
+          <w:p>
+            <w:pPr>
+              <w:spacing w:after="0"/>
+            </w:pPr>
+            <w:r>
+              <w:rPr>
+                <w:b w:val="false"/>
+                <w:bCs w:val="false"/>
+                <w:sz w:val="20"/>
+                <w:szCs w:val="20"/>
+              </w:rPr>
+              <w:t xml:space="preserve">Здравје</w:t>
+            </w:r>
+          </w:p>
+        </w:tc>
+        <w:tc>
+          <w:tcPr>
+            <w:tcW w:type="dxa" w:w="6360"/>
+            <w:tcMar>
+              <w:top w:type="dxa" w:w="80"/>
+              <w:left w:type="dxa" w:w="120"/>
+              <w:bottom w:type="dxa" w:w="80"/>
+              <w:right w:type="dxa" w:w="120"/>
+            </w:tcMar>
+          </w:tcPr>
+          <w:p>
+            <w:pPr>
+              <w:spacing w:after="0"/>
+            </w:pPr>
+            <w:r>
+              <w:rPr>
+                <w:b w:val="false"/>
+                <w:bCs w:val="false"/>
+                <w:sz w:val="20"/>
+                <w:szCs w:val="20"/>
+              </w:rPr>
+              <w:t xml:space="preserve">GET /api/health — го користат и Docker HEALTHCHECK и Kubernetes probes</w:t>
+            </w:r>
+          </w:p>
+        </w:tc>
+      </w:tr>
+    </w:tbl>
+    <w:p>
+      <w:pPr>
+        <w:spacing w:after="160"/>
+      </w:pPr>
+    </w:p>
+    <w:p>
+      <w:pPr>
+        <w:pStyle w:val="Heading2"/>
+        <w:spacing w:after="120" w:before="240"/>
+      </w:pPr>
+      <w:r>
+        <w:t xml:space="preserve">Кориснички функционалности</w:t>
+      </w:r>
+    </w:p>
+    <w:p>
+      <w:pPr>
+        <w:pStyle w:val="ListParagraph"/>
+        <w:numPr>
+          <w:ilvl w:val="0"/>
+          <w:numId w:val="2"/>
+        </w:numPr>
+        <w:spacing w:after="60" w:line="300"/>
+      </w:pPr>
+      <w:r>
+        <w:rPr>
+          <w:sz w:val="22"/>
+          <w:szCs w:val="22"/>
+        </w:rPr>
+        <w:t xml:space="preserve">Регистрација ограничена на факултетски email домени; три улоги со различни права.</w:t>
+      </w:r>
+    </w:p>
+    <w:p>
+      <w:pPr>
+        <w:pStyle w:val="ListParagraph"/>
+        <w:numPr>
+          <w:ilvl w:val="0"/>
+          <w:numId w:val="2"/>
+        </w:numPr>
+        <w:spacing w:after="60" w:line="300"/>
+      </w:pPr>
+      <w:r>
+        <w:rPr>
+          <w:sz w:val="22"/>
+          <w:szCs w:val="22"/>
+        </w:rPr>
+        <w:t xml:space="preserve">Ментор закажува сесија по предмет, онлајн или во просторија, со ко-ментор; уредува и откажува.</w:t>
+      </w:r>
+    </w:p>
+    <w:p>
+      <w:pPr>
+        <w:pStyle w:val="ListParagraph"/>
+        <w:numPr>
+          <w:ilvl w:val="0"/>
+          <w:numId w:val="2"/>
+        </w:numPr>
+        <w:spacing w:after="60" w:line="300"/>
+      </w:pPr>
+      <w:r>
+        <w:rPr>
+          <w:sz w:val="22"/>
+          <w:szCs w:val="22"/>
+        </w:rPr>
+        <w:t xml:space="preserve">При закажување: предупредување ако во истиот период веќе има закажана сесија.</w:t>
+      </w:r>
+    </w:p>
+    <w:p>
+      <w:pPr>
+        <w:pStyle w:val="ListParagraph"/>
+        <w:numPr>
+          <w:ilvl w:val="0"/>
+          <w:numId w:val="2"/>
+        </w:numPr>
+        <w:spacing w:after="60" w:line="300"/>
+      </w:pPr>
+      <w:r>
+        <w:rPr>
+          <w:sz w:val="22"/>
+          <w:szCs w:val="22"/>
+        </w:rPr>
+        <w:t xml:space="preserve">Студент се пријавува; менторот прифаќа или одбива; исходот се гледа на сесијата и пристигнува по email.</w:t>
+      </w:r>
+    </w:p>
+    <w:p>
+      <w:pPr>
+        <w:pStyle w:val="ListParagraph"/>
+        <w:numPr>
+          <w:ilvl w:val="0"/>
+          <w:numId w:val="2"/>
+        </w:numPr>
+        <w:spacing w:after="60" w:line="300"/>
+      </w:pPr>
+      <w:r>
+        <w:rPr>
+          <w:sz w:val="22"/>
+          <w:szCs w:val="22"/>
+        </w:rPr>
+        <w:t xml:space="preserve">Забелешки од сесија видливи само за менторите, со преглед на едно место и филтер по предмет.</w:t>
+      </w:r>
+    </w:p>
+    <w:p>
+      <w:pPr>
+        <w:pStyle w:val="ListParagraph"/>
+        <w:numPr>
+          <w:ilvl w:val="0"/>
+          <w:numId w:val="2"/>
+        </w:numPr>
+        <w:spacing w:after="60" w:line="300"/>
+      </w:pPr>
+      <w:r>
+        <w:rPr>
+          <w:sz w:val="22"/>
+          <w:szCs w:val="22"/>
+        </w:rPr>
+        <w:t xml:space="preserve">Коментари на менторите за студент, со избор дали се видливи само за авторот или за сите ментори.</w:t>
+      </w:r>
+    </w:p>
+    <w:p>
+      <w:pPr>
+        <w:pStyle w:val="ListParagraph"/>
+        <w:numPr>
+          <w:ilvl w:val="0"/>
+          <w:numId w:val="2"/>
+        </w:numPr>
+        <w:spacing w:after="60" w:line="300"/>
+      </w:pPr>
+      <w:r>
+        <w:rPr>
+          <w:sz w:val="22"/>
+          <w:szCs w:val="22"/>
+        </w:rPr>
+        <w:t xml:space="preserve">Известувања во апликацијата преку ѕвонче: нова сесија по избран интерес, примена пријава, одлука и промени на сесијата.</w:t>
+      </w:r>
+    </w:p>
+    <w:p>
+      <w:pPr>
+        <w:pStyle w:val="ListParagraph"/>
+        <w:numPr>
+          <w:ilvl w:val="0"/>
+          <w:numId w:val="2"/>
+        </w:numPr>
+        <w:spacing w:after="60" w:line="300"/>
+      </w:pPr>
+      <w:r>
+        <w:rPr>
+          <w:sz w:val="22"/>
+          <w:szCs w:val="22"/>
+        </w:rPr>
+        <w:t xml:space="preserve">Календар со сите сесии по денови; лента со постови, прилози и коментари.</w:t>
+      </w:r>
+    </w:p>
+    <w:p>
+      <w:pPr>
+        <w:pStyle w:val="ListParagraph"/>
+        <w:numPr>
+          <w:ilvl w:val="0"/>
+          <w:numId w:val="2"/>
+        </w:numPr>
+        <w:spacing w:after="60" w:line="300"/>
+      </w:pPr>
+      <w:r>
+        <w:rPr>
+          <w:sz w:val="22"/>
+          <w:szCs w:val="22"/>
+        </w:rPr>
+        <w:t xml:space="preserve">Профил со слика и интереси по предмет; заборавена лозинка преку email.</w:t>
+      </w:r>
+    </w:p>
+    <w:p>
+      <w:pPr>
+        <w:pStyle w:val="ListParagraph"/>
+        <w:numPr>
+          <w:ilvl w:val="0"/>
+          <w:numId w:val="2"/>
+        </w:numPr>
+        <w:spacing w:after="60" w:line="300"/>
+      </w:pPr>
+      <w:r>
+        <w:rPr>
+          <w:sz w:val="22"/>
+          <w:szCs w:val="22"/>
+        </w:rPr>
+        <w:t xml:space="preserve">Светла и темна тема; интерфејсот е целосно на македонски и работи и на телефон.</w:t>
+      </w:r>
+    </w:p>
+    <w:p>
+      <w:pPr>
+        <w:spacing w:after="80" w:before="120"/>
+        <w:jc w:val="center"/>
+      </w:pPr>
+      <w:r>
+        <w:drawing>
+          <wp:inline distT="0" distB="0" distL="0" distR="0">
+            <wp:extent cx="2381250" cy="3686175"/>
+            <wp:effectExtent t="0" r="0" b="0" l="0"/>
+            <wp:docPr id="1" name="" descr="" title=""/>
+            <wp:cNvGraphicFramePr>
+              <a:graphicFrameLocks xmlns:a="http://schemas.openxmlformats.org/drawingml/2006/main" noChangeAspect="1"/>
+            </wp:cNvGraphicFramePr>
+            <a:graphic xmlns:a="http://schemas.openxmlformats.org/drawingml/2006/main">
+              <a:graphicData uri="http://schemas.openxmlformats.org/drawingml/2006/picture">
+                <pic:pic xmlns:pic="http://schemas.openxmlformats.org/drawingml/2006/picture">
+                  <pic:nvPicPr>
+                    <pic:cNvPr id="0" name="" descr=""/>
+                    <pic:cNvPicPr>
+                      <a:picLocks noChangeAspect="1" noChangeArrowheads="1"/>
+                    </pic:cNvPicPr>
+                  </pic:nvPicPr>
+                  <pic:blipFill>
+                    <a:blip r:embed="rId10" cstate="none"/>
+                    <a:srcRect/>
+                    <a:stretch>
+                      <a:fillRect/>
+                    </a:stretch>
+                  </pic:blipFill>
+                  <pic:spPr bwMode="auto">
+                    <a:xfrm>
+                      <a:off x="0" y="0"/>
                       <a:ext cx="2381250" cy="3686175"/>
                     </a:xfrm>
                     <a:prstGeom prst="rect">
@@ -3951,7 +5268,7 @@
         <w:spacing w:after="120" w:before="240"/>
       </w:pPr>
       <w:r>
-        <w:t xml:space="preserve">Проверка на безбедноста</w:t>
+        <w:t xml:space="preserve">Проверка во кластерот</w:t>
       </w:r>
     </w:p>
     <w:p>
@@ -3963,7 +5280,7 @@
           <w:sz w:val="22"/>
           <w:szCs w:val="22"/>
         </w:rPr>
-        <w:t xml:space="preserve">Покрај unit тестовите, во репото има скрипта security-probe.sh што ја напаѓа сопствената апликација преку HTTP и проверува 11 групи работи: пристап без токен, измислен и искривен токен и токен со alg=none, правилата при регистрација, студент кон менторски и админ рути, неодобрен ментор, пристап до туѓи податоци по id, скривање на линкот за средба од неприфатен студент, безбедносните заглавја, течење на внатрешни детали во грешките, и важењето на токенот по промена на лозинка.</w:t>
+        <w:t xml:space="preserve">По поставувањето, состојбата се проверува со:</w:t>
       </w:r>
     </w:p>
     <w:p>
@@ -3978,7 +5295,67 @@
           <w:sz w:val="19"/>
           <w:szCs w:val="19"/>
         </w:rPr>
-        <w:t xml:space="preserve">./run-backend.sh      # во еден терминал</w:t>
+        <w:t xml:space="preserve">kubectl get namespaces</w:t>
+      </w:r>
+    </w:p>
+    <w:p>
+      <w:pPr>
+        <w:shd w:fill="F4F4F5" w:val="clear"/>
+        <w:spacing w:after="0" w:before="0"/>
+        <w:ind w:left="200"/>
+      </w:pPr>
+      <w:r>
+        <w:rPr>
+          <w:rFonts w:ascii="Consolas" w:cs="Consolas" w:eastAsia="Consolas" w:hAnsi="Consolas"/>
+          <w:sz w:val="19"/>
+          <w:szCs w:val="19"/>
+        </w:rPr>
+        <w:t xml:space="preserve">kubectl -n focus-lab get all</w:t>
+      </w:r>
+    </w:p>
+    <w:p>
+      <w:pPr>
+        <w:shd w:fill="F4F4F5" w:val="clear"/>
+        <w:spacing w:after="0" w:before="0"/>
+        <w:ind w:left="200"/>
+      </w:pPr>
+      <w:r>
+        <w:rPr>
+          <w:rFonts w:ascii="Consolas" w:cs="Consolas" w:eastAsia="Consolas" w:hAnsi="Consolas"/>
+          <w:sz w:val="19"/>
+          <w:szCs w:val="19"/>
+        </w:rPr>
+        <w:t xml:space="preserve">kubectl -n focus-lab get configmap,secret</w:t>
+      </w:r>
+    </w:p>
+    <w:p>
+      <w:pPr>
+        <w:shd w:fill="F4F4F5" w:val="clear"/>
+        <w:spacing w:after="0" w:before="0"/>
+        <w:ind w:left="200"/>
+      </w:pPr>
+      <w:r>
+        <w:rPr>
+          <w:rFonts w:ascii="Consolas" w:cs="Consolas" w:eastAsia="Consolas" w:hAnsi="Consolas"/>
+          <w:sz w:val="19"/>
+          <w:szCs w:val="19"/>
+        </w:rPr>
+        <w:t xml:space="preserve">kubectl -n focus-lab get pvc</w:t>
+      </w:r>
+    </w:p>
+    <w:p>
+      <w:pPr>
+        <w:shd w:fill="F4F4F5" w:val="clear"/>
+        <w:spacing w:after="0" w:before="0"/>
+        <w:ind w:left="200"/>
+      </w:pPr>
+      <w:r>
+        <w:rPr>
+          <w:rFonts w:ascii="Consolas" w:cs="Consolas" w:eastAsia="Consolas" w:hAnsi="Consolas"/>
+          <w:sz w:val="19"/>
+          <w:szCs w:val="19"/>
+        </w:rPr>
+        <w:t xml:space="preserve">kubectl -n focus-lab get ingress</w:t>
       </w:r>
     </w:p>
     <w:p>
@@ -3993,7 +5370,523 @@
           <w:sz w:val="19"/>
           <w:szCs w:val="19"/>
         </w:rPr>
-        <w:t xml:space="preserve">./security-probe.sh   # во друг</w:t>
+        <w:t xml:space="preserve">kubectl -n focus-lab logs deployment/backend</w:t>
+      </w:r>
+    </w:p>
+    <w:p>
+      <w:pPr>
+        <w:spacing w:after="140" w:line="300"/>
+      </w:pPr>
+      <w:r>
+        <w:rPr>
+          <w:sz w:val="22"/>
+          <w:szCs w:val="22"/>
+        </w:rPr>
+        <w:t xml:space="preserve">Вистинскиот излез од поставениот кластер:</w:t>
+      </w:r>
+    </w:p>
+    <w:p>
+      <w:pPr>
+        <w:shd w:fill="F4F4F5" w:val="clear"/>
+        <w:spacing w:after="0" w:before="40"/>
+        <w:ind w:left="200"/>
+      </w:pPr>
+      <w:r>
+        <w:rPr>
+          <w:rFonts w:ascii="Consolas" w:cs="Consolas" w:eastAsia="Consolas" w:hAnsi="Consolas"/>
+          <w:sz w:val="16"/>
+          <w:szCs w:val="16"/>
+        </w:rPr>
+        <w:t xml:space="preserve">NAME                           READY   STATUS    RESTARTS       AGE</w:t>
+      </w:r>
+    </w:p>
+    <w:p>
+      <w:pPr>
+        <w:shd w:fill="F4F4F5" w:val="clear"/>
+        <w:spacing w:after="0" w:before="0"/>
+        <w:ind w:left="200"/>
+      </w:pPr>
+      <w:r>
+        <w:rPr>
+          <w:rFonts w:ascii="Consolas" w:cs="Consolas" w:eastAsia="Consolas" w:hAnsi="Consolas"/>
+          <w:sz w:val="16"/>
+          <w:szCs w:val="16"/>
+        </w:rPr>
+        <w:t xml:space="preserve">pod/backend-866c848677-kmxfw   1/1     Running   2 (3m33s ago)  3m41s</w:t>
+      </w:r>
+    </w:p>
+    <w:p>
+      <w:pPr>
+        <w:shd w:fill="F4F4F5" w:val="clear"/>
+        <w:spacing w:after="0" w:before="0"/>
+        <w:ind w:left="200"/>
+      </w:pPr>
+      <w:r>
+        <w:rPr>
+          <w:rFonts w:ascii="Consolas" w:cs="Consolas" w:eastAsia="Consolas" w:hAnsi="Consolas"/>
+          <w:sz w:val="16"/>
+          <w:szCs w:val="16"/>
+        </w:rPr>
+        <w:t xml:space="preserve">pod/frontend-d677f6686-rxtc7   1/1     Running   0              3m40s</w:t>
+      </w:r>
+    </w:p>
+    <w:p>
+      <w:pPr>
+        <w:shd w:fill="F4F4F5" w:val="clear"/>
+        <w:spacing w:after="0" w:before="0"/>
+        <w:ind w:left="200"/>
+      </w:pPr>
+      <w:r>
+        <w:rPr>
+          <w:rFonts w:ascii="Consolas" w:cs="Consolas" w:eastAsia="Consolas" w:hAnsi="Consolas"/>
+          <w:sz w:val="16"/>
+          <w:szCs w:val="16"/>
+        </w:rPr>
+        <w:t xml:space="preserve">pod/frontend-d677f6686-vnxsp   1/1     Running   0              3m40s</w:t>
+      </w:r>
+    </w:p>
+    <w:p>
+      <w:pPr>
+        <w:shd w:fill="F4F4F5" w:val="clear"/>
+        <w:spacing w:after="0" w:before="0"/>
+        <w:ind w:left="200"/>
+      </w:pPr>
+      <w:r>
+        <w:rPr>
+          <w:rFonts w:ascii="Consolas" w:cs="Consolas" w:eastAsia="Consolas" w:hAnsi="Consolas"/>
+          <w:sz w:val="16"/>
+          <w:szCs w:val="16"/>
+        </w:rPr>
+        <w:t xml:space="preserve">pod/postgres-0                 1/1     Running   0              3m41s</w:t>
+      </w:r>
+    </w:p>
+    <w:p>
+      <w:pPr>
+        <w:shd w:fill="F4F4F5" w:val="clear"/>
+        <w:spacing w:after="0" w:before="0"/>
+        <w:ind w:left="200"/>
+      </w:pPr>
+      <w:r>
+        <w:rPr>
+          <w:rFonts w:ascii="Consolas" w:cs="Consolas" w:eastAsia="Consolas" w:hAnsi="Consolas"/>
+          <w:sz w:val="16"/>
+          <w:szCs w:val="16"/>
+        </w:rPr>
+        <w:t xml:space="preserve"> </w:t>
+      </w:r>
+    </w:p>
+    <w:p>
+      <w:pPr>
+        <w:shd w:fill="F4F4F5" w:val="clear"/>
+        <w:spacing w:after="0" w:before="0"/>
+        <w:ind w:left="200"/>
+      </w:pPr>
+      <w:r>
+        <w:rPr>
+          <w:rFonts w:ascii="Consolas" w:cs="Consolas" w:eastAsia="Consolas" w:hAnsi="Consolas"/>
+          <w:sz w:val="16"/>
+          <w:szCs w:val="16"/>
+        </w:rPr>
+        <w:t xml:space="preserve">NAME               TYPE        CLUSTER-IP      EXTERNAL-IP   PORT(S)    AGE</w:t>
+      </w:r>
+    </w:p>
+    <w:p>
+      <w:pPr>
+        <w:shd w:fill="F4F4F5" w:val="clear"/>
+        <w:spacing w:after="0" w:before="0"/>
+        <w:ind w:left="200"/>
+      </w:pPr>
+      <w:r>
+        <w:rPr>
+          <w:rFonts w:ascii="Consolas" w:cs="Consolas" w:eastAsia="Consolas" w:hAnsi="Consolas"/>
+          <w:sz w:val="16"/>
+          <w:szCs w:val="16"/>
+        </w:rPr>
+        <w:t xml:space="preserve">service/backend    ClusterIP   10.96.135.111   &lt;none&gt;        8080/TCP   3m41s</w:t>
+      </w:r>
+    </w:p>
+    <w:p>
+      <w:pPr>
+        <w:shd w:fill="F4F4F5" w:val="clear"/>
+        <w:spacing w:after="0" w:before="0"/>
+        <w:ind w:left="200"/>
+      </w:pPr>
+      <w:r>
+        <w:rPr>
+          <w:rFonts w:ascii="Consolas" w:cs="Consolas" w:eastAsia="Consolas" w:hAnsi="Consolas"/>
+          <w:sz w:val="16"/>
+          <w:szCs w:val="16"/>
+        </w:rPr>
+        <w:t xml:space="preserve">service/frontend   ClusterIP   10.96.153.125   &lt;none&gt;        80/TCP     3m40s</w:t>
+      </w:r>
+    </w:p>
+    <w:p>
+      <w:pPr>
+        <w:shd w:fill="F4F4F5" w:val="clear"/>
+        <w:spacing w:after="0" w:before="0"/>
+        <w:ind w:left="200"/>
+      </w:pPr>
+      <w:r>
+        <w:rPr>
+          <w:rFonts w:ascii="Consolas" w:cs="Consolas" w:eastAsia="Consolas" w:hAnsi="Consolas"/>
+          <w:sz w:val="16"/>
+          <w:szCs w:val="16"/>
+        </w:rPr>
+        <w:t xml:space="preserve">service/postgres   ClusterIP   None            &lt;none&gt;        5432/TCP   3m41s</w:t>
+      </w:r>
+    </w:p>
+    <w:p>
+      <w:pPr>
+        <w:shd w:fill="F4F4F5" w:val="clear"/>
+        <w:spacing w:after="0" w:before="0"/>
+        <w:ind w:left="200"/>
+      </w:pPr>
+      <w:r>
+        <w:rPr>
+          <w:rFonts w:ascii="Consolas" w:cs="Consolas" w:eastAsia="Consolas" w:hAnsi="Consolas"/>
+          <w:sz w:val="16"/>
+          <w:szCs w:val="16"/>
+        </w:rPr>
+        <w:t xml:space="preserve"> </w:t>
+      </w:r>
+    </w:p>
+    <w:p>
+      <w:pPr>
+        <w:shd w:fill="F4F4F5" w:val="clear"/>
+        <w:spacing w:after="0" w:before="0"/>
+        <w:ind w:left="200"/>
+      </w:pPr>
+      <w:r>
+        <w:rPr>
+          <w:rFonts w:ascii="Consolas" w:cs="Consolas" w:eastAsia="Consolas" w:hAnsi="Consolas"/>
+          <w:sz w:val="16"/>
+          <w:szCs w:val="16"/>
+        </w:rPr>
+        <w:t xml:space="preserve">NAME                       READY   UP-TO-DATE   AVAILABLE   AGE</w:t>
+      </w:r>
+    </w:p>
+    <w:p>
+      <w:pPr>
+        <w:shd w:fill="F4F4F5" w:val="clear"/>
+        <w:spacing w:after="0" w:before="0"/>
+        <w:ind w:left="200"/>
+      </w:pPr>
+      <w:r>
+        <w:rPr>
+          <w:rFonts w:ascii="Consolas" w:cs="Consolas" w:eastAsia="Consolas" w:hAnsi="Consolas"/>
+          <w:sz w:val="16"/>
+          <w:szCs w:val="16"/>
+        </w:rPr>
+        <w:t xml:space="preserve">deployment.apps/backend    1/1     1            1           3m41s</w:t>
+      </w:r>
+    </w:p>
+    <w:p>
+      <w:pPr>
+        <w:shd w:fill="F4F4F5" w:val="clear"/>
+        <w:spacing w:after="0" w:before="0"/>
+        <w:ind w:left="200"/>
+      </w:pPr>
+      <w:r>
+        <w:rPr>
+          <w:rFonts w:ascii="Consolas" w:cs="Consolas" w:eastAsia="Consolas" w:hAnsi="Consolas"/>
+          <w:sz w:val="16"/>
+          <w:szCs w:val="16"/>
+        </w:rPr>
+        <w:t xml:space="preserve">deployment.apps/frontend   2/2     2            2           3m40s</w:t>
+      </w:r>
+    </w:p>
+    <w:p>
+      <w:pPr>
+        <w:shd w:fill="F4F4F5" w:val="clear"/>
+        <w:spacing w:after="0" w:before="0"/>
+        <w:ind w:left="200"/>
+      </w:pPr>
+      <w:r>
+        <w:rPr>
+          <w:rFonts w:ascii="Consolas" w:cs="Consolas" w:eastAsia="Consolas" w:hAnsi="Consolas"/>
+          <w:sz w:val="16"/>
+          <w:szCs w:val="16"/>
+        </w:rPr>
+        <w:t xml:space="preserve"> </w:t>
+      </w:r>
+    </w:p>
+    <w:p>
+      <w:pPr>
+        <w:shd w:fill="F4F4F5" w:val="clear"/>
+        <w:spacing w:after="0" w:before="0"/>
+        <w:ind w:left="200"/>
+      </w:pPr>
+      <w:r>
+        <w:rPr>
+          <w:rFonts w:ascii="Consolas" w:cs="Consolas" w:eastAsia="Consolas" w:hAnsi="Consolas"/>
+          <w:sz w:val="16"/>
+          <w:szCs w:val="16"/>
+        </w:rPr>
+        <w:t xml:space="preserve">NAME                        READY   AGE</w:t>
+      </w:r>
+    </w:p>
+    <w:p>
+      <w:pPr>
+        <w:shd w:fill="F4F4F5" w:val="clear"/>
+        <w:spacing w:after="160" w:before="0"/>
+        <w:ind w:left="200"/>
+      </w:pPr>
+      <w:r>
+        <w:rPr>
+          <w:rFonts w:ascii="Consolas" w:cs="Consolas" w:eastAsia="Consolas" w:hAnsi="Consolas"/>
+          <w:sz w:val="16"/>
+          <w:szCs w:val="16"/>
+        </w:rPr>
+        <w:t xml:space="preserve">statefulset.apps/postgres   1/1     3m41s</w:t>
+      </w:r>
+    </w:p>
+    <w:p>
+      <w:pPr>
+        <w:shd w:fill="F4F4F5" w:val="clear"/>
+        <w:spacing w:after="0" w:before="40"/>
+        <w:ind w:left="200"/>
+      </w:pPr>
+      <w:r>
+        <w:rPr>
+          <w:rFonts w:ascii="Consolas" w:cs="Consolas" w:eastAsia="Consolas" w:hAnsi="Consolas"/>
+          <w:sz w:val="16"/>
+          <w:szCs w:val="16"/>
+        </w:rPr>
+        <w:t xml:space="preserve">NAME              STATUS   VOLUME                                     CAPACITY</w:t>
+      </w:r>
+    </w:p>
+    <w:p>
+      <w:pPr>
+        <w:shd w:fill="F4F4F5" w:val="clear"/>
+        <w:spacing w:after="0" w:before="0"/>
+        <w:ind w:left="200"/>
+      </w:pPr>
+      <w:r>
+        <w:rPr>
+          <w:rFonts w:ascii="Consolas" w:cs="Consolas" w:eastAsia="Consolas" w:hAnsi="Consolas"/>
+          <w:sz w:val="16"/>
+          <w:szCs w:val="16"/>
+        </w:rPr>
+        <w:t xml:space="preserve">data-postgres-0   Bound    pvc-4f79c3aa-650e-467d-899d-3f0ed96d3c4c   2Gi</w:t>
+      </w:r>
+    </w:p>
+    <w:p>
+      <w:pPr>
+        <w:shd w:fill="F4F4F5" w:val="clear"/>
+        <w:spacing w:after="0" w:before="0"/>
+        <w:ind w:left="200"/>
+      </w:pPr>
+      <w:r>
+        <w:rPr>
+          <w:rFonts w:ascii="Consolas" w:cs="Consolas" w:eastAsia="Consolas" w:hAnsi="Consolas"/>
+          <w:sz w:val="16"/>
+          <w:szCs w:val="16"/>
+        </w:rPr>
+        <w:t xml:space="preserve"> </w:t>
+      </w:r>
+    </w:p>
+    <w:p>
+      <w:pPr>
+        <w:shd w:fill="F4F4F5" w:val="clear"/>
+        <w:spacing w:after="0" w:before="0"/>
+        <w:ind w:left="200"/>
+      </w:pPr>
+      <w:r>
+        <w:rPr>
+          <w:rFonts w:ascii="Consolas" w:cs="Consolas" w:eastAsia="Consolas" w:hAnsi="Consolas"/>
+          <w:sz w:val="16"/>
+          <w:szCs w:val="16"/>
+        </w:rPr>
+        <w:t xml:space="preserve">NAME       CLASS   HOSTS            ADDRESS      PORTS   AGE</w:t>
+      </w:r>
+    </w:p>
+    <w:p>
+      <w:pPr>
+        <w:shd w:fill="F4F4F5" w:val="clear"/>
+        <w:spacing w:after="0" w:before="0"/>
+        <w:ind w:left="200"/>
+      </w:pPr>
+      <w:r>
+        <w:rPr>
+          <w:rFonts w:ascii="Consolas" w:cs="Consolas" w:eastAsia="Consolas" w:hAnsi="Consolas"/>
+          <w:sz w:val="16"/>
+          <w:szCs w:val="16"/>
+        </w:rPr>
+        <w:t xml:space="preserve">focuslab   nginx   focuslab.local   172.19.0.5   80      3m40s</w:t>
+      </w:r>
+    </w:p>
+    <w:p>
+      <w:pPr>
+        <w:shd w:fill="F4F4F5" w:val="clear"/>
+        <w:spacing w:after="0" w:before="0"/>
+        <w:ind w:left="200"/>
+      </w:pPr>
+      <w:r>
+        <w:rPr>
+          <w:rFonts w:ascii="Consolas" w:cs="Consolas" w:eastAsia="Consolas" w:hAnsi="Consolas"/>
+          <w:sz w:val="16"/>
+          <w:szCs w:val="16"/>
+        </w:rPr>
+        <w:t xml:space="preserve"> </w:t>
+      </w:r>
+    </w:p>
+    <w:p>
+      <w:pPr>
+        <w:shd w:fill="F4F4F5" w:val="clear"/>
+        <w:spacing w:after="0" w:before="0"/>
+        <w:ind w:left="200"/>
+      </w:pPr>
+      <w:r>
+        <w:rPr>
+          <w:rFonts w:ascii="Consolas" w:cs="Consolas" w:eastAsia="Consolas" w:hAnsi="Consolas"/>
+          <w:sz w:val="16"/>
+          <w:szCs w:val="16"/>
+        </w:rPr>
+        <w:t xml:space="preserve">NAME                        DATA   AGE</w:t>
+      </w:r>
+    </w:p>
+    <w:p>
+      <w:pPr>
+        <w:shd w:fill="F4F4F5" w:val="clear"/>
+        <w:spacing w:after="0" w:before="0"/>
+        <w:ind w:left="200"/>
+      </w:pPr>
+      <w:r>
+        <w:rPr>
+          <w:rFonts w:ascii="Consolas" w:cs="Consolas" w:eastAsia="Consolas" w:hAnsi="Consolas"/>
+          <w:sz w:val="16"/>
+          <w:szCs w:val="16"/>
+        </w:rPr>
+        <w:t xml:space="preserve">configmap/focuslab-config   16     3m41s</w:t>
+      </w:r>
+    </w:p>
+    <w:p>
+      <w:pPr>
+        <w:shd w:fill="F4F4F5" w:val="clear"/>
+        <w:spacing w:after="160" w:before="0"/>
+        <w:ind w:left="200"/>
+      </w:pPr>
+      <w:r>
+        <w:rPr>
+          <w:rFonts w:ascii="Consolas" w:cs="Consolas" w:eastAsia="Consolas" w:hAnsi="Consolas"/>
+          <w:sz w:val="16"/>
+          <w:szCs w:val="16"/>
+        </w:rPr>
+        <w:t xml:space="preserve">secret/focuslab-secrets     4      3m41s</w:t>
+      </w:r>
+    </w:p>
+    <w:p>
+      <w:pPr>
+        <w:spacing w:after="140" w:line="300"/>
+      </w:pPr>
+      <w:r>
+        <w:rPr>
+          <w:sz w:val="22"/>
+          <w:szCs w:val="22"/>
+        </w:rPr>
+        <w:t xml:space="preserve">Што се гледа од овој излез:</w:t>
+      </w:r>
+    </w:p>
+    <w:p>
+      <w:pPr>
+        <w:pStyle w:val="ListParagraph"/>
+        <w:numPr>
+          <w:ilvl w:val="0"/>
+          <w:numId w:val="2"/>
+        </w:numPr>
+        <w:spacing w:after="60" w:line="300"/>
+      </w:pPr>
+      <w:r>
+        <w:rPr>
+          <w:sz w:val="22"/>
+          <w:szCs w:val="22"/>
+        </w:rPr>
+        <w:t xml:space="preserve">Четири пода во состојба Running: еден бекенд, два фронтенда и postgres-0. Имињата на Deployment подовите се случајни, а на StatefulSet подот е постојано postgres-0.</w:t>
+      </w:r>
+    </w:p>
+    <w:p>
+      <w:pPr>
+        <w:pStyle w:val="ListParagraph"/>
+        <w:numPr>
+          <w:ilvl w:val="0"/>
+          <w:numId w:val="2"/>
+        </w:numPr>
+        <w:spacing w:after="60" w:line="300"/>
+      </w:pPr>
+      <w:r>
+        <w:rPr>
+          <w:sz w:val="22"/>
+          <w:szCs w:val="22"/>
+        </w:rPr>
+        <w:t xml:space="preserve">Трите сервиси, од кои postgres е headless — има CLUSTER-IP „None", бидејќи не распределува барања туку дава стабилно име.</w:t>
+      </w:r>
+    </w:p>
+    <w:p>
+      <w:pPr>
+        <w:pStyle w:val="ListParagraph"/>
+        <w:numPr>
+          <w:ilvl w:val="0"/>
+          <w:numId w:val="2"/>
+        </w:numPr>
+        <w:spacing w:after="60" w:line="300"/>
+      </w:pPr>
+      <w:r>
+        <w:rPr>
+          <w:sz w:val="22"/>
+          <w:szCs w:val="22"/>
+        </w:rPr>
+        <w:t xml:space="preserve">PersistentVolumeClaim data-postgres-0 во состојба Bound, со 2Gi — тоа е дискот што ја чува базата меѓу создавања на подот.</w:t>
+      </w:r>
+    </w:p>
+    <w:p>
+      <w:pPr>
+        <w:pStyle w:val="ListParagraph"/>
+        <w:numPr>
+          <w:ilvl w:val="0"/>
+          <w:numId w:val="2"/>
+        </w:numPr>
+        <w:spacing w:after="60" w:line="300"/>
+      </w:pPr>
+      <w:r>
+        <w:rPr>
+          <w:sz w:val="22"/>
+          <w:szCs w:val="22"/>
+        </w:rPr>
+        <w:t xml:space="preserve">Ingress со домаќин focuslab.local и адреса од ingress-nginx контролерот.</w:t>
+      </w:r>
+    </w:p>
+    <w:p>
+      <w:pPr>
+        <w:pStyle w:val="ListParagraph"/>
+        <w:numPr>
+          <w:ilvl w:val="0"/>
+          <w:numId w:val="2"/>
+        </w:numPr>
+        <w:spacing w:after="60" w:line="300"/>
+      </w:pPr>
+      <w:r>
+        <w:rPr>
+          <w:sz w:val="22"/>
+          <w:szCs w:val="22"/>
+        </w:rPr>
+        <w:t xml:space="preserve">ConfigMap со 16 вредности и Secret со 4 — точно онолку колку што апликацијата чита.</w:t>
+      </w:r>
+    </w:p>
+    <w:p>
+      <w:pPr>
+        <w:pStyle w:val="ListParagraph"/>
+        <w:numPr>
+          <w:ilvl w:val="0"/>
+          <w:numId w:val="2"/>
+        </w:numPr>
+        <w:spacing w:after="60" w:line="300"/>
+      </w:pPr>
+      <w:r>
+        <w:rPr>
+          <w:sz w:val="22"/>
+          <w:szCs w:val="22"/>
+        </w:rPr>
+        <w:t xml:space="preserve">Двата рестарта кај бекендот се од првото стартување, кога подот се крена пред базата да прима врски. Kubernetes нема depends_on како Docker Compose, па ова е очекувано и се решава само по себе.</w:t>
       </w:r>
     </w:p>
     <w:p>
@@ -4002,6 +5895,57 @@
         <w:spacing w:after="120" w:before="240"/>
       </w:pPr>
       <w:r>
+        <w:t xml:space="preserve">Проверка на безбедноста</w:t>
+      </w:r>
+    </w:p>
+    <w:p>
+      <w:pPr>
+        <w:spacing w:after="140" w:line="300"/>
+      </w:pPr>
+      <w:r>
+        <w:rPr>
+          <w:sz w:val="22"/>
+          <w:szCs w:val="22"/>
+        </w:rPr>
+        <w:t xml:space="preserve">Покрај unit тестовите, во репото има скрипта security-probe.sh што ја напаѓа сопствената апликација преку HTTP и проверува 11 групи работи: пристап без токен, измислен и искривен токен и токен со alg=none, правилата при регистрација, студент кон менторски и админ рути, неодобрен ментор, пристап до туѓи податоци по id, скривање на линкот за средба од неприфатен студент, безбедносните заглавја, течење на внатрешни детали во грешките, и важењето на токенот по промена на лозинка.</w:t>
+      </w:r>
+    </w:p>
+    <w:p>
+      <w:pPr>
+        <w:shd w:fill="F4F4F5" w:val="clear"/>
+        <w:spacing w:after="0" w:before="40"/>
+        <w:ind w:left="200"/>
+      </w:pPr>
+      <w:r>
+        <w:rPr>
+          <w:rFonts w:ascii="Consolas" w:cs="Consolas" w:eastAsia="Consolas" w:hAnsi="Consolas"/>
+          <w:sz w:val="19"/>
+          <w:szCs w:val="19"/>
+        </w:rPr>
+        <w:t xml:space="preserve">./run-backend.sh      # во еден терминал</w:t>
+      </w:r>
+    </w:p>
+    <w:p>
+      <w:pPr>
+        <w:shd w:fill="F4F4F5" w:val="clear"/>
+        <w:spacing w:after="160" w:before="0"/>
+        <w:ind w:left="200"/>
+      </w:pPr>
+      <w:r>
+        <w:rPr>
+          <w:rFonts w:ascii="Consolas" w:cs="Consolas" w:eastAsia="Consolas" w:hAnsi="Consolas"/>
+          <w:sz w:val="19"/>
+          <w:szCs w:val="19"/>
+        </w:rPr>
+        <w:t xml:space="preserve">./security-probe.sh   # во друг</w:t>
+      </w:r>
+    </w:p>
+    <w:p>
+      <w:pPr>
+        <w:pStyle w:val="Heading2"/>
+        <w:spacing w:after="120" w:before="240"/>
+      </w:pPr>
+      <w:r>
         <w:t xml:space="preserve">Проверка на фронтендот</w:t>
       </w:r>
     </w:p>
@@ -4146,6 +6090,78 @@
         <w:spacing w:after="160" w:before="360"/>
       </w:pPr>
       <w:r>
+        <w:t xml:space="preserve">Практична демонстрација</w:t>
+      </w:r>
+    </w:p>
+    <w:p>
+      <w:pPr>
+        <w:spacing w:after="140" w:line="300"/>
+      </w:pPr>
+      <w:r>
+        <w:rPr>
+          <w:sz w:val="22"/>
+          <w:szCs w:val="22"/>
+        </w:rPr>
+        <w:t xml:space="preserve">По поставувањето на манифестите, апликацијата беше отворена на http://focuslab.local. Интерфејсот се вчита преку Ingress-от и фронтенд подовите, а најавата како администратор помина — со што е потврдено дека и бекендот и базата одговараат, бидејќи најавата бара проверка на лозинката против записот во PostgreSQL.</w:t>
+      </w:r>
+    </w:p>
+    <w:p>
+      <w:pPr>
+        <w:spacing w:after="140" w:line="300"/>
+      </w:pPr>
+      <w:r>
+        <w:rPr>
+          <w:sz w:val="22"/>
+          <w:szCs w:val="22"/>
+        </w:rPr>
+        <w:t xml:space="preserve">Дека Secret-от навистина се чита се докажува со самото тоа што бекендот воопшто стартувал: SecretsGuard ја запира апликацијата ако тајната за токените е онаа од репото или е пократка од 32 знаци, а вредноста доаѓа исклучиво од Secret-от.</w:t>
+      </w:r>
+    </w:p>
+    <w:p>
+      <w:pPr>
+        <w:spacing w:after="140" w:line="300"/>
+      </w:pPr>
+      <w:r>
+        <w:rPr>
+          <w:sz w:val="22"/>
+          <w:szCs w:val="22"/>
+        </w:rPr>
+        <w:t xml:space="preserve">Поделбата на stateless и stateful компоненти беше проверена со бришење на подот на бекендот:</w:t>
+      </w:r>
+    </w:p>
+    <w:p>
+      <w:pPr>
+        <w:shd w:fill="F4F4F5" w:val="clear"/>
+        <w:spacing w:after="160" w:before="40"/>
+        <w:ind w:left="200"/>
+      </w:pPr>
+      <w:r>
+        <w:rPr>
+          <w:rFonts w:ascii="Consolas" w:cs="Consolas" w:eastAsia="Consolas" w:hAnsi="Consolas"/>
+          <w:sz w:val="19"/>
+          <w:szCs w:val="19"/>
+        </w:rPr>
+        <w:t xml:space="preserve">kubectl -n focus-lab delete pod -l app.kubernetes.io/name=backend</w:t>
+      </w:r>
+    </w:p>
+    <w:p>
+      <w:pPr>
+        <w:spacing w:after="140" w:line="300"/>
+      </w:pPr>
+      <w:r>
+        <w:rPr>
+          <w:sz w:val="22"/>
+          <w:szCs w:val="22"/>
+        </w:rPr>
+        <w:t xml:space="preserve">Kubernetes веднаш создава нов под од истиот Deployment. По неговото подигање, податоците внесени пред бришењето се непроменети, бидејќи бекендот не чува ништо кај себе — состојбата е во PostgreSQL, на дискот на StatefulSet-от.</w:t>
+      </w:r>
+    </w:p>
+    <w:p>
+      <w:pPr>
+        <w:pStyle w:val="Heading1"/>
+        <w:spacing w:after="160" w:before="360"/>
+      </w:pPr>
+      <w:r>
         <w:t xml:space="preserve">Линкови до ресурси</w:t>
       </w:r>
     </w:p>
@@ -4300,6 +6316,34 @@
     </w:p>
     <w:p>
       <w:pPr>
+        <w:pStyle w:val="ListParagraph"/>
+        <w:numPr>
+          <w:ilvl w:val="0"/>
+          <w:numId w:val="2"/>
+        </w:numPr>
+        <w:spacing w:after="60" w:line="300"/>
+      </w:pPr>
+      <w:r>
+        <w:rPr>
+          <w:b/>
+          <w:bCs/>
+          <w:sz w:val="22"/>
+          <w:szCs w:val="22"/>
+        </w:rPr>
+        <w:t xml:space="preserve">Kubernetes манифести: </w:t>
+      </w:r>
+      <w:r>
+        <w:rPr>
+          <w:b w:val="false"/>
+          <w:bCs w:val="false"/>
+          <w:sz w:val="22"/>
+          <w:szCs w:val="22"/>
+        </w:rPr>
+        <w:t xml:space="preserve">/k8s (со упатство во k8s/README.md)</w:t>
+      </w:r>
+    </w:p>
+    <w:p>
+      <w:pPr>
         <w:spacing w:after="160"/>
       </w:pPr>
     </w:p>
@@ -4414,7 +6458,7 @@
           <w:sz w:val="22"/>
           <w:szCs w:val="22"/>
         </w:rPr>
-        <w:t xml:space="preserve">Проектот демонстрира контејнеризација на трислојна веб-апликација со двофазни Docker имиџи, локална оркестрација на трите сервиси со Docker Compose со здравствени проверки и правилен ред на стартување, и целосно CI решение со GitHub Actions што на секој push кон main ги пушта тестовите и објавува нова верзија на имиџите на Docker Hub.</w:t>
+        <w:t xml:space="preserve">Проектот демонстрира контејнеризација на трислојна веб-апликација со двофазни Docker имиџи, локална оркестрација на трите сервиси со Docker Compose со здравствени проверки и правилен ред на стартување, целосно CI решение со GitHub Actions што на секој push кон main ги пушта тестовите и објавува нова верзија на имиџите на Docker Hub, и поставување во Kubernetes кластер.</w:t>
       </w:r>
     </w:p>
     <w:p>
@@ -4438,7 +6482,7 @@
           <w:sz w:val="22"/>
           <w:szCs w:val="22"/>
         </w:rPr>
-        <w:t xml:space="preserve">Kubernetes делот — Deployment со ConfigMap и Secret, Service, Ingress и StatefulSet за базата, во посебен namespace — е во изработка и се доставува дополнително.</w:t>
+        <w:t xml:space="preserve">Во Kubernetes решението, апликацијата е поделена според тоа што чува состојба: бекендот и фронтендот одат како Deployment со ClusterIP сервиси, а PostgreSQL како StatefulSet со сопствен постојан диск. Конфигурацијата е поделена на ConfigMap и Secret, надворешниот пристап оди преку еден Ingress со рутирање по патека, а сè живее во сопствен namespace. Решението ги покрива сите задолжителни барања на задачата.</w:t>
       </w:r>
     </w:p>
     <w:sectPr>
